--- a/Cagemini/Oumar_Capgemini.docx
+++ b/Cagemini/Oumar_Capgemini.docx
@@ -805,7 +805,10 @@
     <w:sdt>
       <w:sdtPr>
         <w:rPr>
-          <w:rFonts w:ascii="Ubuntu" w:hAnsi="Ubuntu"/>
+          <w:rFonts w:ascii="Ubuntu" w:eastAsia="Verdana" w:hAnsi="Ubuntu"/>
+          <w:color w:val="181717"/>
+          <w:sz w:val="20"/>
+          <w:szCs w:val="22"/>
           <w:lang w:val="en-US"/>
         </w:rPr>
         <w:alias w:val="CertificationInfo"/>
@@ -815,14 +818,6 @@
           <w:docPart w:val="E56D805A168B44BA87D47B23BEC7A173"/>
         </w:placeholder>
       </w:sdtPr>
-      <w:sdtEndPr>
-        <w:rPr>
-          <w:rFonts w:eastAsia="Verdana"/>
-          <w:color w:val="181717"/>
-          <w:sz w:val="20"/>
-          <w:szCs w:val="22"/>
-        </w:rPr>
-      </w:sdtEndPr>
       <w:sdtContent>
         <w:bookmarkEnd w:id="0" w:displacedByCustomXml="prev"/>
         <w:p>
@@ -1072,6 +1067,7 @@
         <w:rPr>
           <w:rStyle w:val="A0"/>
           <w:rFonts w:ascii="Ubuntu" w:hAnsi="Ubuntu" w:cstheme="minorHAnsi"/>
+          <w:noProof/>
           <w:color w:val="0370AD"/>
           <w:lang w:val="en-US"/>
         </w:rPr>
@@ -1308,18 +1304,7 @@
           <w:szCs w:val="18"/>
           <w:lang w:val="en-GB"/>
         </w:rPr>
-        <w:t xml:space="preserve"> </w:t>
-      </w:r>
-      <w:r>
-        <w:rPr>
-          <w:rFonts w:ascii="Ubuntu" w:hAnsi="Ubuntu" w:cstheme="minorBidi"/>
-          <w:color w:val="44546A" w:themeColor="text2"/>
-          <w:kern w:val="24"/>
-          <w:sz w:val="18"/>
-          <w:szCs w:val="18"/>
-          <w:lang w:val="en-GB"/>
-        </w:rPr>
-        <w:t>Business IT and Management</w:t>
+        <w:t xml:space="preserve"> Business IT and Management</w:t>
       </w:r>
     </w:p>
     <w:p>
@@ -1346,29 +1331,7 @@
           <w:szCs w:val="18"/>
           <w:lang w:val="en-GB"/>
         </w:rPr>
-        <w:t xml:space="preserve">High </w:t>
-      </w:r>
-      <w:r>
-        <w:rPr>
-          <w:rFonts w:ascii="Ubuntu" w:hAnsi="Ubuntu" w:cstheme="minorBidi"/>
-          <w:color w:val="44546A" w:themeColor="text2"/>
-          <w:kern w:val="24"/>
-          <w:sz w:val="18"/>
-          <w:szCs w:val="18"/>
-          <w:lang w:val="en-GB"/>
-        </w:rPr>
-        <w:t xml:space="preserve">   </w:t>
-      </w:r>
-      <w:r>
-        <w:rPr>
-          <w:rFonts w:ascii="Ubuntu" w:hAnsi="Ubuntu" w:cstheme="minorBidi"/>
-          <w:color w:val="44546A" w:themeColor="text2"/>
-          <w:kern w:val="24"/>
-          <w:sz w:val="18"/>
-          <w:szCs w:val="18"/>
-          <w:lang w:val="en-GB"/>
-        </w:rPr>
-        <w:t>School | 2012 – 2017</w:t>
+        <w:t>High    School | 2012 – 2017</w:t>
       </w:r>
     </w:p>
     <w:p>
@@ -1410,7 +1373,7 @@
           <w:kern w:val="24"/>
           <w:sz w:val="18"/>
           <w:szCs w:val="18"/>
-          <w:lang w:val="fr-BE"/>
+          <w:lang w:val="en-GB"/>
         </w:rPr>
       </w:pPr>
       <w:r>
@@ -1420,7 +1383,7 @@
           <w:kern w:val="24"/>
           <w:sz w:val="18"/>
           <w:szCs w:val="18"/>
-          <w:lang w:val="fr-BE"/>
+          <w:lang w:val="en-GB"/>
         </w:rPr>
         <w:t>Economics and Management Sciences,</w:t>
       </w:r>
@@ -1437,7 +1400,7 @@
           <w:kern w:val="24"/>
           <w:sz w:val="18"/>
           <w:szCs w:val="18"/>
-          <w:lang w:val="fr-BE"/>
+          <w:lang w:val="en-GB"/>
         </w:rPr>
       </w:pPr>
       <w:r>
@@ -1447,20 +1410,9 @@
           <w:kern w:val="24"/>
           <w:sz w:val="18"/>
           <w:szCs w:val="18"/>
-          <w:lang w:val="fr-BE"/>
+          <w:lang w:val="en-GB"/>
         </w:rPr>
-        <w:t>Cote D’Ivoire</w:t>
-      </w:r>
-      <w:r>
-        <w:rPr>
-          <w:rFonts w:ascii="Ubuntu" w:hAnsi="Ubuntu" w:cstheme="minorBidi"/>
-          <w:color w:val="44546A" w:themeColor="text2"/>
-          <w:kern w:val="24"/>
-          <w:sz w:val="18"/>
-          <w:szCs w:val="18"/>
-          <w:lang w:val="fr-BE"/>
-        </w:rPr>
-        <w:t xml:space="preserve"> | 2008 – 2010</w:t>
+        <w:t>Cote D’Ivoire | 2008 – 2010</w:t>
       </w:r>
     </w:p>
     <w:p>
@@ -1487,7 +1439,7 @@
           <w:i w:val="0"/>
           <w:iCs w:val="0"/>
           <w:color w:val="0370AD"/>
-          <w:lang w:val="fr-BE"/>
+          <w:lang w:val="en-GB"/>
         </w:rPr>
       </w:pPr>
     </w:p>
@@ -1501,7 +1453,7 @@
           <w:i w:val="0"/>
           <w:iCs w:val="0"/>
           <w:color w:val="0370AD"/>
-          <w:lang w:val="fr-BE"/>
+          <w:lang w:val="en-GB"/>
         </w:rPr>
       </w:pPr>
     </w:p>
@@ -2114,6 +2066,7 @@
           <w:rStyle w:val="A0"/>
           <w:rFonts w:ascii="Ubuntu" w:hAnsi="Ubuntu" w:cstheme="minorHAnsi"/>
           <w:color w:val="0370AD"/>
+          <w:lang w:val="en-GB"/>
         </w:rPr>
         <w:sectPr>
           <w:headerReference w:type="default" r:id="rId12"/>
@@ -2535,7 +2488,31 @@
                       <w:szCs w:val="18"/>
                       <w:lang w:val="en-IN"/>
                     </w:rPr>
-                    <w:t>Development of a data platform using Microsoft Fabric, focused on building a scalable data architecture, enabling data transformation pipelines, and delivering business insights through semantic models and Power BI reporting.</w:t>
+                    <w:t>Development of a data platform using Microsoft Fabric, focused on building a scalable data architecture</w:t>
+                  </w:r>
+                  <w:r>
+                    <w:rPr>
+                      <w:rStyle w:val="A0"/>
+                      <w:rFonts w:ascii="Ubuntu" w:hAnsi="Ubuntu" w:cs="Calibri"/>
+                      <w:b w:val="0"/>
+                      <w:bCs w:val="0"/>
+                      <w:sz w:val="20"/>
+                      <w:szCs w:val="18"/>
+                      <w:lang w:val="en-IN"/>
+                    </w:rPr>
+                    <w:t xml:space="preserve"> including monitoring</w:t>
+                  </w:r>
+                  <w:r>
+                    <w:rPr>
+                      <w:rStyle w:val="A0"/>
+                      <w:rFonts w:ascii="Ubuntu" w:hAnsi="Ubuntu" w:cs="Calibri"/>
+                      <w:b w:val="0"/>
+                      <w:bCs w:val="0"/>
+                      <w:sz w:val="20"/>
+                      <w:szCs w:val="18"/>
+                      <w:lang w:val="en-IN"/>
+                    </w:rPr>
+                    <w:t>, enabling data transformation pipelines, and delivering business insights through semantic models and Power BI reporting.</w:t>
                   </w:r>
                 </w:p>
                 <w:p>
@@ -3239,19 +3216,7 @@
                       <w:lang w:val="en-IN"/>
                     </w:rPr>
                     <w:lastRenderedPageBreak/>
-                    <w:t xml:space="preserve">Microsoft Fabric, Power BI (including Semantic Models), Dataflows Gen2, Notebooks (Spark / Python), Azure DevOps, Git, Capacity Metrics App, Data </w:t>
-                  </w:r>
-                  <w:r>
-                    <w:rPr>
-                      <w:rStyle w:val="A0"/>
-                      <w:rFonts w:ascii="Ubuntu" w:hAnsi="Ubuntu" w:cs="Calibri"/>
-                      <w:b w:val="0"/>
-                      <w:bCs w:val="0"/>
-                      <w:sz w:val="20"/>
-                      <w:szCs w:val="18"/>
-                      <w:lang w:val="en-IN"/>
-                    </w:rPr>
-                    <w:t>Warehouse,</w:t>
+                    <w:t>Microsoft Fabric, Power BI (including Semantic Models), Dataflows Gen2, Notebooks (Spark / Python), Azure DevOps, Git, Capacity Metrics App, Data Warehouse,</w:t>
                   </w:r>
                   <w:r>
                     <w:rPr>
@@ -3575,16 +3540,7 @@
                       <w:szCs w:val="18"/>
                       <w:lang w:val="en-GB"/>
                     </w:rPr>
-                    <w:t>A</w:t>
-                  </w:r>
-                  <w:r>
-                    <w:rPr>
-                      <w:rFonts w:ascii="Ubuntu" w:hAnsi="Ubuntu" w:cs="Calibri"/>
-                      <w:color w:val="000000"/>
-                      <w:szCs w:val="18"/>
-                      <w:lang w:val="en-GB"/>
-                    </w:rPr>
-                    <w:t>dministration tasks</w:t>
+                    <w:t>Administration tasks</w:t>
                   </w:r>
                 </w:p>
                 <w:p>
@@ -3759,7 +3715,25 @@
                       <w:color w:val="000000"/>
                       <w:lang w:val="en-GB"/>
                     </w:rPr>
-                    <w:t>Managed storage modes (Import/DirectQuery/Dual) based on data complexity and performance needs</w:t>
+                    <w:t>Managed storage modes (Import/</w:t>
+                  </w:r>
+                  <w:proofErr w:type="spellStart"/>
+                  <w:r>
+                    <w:rPr>
+                      <w:rFonts w:ascii="Ubuntu" w:hAnsi="Ubuntu" w:cstheme="minorBidi"/>
+                      <w:color w:val="000000"/>
+                      <w:lang w:val="en-GB"/>
+                    </w:rPr>
+                    <w:t>DirectQuery</w:t>
+                  </w:r>
+                  <w:proofErr w:type="spellEnd"/>
+                  <w:r>
+                    <w:rPr>
+                      <w:rFonts w:ascii="Ubuntu" w:hAnsi="Ubuntu" w:cstheme="minorBidi"/>
+                      <w:color w:val="000000"/>
+                      <w:lang w:val="en-GB"/>
+                    </w:rPr>
+                    <w:t>/Dual) based on data complexity and performance needs</w:t>
                   </w:r>
                 </w:p>
                 <w:p>
@@ -3786,25 +3760,7 @@
                       <w:szCs w:val="18"/>
                       <w:lang w:val="en-GB"/>
                     </w:rPr>
-                    <w:t xml:space="preserve">Workspace management (access, </w:t>
-                  </w:r>
-                  <w:r>
-                    <w:rPr>
-                      <w:rFonts w:ascii="Ubuntu" w:hAnsi="Ubuntu" w:cs="Calibri"/>
-                      <w:color w:val="000000"/>
-                      <w:szCs w:val="18"/>
-                      <w:lang w:val="en-GB"/>
-                    </w:rPr>
-                    <w:t>sharing,</w:t>
-                  </w:r>
-                  <w:r>
-                    <w:rPr>
-                      <w:rFonts w:ascii="Ubuntu" w:hAnsi="Ubuntu" w:cs="Calibri"/>
-                      <w:color w:val="000000"/>
-                      <w:szCs w:val="18"/>
-                      <w:lang w:val="en-GB"/>
-                    </w:rPr>
-                    <w:t xml:space="preserve"> Power BI Apps)</w:t>
+                    <w:t>Workspace management (access, sharing, Power BI Apps)</w:t>
                   </w:r>
                 </w:p>
                 <w:p>
@@ -4076,7 +4032,25 @@
                       <w:color w:val="000000"/>
                       <w:lang w:val="en-GB"/>
                     </w:rPr>
-                    <w:t>Integrated Databricks with ADLS and Power BI (Import and DirectQuery)</w:t>
+                    <w:t xml:space="preserve">Integrated Databricks with ADLS and Power BI (Import and </w:t>
+                  </w:r>
+                  <w:proofErr w:type="spellStart"/>
+                  <w:r>
+                    <w:rPr>
+                      <w:rFonts w:ascii="Ubuntu" w:hAnsi="Ubuntu" w:cstheme="minorBidi"/>
+                      <w:color w:val="000000"/>
+                      <w:lang w:val="en-GB"/>
+                    </w:rPr>
+                    <w:t>DirectQuery</w:t>
+                  </w:r>
+                  <w:proofErr w:type="spellEnd"/>
+                  <w:r>
+                    <w:rPr>
+                      <w:rFonts w:ascii="Ubuntu" w:hAnsi="Ubuntu" w:cstheme="minorBidi"/>
+                      <w:color w:val="000000"/>
+                      <w:lang w:val="en-GB"/>
+                    </w:rPr>
+                    <w:t>)</w:t>
                   </w:r>
                 </w:p>
                 <w:p>
@@ -4602,7 +4576,25 @@
                       <w:color w:val="000000"/>
                       <w:lang w:val="en-US"/>
                     </w:rPr>
-                    <w:t>Azure Databricks, PySpark, Spark, Azure Analysis Services (AAS), SQL, Azure DevOps, Visual Studio Code, Tabular Editor, DAX Studio, Snowflake, PowerShell, data mart, Power Query, Power BI Desktop, Power BI Service (Premium capacity, (shared) dataset, semantic model, workspace, apps, deployment pipeline), Python, CI/CD, Data Management</w:t>
+                    <w:t xml:space="preserve">Azure Databricks, </w:t>
+                  </w:r>
+                  <w:proofErr w:type="spellStart"/>
+                  <w:r>
+                    <w:rPr>
+                      <w:rFonts w:ascii="Ubuntu" w:hAnsi="Ubuntu" w:cstheme="minorBidi"/>
+                      <w:color w:val="000000"/>
+                      <w:lang w:val="en-US"/>
+                    </w:rPr>
+                    <w:t>PySpark</w:t>
+                  </w:r>
+                  <w:proofErr w:type="spellEnd"/>
+                  <w:r>
+                    <w:rPr>
+                      <w:rFonts w:ascii="Ubuntu" w:hAnsi="Ubuntu" w:cstheme="minorBidi"/>
+                      <w:color w:val="000000"/>
+                      <w:lang w:val="en-US"/>
+                    </w:rPr>
+                    <w:t>, Spark, Azure Analysis Services (AAS), SQL, Azure DevOps, Visual Studio Code, Tabular Editor, DAX Studio, Snowflake, PowerShell, data mart, Power Query, Power BI Desktop, Power BI Service (Premium capacity, (shared) dataset, semantic model, workspace, apps, deployment pipeline), Python, CI/CD, Data Management</w:t>
                   </w:r>
                 </w:p>
                 <w:p>
@@ -4952,29 +4944,7 @@
                       <w:szCs w:val="20"/>
                       <w:lang w:val="en-US"/>
                     </w:rPr>
-                    <w:t>BI Consultant</w:t>
-                  </w:r>
-                  <w:r>
-                    <w:rPr>
-                      <w:rStyle w:val="A0"/>
-                      <w:rFonts w:ascii="Ubuntu" w:hAnsi="Ubuntu" w:cstheme="minorHAnsi"/>
-                      <w:color w:val="FFFFFF" w:themeColor="background1"/>
-                      <w:sz w:val="20"/>
-                      <w:szCs w:val="20"/>
-                      <w:lang w:val="en-US"/>
-                    </w:rPr>
-                    <w:t xml:space="preserve"> | </w:t>
-                  </w:r>
-                  <w:r>
-                    <w:rPr>
-                      <w:rStyle w:val="A0"/>
-                      <w:rFonts w:ascii="Ubuntu" w:hAnsi="Ubuntu" w:cstheme="minorHAnsi"/>
-                      <w:color w:val="FFFFFF" w:themeColor="background1"/>
-                      <w:sz w:val="20"/>
-                      <w:szCs w:val="20"/>
-                      <w:lang w:val="en-US"/>
-                    </w:rPr>
-                    <w:t>AG Insurance</w:t>
+                    <w:t>BI Consultant | AG Insurance</w:t>
                   </w:r>
                 </w:p>
                 <w:p>
@@ -5008,8 +4978,1634 @@
                       <w:szCs w:val="20"/>
                       <w:lang w:val="en-US"/>
                     </w:rPr>
-                    <w:t>Jan 202</w:t>
-                  </w:r>
+                    <w:t>Jan 2020 – Dec 2022</w:t>
+                  </w:r>
+                </w:p>
+                <w:p>
+                  <w:pPr>
+                    <w:autoSpaceDE w:val="0"/>
+                    <w:autoSpaceDN w:val="0"/>
+                    <w:adjustRightInd w:val="0"/>
+                    <w:spacing w:after="0" w:line="240" w:lineRule="auto"/>
+                    <w:ind w:left="0" w:firstLine="0"/>
+                    <w:rPr>
+                      <w:rStyle w:val="WhozTemplate"/>
+                      <w:rFonts w:ascii="Ubuntu" w:hAnsi="Ubuntu" w:cstheme="minorHAnsi"/>
+                      <w:lang w:val="en-GB"/>
+                    </w:rPr>
+                  </w:pPr>
+                </w:p>
+                <w:p>
+                  <w:pPr>
+                    <w:rPr>
+                      <w:rFonts w:ascii="Ubuntu" w:hAnsi="Ubuntu" w:cstheme="minorHAnsi"/>
+                      <w:b/>
+                      <w:bCs/>
+                      <w:i/>
+                      <w:iCs/>
+                      <w:color w:val="A6A6A6" w:themeColor="background1" w:themeShade="A6"/>
+                      <w:szCs w:val="20"/>
+                      <w:lang w:val="en-BE"/>
+                    </w:rPr>
+                  </w:pPr>
+                  <w:r>
+                    <w:rPr>
+                      <w:rFonts w:ascii="Ubuntu" w:hAnsi="Ubuntu"/>
+                      <w:b/>
+                      <w:bCs/>
+                      <w:lang w:val="en-GB"/>
+                    </w:rPr>
+                    <w:t>Project</w:t>
+                  </w:r>
+                </w:p>
+                <w:p>
+                  <w:pPr>
+                    <w:autoSpaceDE w:val="0"/>
+                    <w:autoSpaceDN w:val="0"/>
+                    <w:adjustRightInd w:val="0"/>
+                    <w:spacing w:after="0" w:line="240" w:lineRule="auto"/>
+                    <w:ind w:left="0" w:firstLine="0"/>
+                    <w:rPr>
+                      <w:rFonts w:ascii="Ubuntu" w:hAnsi="Ubuntu" w:cs="Calibri"/>
+                      <w:color w:val="000000"/>
+                      <w:szCs w:val="18"/>
+                      <w:lang w:val="en-US"/>
+                    </w:rPr>
+                  </w:pPr>
+                  <w:r>
+                    <w:rPr>
+                      <w:rFonts w:ascii="Ubuntu" w:hAnsi="Ubuntu" w:cs="Calibri"/>
+                      <w:color w:val="000000"/>
+                      <w:szCs w:val="18"/>
+                      <w:lang w:val="en-GB"/>
+                    </w:rPr>
+                    <w:t>Worked on several Data Integration projects for Risk Division, Security Division, Employee Benefit, Life, Finance, Daily Operational Support</w:t>
+                  </w:r>
+                  <w:r>
+                    <w:rPr>
+                      <w:rFonts w:ascii="Ubuntu" w:hAnsi="Ubuntu" w:cs="Calibri"/>
+                      <w:color w:val="000000"/>
+                      <w:szCs w:val="18"/>
+                      <w:lang w:val="en-US"/>
+                    </w:rPr>
+                    <w:t>.</w:t>
+                  </w:r>
+                </w:p>
+                <w:p>
+                  <w:pPr>
+                    <w:autoSpaceDE w:val="0"/>
+                    <w:autoSpaceDN w:val="0"/>
+                    <w:adjustRightInd w:val="0"/>
+                    <w:spacing w:after="0" w:line="240" w:lineRule="auto"/>
+                    <w:ind w:left="0" w:firstLine="0"/>
+                    <w:rPr>
+                      <w:rFonts w:ascii="Ubuntu" w:hAnsi="Ubuntu" w:cs="Calibri"/>
+                      <w:color w:val="000000"/>
+                      <w:szCs w:val="18"/>
+                      <w:lang w:val="en-US"/>
+                    </w:rPr>
+                  </w:pPr>
+                </w:p>
+                <w:p>
+                  <w:pPr>
+                    <w:autoSpaceDE w:val="0"/>
+                    <w:autoSpaceDN w:val="0"/>
+                    <w:adjustRightInd w:val="0"/>
+                    <w:spacing w:after="0" w:line="240" w:lineRule="auto"/>
+                    <w:ind w:left="0" w:firstLine="0"/>
+                    <w:rPr>
+                      <w:rFonts w:ascii="Ubuntu" w:hAnsi="Ubuntu" w:cs="Calibri"/>
+                      <w:color w:val="000000"/>
+                      <w:szCs w:val="18"/>
+                      <w:lang w:val="en-BE"/>
+                    </w:rPr>
+                  </w:pPr>
+                  <w:r>
+                    <w:rPr>
+                      <w:rFonts w:ascii="Ubuntu" w:hAnsi="Ubuntu" w:cs="Calibri"/>
+                      <w:b/>
+                      <w:bCs/>
+                      <w:color w:val="000000"/>
+                      <w:szCs w:val="18"/>
+                      <w:lang w:val="en-GB"/>
+                    </w:rPr>
+                    <w:t xml:space="preserve">Responsibilities </w:t>
+                  </w:r>
+                </w:p>
+                <w:p>
+                  <w:pPr>
+                    <w:pStyle w:val="ListParagraph"/>
+                    <w:numPr>
+                      <w:ilvl w:val="0"/>
+                      <w:numId w:val="6"/>
+                    </w:numPr>
+                    <w:rPr>
+                      <w:rFonts w:cstheme="minorBidi"/>
+                      <w:color w:val="000000"/>
+                      <w:kern w:val="2"/>
+                      <w:szCs w:val="20"/>
+                      <w:lang w:val="en-GB"/>
+                      <w14:ligatures w14:val="standardContextual"/>
+                    </w:rPr>
+                  </w:pPr>
+                  <w:proofErr w:type="spellStart"/>
+                  <w:r>
+                    <w:rPr>
+                      <w:rFonts w:ascii="Ubuntu" w:hAnsi="Ubuntu" w:cstheme="minorBidi"/>
+                      <w:color w:val="000000"/>
+                      <w:lang w:val="en-GB"/>
+                    </w:rPr>
+                    <w:t>Analyzed</w:t>
+                  </w:r>
+                  <w:proofErr w:type="spellEnd"/>
+                  <w:r>
+                    <w:rPr>
+                      <w:rFonts w:ascii="Ubuntu" w:hAnsi="Ubuntu" w:cstheme="minorBidi"/>
+                      <w:color w:val="000000"/>
+                      <w:lang w:val="en-GB"/>
+                    </w:rPr>
+                    <w:t>, adapted, tested, and deployed SSIS packages to meet new business requirements</w:t>
+                  </w:r>
+                </w:p>
+                <w:p>
+                  <w:pPr>
+                    <w:pStyle w:val="ListParagraph"/>
+                    <w:numPr>
+                      <w:ilvl w:val="0"/>
+                      <w:numId w:val="6"/>
+                    </w:numPr>
+                    <w:rPr>
+                      <w:rFonts w:cstheme="minorBidi"/>
+                      <w:color w:val="000000"/>
+                      <w:kern w:val="2"/>
+                      <w:szCs w:val="20"/>
+                      <w:lang w:val="en-GB"/>
+                      <w14:ligatures w14:val="standardContextual"/>
+                    </w:rPr>
+                  </w:pPr>
+                  <w:r>
+                    <w:rPr>
+                      <w:rFonts w:ascii="Ubuntu" w:hAnsi="Ubuntu" w:cstheme="minorBidi"/>
+                      <w:color w:val="000000"/>
+                      <w:lang w:val="en-GB"/>
+                    </w:rPr>
+                    <w:t>Consolidated large Excel and flat files to apply complex business logic and generate outputs consumed by the Tagetik application</w:t>
+                  </w:r>
+                </w:p>
+                <w:p>
+                  <w:pPr>
+                    <w:pStyle w:val="ListParagraph"/>
+                    <w:numPr>
+                      <w:ilvl w:val="0"/>
+                      <w:numId w:val="6"/>
+                    </w:numPr>
+                    <w:rPr>
+                      <w:rFonts w:cstheme="minorBidi"/>
+                      <w:color w:val="000000"/>
+                      <w:kern w:val="2"/>
+                      <w:szCs w:val="20"/>
+                      <w:lang w:val="en-GB"/>
+                      <w14:ligatures w14:val="standardContextual"/>
+                    </w:rPr>
+                  </w:pPr>
+                  <w:proofErr w:type="spellStart"/>
+                  <w:r>
+                    <w:rPr>
+                      <w:rFonts w:ascii="Ubuntu" w:hAnsi="Ubuntu" w:cstheme="minorBidi"/>
+                      <w:color w:val="000000"/>
+                      <w:lang w:val="en-GB"/>
+                    </w:rPr>
+                    <w:t>Analyzed</w:t>
+                  </w:r>
+                  <w:proofErr w:type="spellEnd"/>
+                  <w:r>
+                    <w:rPr>
+                      <w:rFonts w:ascii="Ubuntu" w:hAnsi="Ubuntu" w:cstheme="minorBidi"/>
+                      <w:color w:val="000000"/>
+                      <w:lang w:val="en-GB"/>
+                    </w:rPr>
+                    <w:t xml:space="preserve"> data from the security database (loaded from security checkpoints)</w:t>
+                  </w:r>
+                </w:p>
+                <w:p>
+                  <w:pPr>
+                    <w:numPr>
+                      <w:ilvl w:val="0"/>
+                      <w:numId w:val="6"/>
+                    </w:numPr>
+                    <w:autoSpaceDE w:val="0"/>
+                    <w:autoSpaceDN w:val="0"/>
+                    <w:adjustRightInd w:val="0"/>
+                    <w:spacing w:after="0" w:line="240" w:lineRule="auto"/>
+                    <w:rPr>
+                      <w:rFonts w:ascii="Ubuntu" w:hAnsi="Ubuntu" w:cs="Calibri"/>
+                      <w:color w:val="000000"/>
+                      <w:szCs w:val="18"/>
+                      <w:lang w:val="en-BE"/>
+                    </w:rPr>
+                  </w:pPr>
+                  <w:r>
+                    <w:rPr>
+                      <w:rFonts w:ascii="Ubuntu" w:hAnsi="Ubuntu" w:cs="Calibri"/>
+                      <w:color w:val="000000"/>
+                      <w:szCs w:val="18"/>
+                      <w:lang w:val="en-GB"/>
+                    </w:rPr>
+                    <w:t>Develop SSIS packages and create CSV reports about employees’ accesses (where, when, how, duration, ...)</w:t>
+                  </w:r>
+                </w:p>
+                <w:p>
+                  <w:pPr>
+                    <w:pStyle w:val="ListParagraph"/>
+                    <w:numPr>
+                      <w:ilvl w:val="0"/>
+                      <w:numId w:val="6"/>
+                    </w:numPr>
+                    <w:rPr>
+                      <w:rFonts w:ascii="Ubuntu" w:hAnsi="Ubuntu" w:cs="Calibri"/>
+                      <w:color w:val="000000"/>
+                      <w:szCs w:val="18"/>
+                      <w:lang w:val="en-BE"/>
+                    </w:rPr>
+                  </w:pPr>
+                  <w:r>
+                    <w:rPr>
+                      <w:rFonts w:ascii="Ubuntu" w:hAnsi="Ubuntu" w:cstheme="minorBidi"/>
+                      <w:color w:val="000000"/>
+                      <w:lang w:val="en-GB"/>
+                    </w:rPr>
+                    <w:t>Developed SSIS packages to load and update access rights in the security database (grant/remove access)</w:t>
+                  </w:r>
+                </w:p>
+                <w:p>
+                  <w:pPr>
+                    <w:numPr>
+                      <w:ilvl w:val="0"/>
+                      <w:numId w:val="6"/>
+                    </w:numPr>
+                    <w:autoSpaceDE w:val="0"/>
+                    <w:autoSpaceDN w:val="0"/>
+                    <w:adjustRightInd w:val="0"/>
+                    <w:spacing w:after="0" w:line="240" w:lineRule="auto"/>
+                    <w:rPr>
+                      <w:rFonts w:ascii="Ubuntu" w:hAnsi="Ubuntu" w:cs="Calibri"/>
+                      <w:color w:val="000000"/>
+                      <w:szCs w:val="18"/>
+                      <w:lang w:val="en-BE"/>
+                    </w:rPr>
+                  </w:pPr>
+                  <w:r>
+                    <w:rPr>
+                      <w:rFonts w:ascii="Ubuntu" w:hAnsi="Ubuntu" w:cs="Calibri"/>
+                      <w:color w:val="000000"/>
+                      <w:szCs w:val="18"/>
+                      <w:lang w:val="en-GB"/>
+                    </w:rPr>
+                    <w:t>Read data from the CRM application (Microsoft Dynamics) and load into the staging and target tables using Delta checks: add new fields, new tables, adapt data types, load, test, deploy</w:t>
+                  </w:r>
+                </w:p>
+                <w:p>
+                  <w:pPr>
+                    <w:numPr>
+                      <w:ilvl w:val="0"/>
+                      <w:numId w:val="6"/>
+                    </w:numPr>
+                    <w:autoSpaceDE w:val="0"/>
+                    <w:autoSpaceDN w:val="0"/>
+                    <w:adjustRightInd w:val="0"/>
+                    <w:spacing w:after="0" w:line="240" w:lineRule="auto"/>
+                    <w:rPr>
+                      <w:rFonts w:ascii="Ubuntu" w:hAnsi="Ubuntu" w:cs="Calibri"/>
+                      <w:color w:val="000000"/>
+                      <w:szCs w:val="18"/>
+                      <w:lang w:val="en-BE"/>
+                    </w:rPr>
+                  </w:pPr>
+                  <w:r>
+                    <w:rPr>
+                      <w:rFonts w:ascii="Ubuntu" w:hAnsi="Ubuntu" w:cs="Calibri"/>
+                      <w:color w:val="000000"/>
+                      <w:szCs w:val="18"/>
+                      <w:lang w:val="en-GB"/>
+                    </w:rPr>
+                    <w:t>Create Power BI reports</w:t>
+                  </w:r>
+                </w:p>
+                <w:p>
+                  <w:pPr>
+                    <w:numPr>
+                      <w:ilvl w:val="0"/>
+                      <w:numId w:val="6"/>
+                    </w:numPr>
+                    <w:autoSpaceDE w:val="0"/>
+                    <w:autoSpaceDN w:val="0"/>
+                    <w:adjustRightInd w:val="0"/>
+                    <w:spacing w:after="0" w:line="240" w:lineRule="auto"/>
+                    <w:rPr>
+                      <w:rFonts w:ascii="Ubuntu" w:hAnsi="Ubuntu" w:cs="Calibri"/>
+                      <w:color w:val="000000"/>
+                      <w:szCs w:val="18"/>
+                      <w:lang w:val="en-BE"/>
+                    </w:rPr>
+                  </w:pPr>
+                  <w:r>
+                    <w:rPr>
+                      <w:rFonts w:ascii="Ubuntu" w:hAnsi="Ubuntu" w:cs="Calibri"/>
+                      <w:color w:val="000000"/>
+                      <w:szCs w:val="18"/>
+                      <w:lang w:val="en-GB"/>
+                    </w:rPr>
+                    <w:t>Develop an SSIS package, generating an excel, for the follow-up of the customers’ digital signatures</w:t>
+                  </w:r>
+                </w:p>
+                <w:p>
+                  <w:pPr>
+                    <w:numPr>
+                      <w:ilvl w:val="0"/>
+                      <w:numId w:val="6"/>
+                    </w:numPr>
+                    <w:autoSpaceDE w:val="0"/>
+                    <w:autoSpaceDN w:val="0"/>
+                    <w:adjustRightInd w:val="0"/>
+                    <w:spacing w:after="0" w:line="240" w:lineRule="auto"/>
+                    <w:rPr>
+                      <w:rFonts w:ascii="Ubuntu" w:hAnsi="Ubuntu" w:cs="Calibri"/>
+                      <w:color w:val="000000"/>
+                      <w:szCs w:val="18"/>
+                      <w:lang w:val="en-BE"/>
+                    </w:rPr>
+                  </w:pPr>
+                  <w:r>
+                    <w:rPr>
+                      <w:rFonts w:ascii="Ubuntu" w:hAnsi="Ubuntu" w:cs="Calibri"/>
+                      <w:color w:val="000000"/>
+                      <w:szCs w:val="18"/>
+                      <w:lang w:val="en-GB"/>
+                    </w:rPr>
+                    <w:t xml:space="preserve">Daily operational support, follow-up, </w:t>
+                  </w:r>
+                  <w:proofErr w:type="spellStart"/>
+                  <w:r>
+                    <w:rPr>
+                      <w:rFonts w:ascii="Ubuntu" w:hAnsi="Ubuntu" w:cs="Calibri"/>
+                      <w:color w:val="000000"/>
+                      <w:szCs w:val="18"/>
+                      <w:lang w:val="en-GB"/>
+                    </w:rPr>
+                    <w:t>analyze</w:t>
+                  </w:r>
+                  <w:proofErr w:type="spellEnd"/>
+                  <w:r>
+                    <w:rPr>
+                      <w:rFonts w:ascii="Ubuntu" w:hAnsi="Ubuntu" w:cs="Calibri"/>
+                      <w:color w:val="000000"/>
+                      <w:szCs w:val="18"/>
+                      <w:lang w:val="en-GB"/>
+                    </w:rPr>
+                    <w:t xml:space="preserve"> and solve issues (query errors, connection issues, wrong data type, data quality issues, missing data, …)</w:t>
+                  </w:r>
+                </w:p>
+                <w:p>
+                  <w:pPr>
+                    <w:numPr>
+                      <w:ilvl w:val="0"/>
+                      <w:numId w:val="6"/>
+                    </w:numPr>
+                    <w:autoSpaceDE w:val="0"/>
+                    <w:autoSpaceDN w:val="0"/>
+                    <w:adjustRightInd w:val="0"/>
+                    <w:spacing w:after="0" w:line="240" w:lineRule="auto"/>
+                    <w:rPr>
+                      <w:rFonts w:ascii="Ubuntu" w:hAnsi="Ubuntu" w:cs="Calibri"/>
+                      <w:color w:val="000000"/>
+                      <w:szCs w:val="18"/>
+                      <w:lang w:val="en-BE"/>
+                    </w:rPr>
+                  </w:pPr>
+                  <w:r>
+                    <w:rPr>
+                      <w:rFonts w:ascii="Ubuntu" w:hAnsi="Ubuntu" w:cs="Calibri"/>
+                      <w:color w:val="000000"/>
+                      <w:szCs w:val="18"/>
+                      <w:lang w:val="en-GB"/>
+                    </w:rPr>
+                    <w:t>Back-end</w:t>
+                  </w:r>
+                </w:p>
+                <w:p>
+                  <w:pPr>
+                    <w:numPr>
+                      <w:ilvl w:val="0"/>
+                      <w:numId w:val="6"/>
+                    </w:numPr>
+                    <w:autoSpaceDE w:val="0"/>
+                    <w:autoSpaceDN w:val="0"/>
+                    <w:adjustRightInd w:val="0"/>
+                    <w:spacing w:after="0" w:line="240" w:lineRule="auto"/>
+                    <w:rPr>
+                      <w:rFonts w:ascii="Ubuntu" w:hAnsi="Ubuntu" w:cs="Calibri"/>
+                      <w:color w:val="000000"/>
+                      <w:szCs w:val="18"/>
+                      <w:lang w:val="en-BE"/>
+                    </w:rPr>
+                  </w:pPr>
+                  <w:r>
+                    <w:rPr>
+                      <w:rFonts w:ascii="Ubuntu" w:hAnsi="Ubuntu" w:cs="Calibri"/>
+                      <w:color w:val="000000"/>
+                      <w:szCs w:val="18"/>
+                      <w:lang w:val="en-GB"/>
+                    </w:rPr>
+                    <w:t>Support the BI team with solving their customers' daily business issues</w:t>
+                  </w:r>
+                </w:p>
+                <w:p>
+                  <w:pPr>
+                    <w:numPr>
+                      <w:ilvl w:val="0"/>
+                      <w:numId w:val="6"/>
+                    </w:numPr>
+                    <w:autoSpaceDE w:val="0"/>
+                    <w:autoSpaceDN w:val="0"/>
+                    <w:adjustRightInd w:val="0"/>
+                    <w:spacing w:after="0" w:line="240" w:lineRule="auto"/>
+                    <w:rPr>
+                      <w:rFonts w:ascii="Ubuntu" w:hAnsi="Ubuntu" w:cs="Calibri"/>
+                      <w:color w:val="000000"/>
+                      <w:szCs w:val="18"/>
+                      <w:lang w:val="en-BE"/>
+                    </w:rPr>
+                  </w:pPr>
+                  <w:r>
+                    <w:rPr>
+                      <w:rFonts w:ascii="Ubuntu" w:hAnsi="Ubuntu" w:cs="Calibri"/>
+                      <w:color w:val="000000"/>
+                      <w:szCs w:val="18"/>
+                      <w:lang w:val="en-GB"/>
+                    </w:rPr>
+                    <w:t>Ensure the continuity and the stability of the Service</w:t>
+                  </w:r>
+                </w:p>
+                <w:p>
+                  <w:pPr>
+                    <w:numPr>
+                      <w:ilvl w:val="0"/>
+                      <w:numId w:val="6"/>
+                    </w:numPr>
+                    <w:autoSpaceDE w:val="0"/>
+                    <w:autoSpaceDN w:val="0"/>
+                    <w:adjustRightInd w:val="0"/>
+                    <w:spacing w:after="0" w:line="240" w:lineRule="auto"/>
+                    <w:rPr>
+                      <w:rFonts w:ascii="Ubuntu" w:hAnsi="Ubuntu" w:cs="Calibri"/>
+                      <w:color w:val="000000"/>
+                      <w:szCs w:val="18"/>
+                      <w:lang w:val="en-BE"/>
+                    </w:rPr>
+                  </w:pPr>
+                  <w:r>
+                    <w:rPr>
+                      <w:rFonts w:ascii="Ubuntu" w:hAnsi="Ubuntu" w:cs="Calibri"/>
+                      <w:color w:val="000000"/>
+                      <w:szCs w:val="18"/>
+                      <w:lang w:val="en-GB"/>
+                    </w:rPr>
+                    <w:t xml:space="preserve">Enhance / maintain the different BI-layers (Staging, History, Datawarehouse) </w:t>
+                  </w:r>
+                </w:p>
+                <w:p>
+                  <w:pPr>
+                    <w:numPr>
+                      <w:ilvl w:val="0"/>
+                      <w:numId w:val="6"/>
+                    </w:numPr>
+                    <w:autoSpaceDE w:val="0"/>
+                    <w:autoSpaceDN w:val="0"/>
+                    <w:adjustRightInd w:val="0"/>
+                    <w:spacing w:after="0" w:line="240" w:lineRule="auto"/>
+                    <w:rPr>
+                      <w:rFonts w:ascii="Ubuntu" w:hAnsi="Ubuntu" w:cs="Calibri"/>
+                      <w:color w:val="000000"/>
+                      <w:szCs w:val="18"/>
+                      <w:lang w:val="en-BE"/>
+                    </w:rPr>
+                  </w:pPr>
+                  <w:r>
+                    <w:rPr>
+                      <w:rFonts w:ascii="Ubuntu" w:hAnsi="Ubuntu" w:cs="Calibri"/>
+                      <w:color w:val="000000"/>
+                      <w:szCs w:val="18"/>
+                      <w:lang w:val="en-GB"/>
+                    </w:rPr>
+                    <w:t xml:space="preserve">Daily load check and solving eventually load failed (Ex: conversion problems, missing objects, network problem...)  </w:t>
+                  </w:r>
+                </w:p>
+                <w:p>
+                  <w:pPr>
+                    <w:numPr>
+                      <w:ilvl w:val="0"/>
+                      <w:numId w:val="6"/>
+                    </w:numPr>
+                    <w:autoSpaceDE w:val="0"/>
+                    <w:autoSpaceDN w:val="0"/>
+                    <w:adjustRightInd w:val="0"/>
+                    <w:spacing w:after="0" w:line="240" w:lineRule="auto"/>
+                    <w:rPr>
+                      <w:rFonts w:ascii="Ubuntu" w:hAnsi="Ubuntu" w:cs="Calibri"/>
+                      <w:color w:val="000000"/>
+                      <w:szCs w:val="18"/>
+                      <w:lang w:val="en-BE"/>
+                    </w:rPr>
+                  </w:pPr>
+                  <w:r>
+                    <w:rPr>
+                      <w:rFonts w:ascii="Ubuntu" w:hAnsi="Ubuntu" w:cs="Calibri"/>
+                      <w:color w:val="000000"/>
+                      <w:szCs w:val="18"/>
+                      <w:lang w:val="en-GB"/>
+                    </w:rPr>
+                    <w:t>Using BIML to create multiples tables from the application source and propagate them on the different layers (automatization table creation)</w:t>
+                  </w:r>
+                </w:p>
+                <w:p>
+                  <w:pPr>
+                    <w:numPr>
+                      <w:ilvl w:val="0"/>
+                      <w:numId w:val="6"/>
+                    </w:numPr>
+                    <w:autoSpaceDE w:val="0"/>
+                    <w:autoSpaceDN w:val="0"/>
+                    <w:adjustRightInd w:val="0"/>
+                    <w:spacing w:after="0" w:line="240" w:lineRule="auto"/>
+                    <w:rPr>
+                      <w:rFonts w:ascii="Ubuntu" w:hAnsi="Ubuntu" w:cs="Calibri"/>
+                      <w:color w:val="000000"/>
+                      <w:szCs w:val="18"/>
+                      <w:lang w:val="en-BE"/>
+                    </w:rPr>
+                  </w:pPr>
+                  <w:r>
+                    <w:rPr>
+                      <w:rFonts w:ascii="Ubuntu" w:hAnsi="Ubuntu" w:cs="Calibri"/>
+                      <w:color w:val="000000"/>
+                      <w:szCs w:val="18"/>
+                      <w:lang w:val="en-GB"/>
+                    </w:rPr>
+                    <w:t xml:space="preserve">Packages and cubes creation considering the existing method </w:t>
+                  </w:r>
+                </w:p>
+                <w:p>
+                  <w:pPr>
+                    <w:pStyle w:val="ListParagraph"/>
+                    <w:numPr>
+                      <w:ilvl w:val="0"/>
+                      <w:numId w:val="6"/>
+                    </w:numPr>
+                    <w:rPr>
+                      <w:rFonts w:ascii="Ubuntu" w:hAnsi="Ubuntu" w:cs="Calibri"/>
+                      <w:color w:val="000000"/>
+                      <w:szCs w:val="18"/>
+                      <w:lang w:val="en-BE"/>
+                    </w:rPr>
+                  </w:pPr>
+                  <w:r>
+                    <w:rPr>
+                      <w:rFonts w:ascii="Ubuntu" w:hAnsi="Ubuntu" w:cstheme="minorBidi"/>
+                      <w:color w:val="000000"/>
+                      <w:lang w:val="en-GB"/>
+                    </w:rPr>
+                    <w:t>Deployed newly created or adapted solutions according to established procedures</w:t>
+                  </w:r>
+                </w:p>
+                <w:p>
+                  <w:pPr>
+                    <w:numPr>
+                      <w:ilvl w:val="0"/>
+                      <w:numId w:val="6"/>
+                    </w:numPr>
+                    <w:autoSpaceDE w:val="0"/>
+                    <w:autoSpaceDN w:val="0"/>
+                    <w:adjustRightInd w:val="0"/>
+                    <w:spacing w:after="0" w:line="240" w:lineRule="auto"/>
+                    <w:rPr>
+                      <w:rFonts w:ascii="Ubuntu" w:hAnsi="Ubuntu" w:cs="Calibri"/>
+                      <w:color w:val="000000"/>
+                      <w:szCs w:val="18"/>
+                      <w:lang w:val="en-BE"/>
+                    </w:rPr>
+                  </w:pPr>
+                  <w:r>
+                    <w:rPr>
+                      <w:rFonts w:ascii="Ubuntu" w:hAnsi="Ubuntu" w:cs="Calibri"/>
+                      <w:color w:val="000000"/>
+                      <w:szCs w:val="18"/>
+                      <w:lang w:val="en-GB"/>
+                    </w:rPr>
+                    <w:t>Front-end</w:t>
+                  </w:r>
+                </w:p>
+                <w:p>
+                  <w:pPr>
+                    <w:numPr>
+                      <w:ilvl w:val="0"/>
+                      <w:numId w:val="6"/>
+                    </w:numPr>
+                    <w:autoSpaceDE w:val="0"/>
+                    <w:autoSpaceDN w:val="0"/>
+                    <w:adjustRightInd w:val="0"/>
+                    <w:spacing w:after="0" w:line="240" w:lineRule="auto"/>
+                    <w:rPr>
+                      <w:rFonts w:ascii="Ubuntu" w:hAnsi="Ubuntu" w:cs="Calibri"/>
+                      <w:color w:val="000000"/>
+                      <w:szCs w:val="18"/>
+                      <w:lang w:val="en-BE"/>
+                    </w:rPr>
+                  </w:pPr>
+                  <w:r>
+                    <w:rPr>
+                      <w:rFonts w:ascii="Ubuntu" w:hAnsi="Ubuntu" w:cs="Calibri"/>
+                      <w:color w:val="000000"/>
+                      <w:szCs w:val="18"/>
+                      <w:lang w:val="en-GB"/>
+                    </w:rPr>
+                    <w:t>SSRS report creation based on DWH tables</w:t>
+                  </w:r>
+                </w:p>
+                <w:p>
+                  <w:pPr>
+                    <w:numPr>
+                      <w:ilvl w:val="0"/>
+                      <w:numId w:val="6"/>
+                    </w:numPr>
+                    <w:autoSpaceDE w:val="0"/>
+                    <w:autoSpaceDN w:val="0"/>
+                    <w:adjustRightInd w:val="0"/>
+                    <w:spacing w:after="0" w:line="240" w:lineRule="auto"/>
+                    <w:rPr>
+                      <w:rFonts w:ascii="Ubuntu" w:hAnsi="Ubuntu" w:cs="Calibri"/>
+                      <w:color w:val="000000"/>
+                      <w:szCs w:val="18"/>
+                      <w:lang w:val="en-BE"/>
+                    </w:rPr>
+                  </w:pPr>
+                  <w:r>
+                    <w:rPr>
+                      <w:rFonts w:ascii="Ubuntu" w:hAnsi="Ubuntu" w:cs="Calibri"/>
+                      <w:color w:val="000000"/>
+                      <w:szCs w:val="18"/>
+                      <w:lang w:val="en-GB"/>
+                    </w:rPr>
+                    <w:t>Impact analyses to check the dependencies (in the complete Bi-Solution) of a given database object before a project starts</w:t>
+                  </w:r>
+                </w:p>
+                <w:p>
+                  <w:pPr>
+                    <w:numPr>
+                      <w:ilvl w:val="0"/>
+                      <w:numId w:val="6"/>
+                    </w:numPr>
+                    <w:autoSpaceDE w:val="0"/>
+                    <w:autoSpaceDN w:val="0"/>
+                    <w:adjustRightInd w:val="0"/>
+                    <w:spacing w:after="0" w:line="240" w:lineRule="auto"/>
+                    <w:rPr>
+                      <w:rFonts w:ascii="Ubuntu" w:hAnsi="Ubuntu" w:cs="Calibri"/>
+                      <w:color w:val="000000"/>
+                      <w:szCs w:val="18"/>
+                      <w:lang w:val="en-BE"/>
+                    </w:rPr>
+                  </w:pPr>
+                  <w:r>
+                    <w:rPr>
+                      <w:rFonts w:ascii="Ubuntu" w:hAnsi="Ubuntu" w:cs="Calibri"/>
+                      <w:color w:val="000000"/>
+                      <w:szCs w:val="18"/>
+                      <w:lang w:val="en-GB"/>
+                    </w:rPr>
+                    <w:t>Documentations about all changes or newly added solutions</w:t>
+                  </w:r>
+                </w:p>
+                <w:p>
+                  <w:pPr>
+                    <w:pStyle w:val="ListParagraph"/>
+                    <w:numPr>
+                      <w:ilvl w:val="0"/>
+                      <w:numId w:val="6"/>
+                    </w:numPr>
+                    <w:rPr>
+                      <w:rFonts w:ascii="Ubuntu" w:hAnsi="Ubuntu" w:cs="Calibri"/>
+                      <w:color w:val="000000"/>
+                      <w:szCs w:val="18"/>
+                      <w:lang w:val="en-BE"/>
+                    </w:rPr>
+                  </w:pPr>
+                  <w:r>
+                    <w:rPr>
+                      <w:rFonts w:ascii="Ubuntu" w:hAnsi="Ubuntu" w:cstheme="minorBidi"/>
+                      <w:color w:val="000000"/>
+                      <w:lang w:val="en-GB"/>
+                    </w:rPr>
+                    <w:t>Set up CI/CD for Azure Data Factory and data migration</w:t>
+                  </w:r>
+                </w:p>
+                <w:p>
+                  <w:pPr>
+                    <w:pStyle w:val="ListParagraph"/>
+                    <w:numPr>
+                      <w:ilvl w:val="0"/>
+                      <w:numId w:val="6"/>
+                    </w:numPr>
+                    <w:rPr>
+                      <w:rFonts w:ascii="Ubuntu" w:hAnsi="Ubuntu" w:cs="Calibri"/>
+                      <w:color w:val="000000"/>
+                      <w:szCs w:val="18"/>
+                      <w:lang w:val="en-BE"/>
+                    </w:rPr>
+                  </w:pPr>
+                  <w:proofErr w:type="spellStart"/>
+                  <w:r>
+                    <w:rPr>
+                      <w:rFonts w:ascii="Ubuntu" w:hAnsi="Ubuntu" w:cstheme="minorBidi"/>
+                      <w:color w:val="000000"/>
+                      <w:lang w:val="fr-BE"/>
+                    </w:rPr>
+                    <w:t>Managed</w:t>
+                  </w:r>
+                  <w:proofErr w:type="spellEnd"/>
+                  <w:r>
+                    <w:rPr>
+                      <w:rFonts w:ascii="Ubuntu" w:hAnsi="Ubuntu" w:cstheme="minorBidi"/>
+                      <w:color w:val="000000"/>
+                      <w:lang w:val="fr-BE"/>
+                    </w:rPr>
+                    <w:t xml:space="preserve"> Azure DevOps/GitHub CI/CD </w:t>
+                  </w:r>
+                  <w:proofErr w:type="spellStart"/>
+                  <w:r>
+                    <w:rPr>
+                      <w:rFonts w:ascii="Ubuntu" w:hAnsi="Ubuntu" w:cstheme="minorBidi"/>
+                      <w:color w:val="000000"/>
+                      <w:lang w:val="fr-BE"/>
+                    </w:rPr>
+                    <w:t>environments</w:t>
+                  </w:r>
+                  <w:proofErr w:type="spellEnd"/>
+                </w:p>
+                <w:p>
+                  <w:pPr>
+                    <w:pStyle w:val="ListParagraph"/>
+                    <w:numPr>
+                      <w:ilvl w:val="0"/>
+                      <w:numId w:val="6"/>
+                    </w:numPr>
+                    <w:rPr>
+                      <w:rFonts w:ascii="Ubuntu" w:hAnsi="Ubuntu" w:cs="Calibri"/>
+                      <w:color w:val="000000"/>
+                      <w:szCs w:val="18"/>
+                      <w:lang w:val="en-BE"/>
+                    </w:rPr>
+                  </w:pPr>
+                  <w:r>
+                    <w:rPr>
+                      <w:rFonts w:ascii="Ubuntu" w:hAnsi="Ubuntu" w:cstheme="minorBidi"/>
+                      <w:color w:val="000000"/>
+                      <w:lang w:val="en-GB"/>
+                    </w:rPr>
+                    <w:t>Created an Azure DevOps account</w:t>
+                  </w:r>
+                </w:p>
+                <w:p>
+                  <w:pPr>
+                    <w:pStyle w:val="ListParagraph"/>
+                    <w:numPr>
+                      <w:ilvl w:val="0"/>
+                      <w:numId w:val="6"/>
+                    </w:numPr>
+                    <w:rPr>
+                      <w:rFonts w:ascii="Ubuntu" w:hAnsi="Ubuntu" w:cs="Calibri"/>
+                      <w:color w:val="000000"/>
+                      <w:szCs w:val="18"/>
+                      <w:lang w:val="en-BE"/>
+                    </w:rPr>
+                  </w:pPr>
+                  <w:r>
+                    <w:rPr>
+                      <w:rFonts w:ascii="Ubuntu" w:hAnsi="Ubuntu" w:cstheme="minorBidi"/>
+                      <w:color w:val="000000"/>
+                      <w:lang w:val="en-GB"/>
+                    </w:rPr>
+                    <w:t>Created projects and repositories</w:t>
+                  </w:r>
+                </w:p>
+                <w:p>
+                  <w:pPr>
+                    <w:pStyle w:val="ListParagraph"/>
+                    <w:numPr>
+                      <w:ilvl w:val="0"/>
+                      <w:numId w:val="6"/>
+                    </w:numPr>
+                    <w:rPr>
+                      <w:rFonts w:ascii="Ubuntu" w:hAnsi="Ubuntu" w:cs="Calibri"/>
+                      <w:color w:val="000000"/>
+                      <w:szCs w:val="18"/>
+                      <w:lang w:val="en-BE"/>
+                    </w:rPr>
+                  </w:pPr>
+                  <w:r>
+                    <w:rPr>
+                      <w:rFonts w:ascii="Ubuntu" w:hAnsi="Ubuntu" w:cstheme="minorBidi"/>
+                      <w:color w:val="000000"/>
+                      <w:lang w:val="en-GB"/>
+                    </w:rPr>
+                    <w:t>Created developer branches</w:t>
+                  </w:r>
+                </w:p>
+                <w:p>
+                  <w:pPr>
+                    <w:pStyle w:val="ListParagraph"/>
+                    <w:numPr>
+                      <w:ilvl w:val="0"/>
+                      <w:numId w:val="6"/>
+                    </w:numPr>
+                    <w:rPr>
+                      <w:rFonts w:ascii="Ubuntu" w:hAnsi="Ubuntu" w:cs="Calibri"/>
+                      <w:color w:val="000000"/>
+                      <w:szCs w:val="18"/>
+                      <w:lang w:val="en-BE"/>
+                    </w:rPr>
+                  </w:pPr>
+                  <w:r>
+                    <w:rPr>
+                      <w:rFonts w:ascii="Ubuntu" w:hAnsi="Ubuntu" w:cstheme="minorBidi"/>
+                      <w:color w:val="000000"/>
+                      <w:lang w:val="en-GB"/>
+                    </w:rPr>
+                    <w:lastRenderedPageBreak/>
+                    <w:t>Created variable groups for test and production environments</w:t>
+                  </w:r>
+                </w:p>
+                <w:p>
+                  <w:pPr>
+                    <w:pStyle w:val="ListParagraph"/>
+                    <w:numPr>
+                      <w:ilvl w:val="0"/>
+                      <w:numId w:val="6"/>
+                    </w:numPr>
+                    <w:rPr>
+                      <w:rFonts w:ascii="Ubuntu" w:hAnsi="Ubuntu" w:cs="Calibri"/>
+                      <w:color w:val="000000"/>
+                      <w:szCs w:val="18"/>
+                      <w:lang w:val="en-BE"/>
+                    </w:rPr>
+                  </w:pPr>
+                  <w:r>
+                    <w:rPr>
+                      <w:rFonts w:ascii="Ubuntu" w:hAnsi="Ubuntu" w:cstheme="minorBidi"/>
+                      <w:color w:val="000000"/>
+                      <w:lang w:val="en-GB"/>
+                    </w:rPr>
+                    <w:t>Built CI/CD pipelines to automate build and release processes</w:t>
+                  </w:r>
+                </w:p>
+                <w:p>
+                  <w:pPr>
+                    <w:pStyle w:val="ListParagraph"/>
+                    <w:numPr>
+                      <w:ilvl w:val="0"/>
+                      <w:numId w:val="6"/>
+                    </w:numPr>
+                    <w:rPr>
+                      <w:rFonts w:ascii="Ubuntu" w:hAnsi="Ubuntu" w:cs="Calibri"/>
+                      <w:color w:val="000000"/>
+                      <w:szCs w:val="18"/>
+                      <w:lang w:val="en-BE"/>
+                    </w:rPr>
+                  </w:pPr>
+                  <w:r>
+                    <w:rPr>
+                      <w:rFonts w:ascii="Ubuntu" w:hAnsi="Ubuntu" w:cstheme="minorBidi"/>
+                      <w:color w:val="000000"/>
+                      <w:lang w:val="en-GB"/>
+                    </w:rPr>
+                    <w:t>Created three Azure Data Lake Storage accounts (Dev/Test/Prod)</w:t>
+                  </w:r>
+                </w:p>
+                <w:p>
+                  <w:pPr>
+                    <w:numPr>
+                      <w:ilvl w:val="0"/>
+                      <w:numId w:val="6"/>
+                    </w:numPr>
+                    <w:autoSpaceDE w:val="0"/>
+                    <w:autoSpaceDN w:val="0"/>
+                    <w:adjustRightInd w:val="0"/>
+                    <w:spacing w:after="0" w:line="240" w:lineRule="auto"/>
+                    <w:rPr>
+                      <w:rFonts w:ascii="Ubuntu" w:hAnsi="Ubuntu" w:cs="Calibri"/>
+                      <w:color w:val="000000"/>
+                      <w:szCs w:val="18"/>
+                      <w:lang w:val="en-BE"/>
+                    </w:rPr>
+                  </w:pPr>
+                  <w:r>
+                    <w:rPr>
+                      <w:rFonts w:ascii="Ubuntu" w:hAnsi="Ubuntu" w:cs="Calibri"/>
+                      <w:color w:val="000000"/>
+                      <w:szCs w:val="18"/>
+                      <w:lang w:val="en-GB"/>
+                    </w:rPr>
+                    <w:t xml:space="preserve">Migrate the Dynamics 365 tables to the Data Lake, </w:t>
+                  </w:r>
+                </w:p>
+                <w:p>
+                  <w:pPr>
+                    <w:pStyle w:val="ListParagraph"/>
+                    <w:numPr>
+                      <w:ilvl w:val="0"/>
+                      <w:numId w:val="6"/>
+                    </w:numPr>
+                    <w:rPr>
+                      <w:rFonts w:ascii="Ubuntu" w:hAnsi="Ubuntu" w:cs="Calibri"/>
+                      <w:color w:val="000000"/>
+                      <w:szCs w:val="18"/>
+                      <w:lang w:val="en-BE"/>
+                    </w:rPr>
+                  </w:pPr>
+                  <w:r>
+                    <w:rPr>
+                      <w:rFonts w:ascii="Ubuntu" w:hAnsi="Ubuntu" w:cstheme="minorBidi"/>
+                      <w:color w:val="000000"/>
+                      <w:lang w:val="en-GB"/>
+                    </w:rPr>
+                    <w:t>Created three Azure Key Vault instances</w:t>
+                  </w:r>
+                </w:p>
+                <w:p>
+                  <w:pPr>
+                    <w:pStyle w:val="ListParagraph"/>
+                    <w:numPr>
+                      <w:ilvl w:val="0"/>
+                      <w:numId w:val="6"/>
+                    </w:numPr>
+                    <w:rPr>
+                      <w:rFonts w:ascii="Ubuntu" w:hAnsi="Ubuntu" w:cs="Calibri"/>
+                      <w:color w:val="000000"/>
+                      <w:szCs w:val="18"/>
+                      <w:lang w:val="en-BE"/>
+                    </w:rPr>
+                  </w:pPr>
+                  <w:r>
+                    <w:rPr>
+                      <w:rFonts w:ascii="Ubuntu" w:hAnsi="Ubuntu" w:cstheme="minorBidi"/>
+                      <w:color w:val="000000"/>
+                      <w:lang w:val="en-GB"/>
+                    </w:rPr>
+                    <w:t>Created secrets in Key Vault to store storage-account connection strings</w:t>
+                  </w:r>
+                </w:p>
+                <w:p>
+                  <w:pPr>
+                    <w:numPr>
+                      <w:ilvl w:val="0"/>
+                      <w:numId w:val="6"/>
+                    </w:numPr>
+                    <w:autoSpaceDE w:val="0"/>
+                    <w:autoSpaceDN w:val="0"/>
+                    <w:adjustRightInd w:val="0"/>
+                    <w:spacing w:after="0" w:line="240" w:lineRule="auto"/>
+                    <w:rPr>
+                      <w:rFonts w:ascii="Ubuntu" w:hAnsi="Ubuntu" w:cs="Calibri"/>
+                      <w:color w:val="000000"/>
+                      <w:szCs w:val="18"/>
+                      <w:lang w:val="en-BE"/>
+                    </w:rPr>
+                  </w:pPr>
+                  <w:r>
+                    <w:rPr>
+                      <w:rFonts w:ascii="Ubuntu" w:hAnsi="Ubuntu" w:cs="Calibri"/>
+                      <w:color w:val="000000"/>
+                      <w:szCs w:val="18"/>
+                      <w:lang w:val="en-GB"/>
+                    </w:rPr>
+                    <w:t>Grant Synapse permissions to secret key and access to ADL for data transfer</w:t>
+                  </w:r>
+                </w:p>
+                <w:p>
+                  <w:pPr>
+                    <w:pStyle w:val="ListParagraph"/>
+                    <w:numPr>
+                      <w:ilvl w:val="0"/>
+                      <w:numId w:val="6"/>
+                    </w:numPr>
+                    <w:rPr>
+                      <w:rFonts w:ascii="Ubuntu" w:hAnsi="Ubuntu" w:cs="Calibri"/>
+                      <w:color w:val="000000"/>
+                      <w:szCs w:val="18"/>
+                      <w:lang w:val="en-BE"/>
+                    </w:rPr>
+                  </w:pPr>
+                  <w:r>
+                    <w:rPr>
+                      <w:rFonts w:ascii="Ubuntu" w:hAnsi="Ubuntu" w:cstheme="minorBidi"/>
+                      <w:color w:val="000000"/>
+                      <w:lang w:val="en-GB"/>
+                    </w:rPr>
+                    <w:t>Created three Synapse workspaces (Dev/Test/Prod)</w:t>
+                  </w:r>
+                </w:p>
+                <w:p>
+                  <w:pPr>
+                    <w:numPr>
+                      <w:ilvl w:val="0"/>
+                      <w:numId w:val="6"/>
+                    </w:numPr>
+                    <w:autoSpaceDE w:val="0"/>
+                    <w:autoSpaceDN w:val="0"/>
+                    <w:adjustRightInd w:val="0"/>
+                    <w:spacing w:after="0" w:line="240" w:lineRule="auto"/>
+                    <w:rPr>
+                      <w:rFonts w:ascii="Ubuntu" w:hAnsi="Ubuntu" w:cs="Calibri"/>
+                      <w:color w:val="000000"/>
+                      <w:szCs w:val="18"/>
+                      <w:lang w:val="en-BE"/>
+                    </w:rPr>
+                  </w:pPr>
+                  <w:r>
+                    <w:rPr>
+                      <w:rFonts w:ascii="Ubuntu" w:hAnsi="Ubuntu" w:cs="Calibri"/>
+                      <w:color w:val="000000"/>
+                      <w:szCs w:val="18"/>
+                      <w:lang w:val="en-GB"/>
+                    </w:rPr>
+                    <w:t>Integrate DevOps with Azure using Git configuration</w:t>
+                  </w:r>
+                </w:p>
+                <w:p>
+                  <w:pPr>
+                    <w:pStyle w:val="ListParagraph"/>
+                    <w:numPr>
+                      <w:ilvl w:val="0"/>
+                      <w:numId w:val="6"/>
+                    </w:numPr>
+                    <w:rPr>
+                      <w:rFonts w:ascii="Ubuntu" w:hAnsi="Ubuntu" w:cs="Calibri"/>
+                      <w:color w:val="000000"/>
+                      <w:szCs w:val="18"/>
+                      <w:lang w:val="en-BE"/>
+                    </w:rPr>
+                  </w:pPr>
+                  <w:r>
+                    <w:rPr>
+                      <w:rFonts w:ascii="Ubuntu" w:hAnsi="Ubuntu" w:cstheme="minorBidi"/>
+                      <w:color w:val="000000"/>
+                      <w:lang w:val="en-GB"/>
+                    </w:rPr>
+                    <w:t>Developed in a dedicated branch, merged changes to the main branch, and published to Synapse</w:t>
+                  </w:r>
+                </w:p>
+                <w:p>
+                  <w:pPr>
+                    <w:numPr>
+                      <w:ilvl w:val="0"/>
+                      <w:numId w:val="6"/>
+                    </w:numPr>
+                    <w:autoSpaceDE w:val="0"/>
+                    <w:autoSpaceDN w:val="0"/>
+                    <w:adjustRightInd w:val="0"/>
+                    <w:spacing w:after="0" w:line="240" w:lineRule="auto"/>
+                    <w:rPr>
+                      <w:rFonts w:ascii="Ubuntu" w:hAnsi="Ubuntu" w:cs="Calibri"/>
+                      <w:color w:val="000000"/>
+                      <w:szCs w:val="18"/>
+                      <w:lang w:val="en-BE"/>
+                    </w:rPr>
+                  </w:pPr>
+                  <w:r>
+                    <w:rPr>
+                      <w:rFonts w:ascii="Ubuntu" w:hAnsi="Ubuntu" w:cs="Calibri"/>
+                      <w:color w:val="000000"/>
+                      <w:szCs w:val="18"/>
+                      <w:lang w:val="en-GB"/>
+                    </w:rPr>
+                    <w:t>Create 2 Linked Services with Key Vault and with ADL</w:t>
+                  </w:r>
+                </w:p>
+                <w:p>
+                  <w:pPr>
+                    <w:numPr>
+                      <w:ilvl w:val="0"/>
+                      <w:numId w:val="6"/>
+                    </w:numPr>
+                    <w:autoSpaceDE w:val="0"/>
+                    <w:autoSpaceDN w:val="0"/>
+                    <w:adjustRightInd w:val="0"/>
+                    <w:spacing w:after="0" w:line="240" w:lineRule="auto"/>
+                    <w:rPr>
+                      <w:rFonts w:ascii="Ubuntu" w:hAnsi="Ubuntu" w:cs="Calibri"/>
+                      <w:color w:val="000000"/>
+                      <w:szCs w:val="18"/>
+                      <w:lang w:val="en-BE"/>
+                    </w:rPr>
+                  </w:pPr>
+                  <w:r>
+                    <w:rPr>
+                      <w:rFonts w:ascii="Ubuntu" w:hAnsi="Ubuntu" w:cs="Calibri"/>
+                      <w:color w:val="000000"/>
+                      <w:szCs w:val="18"/>
+                      <w:lang w:val="en-GB"/>
+                    </w:rPr>
+                    <w:t xml:space="preserve">Copy data from ADL Storage account to Azure SQL Database using pipelines </w:t>
+                  </w:r>
+                </w:p>
+                <w:p>
+                  <w:pPr>
+                    <w:numPr>
+                      <w:ilvl w:val="0"/>
+                      <w:numId w:val="6"/>
+                    </w:numPr>
+                    <w:autoSpaceDE w:val="0"/>
+                    <w:autoSpaceDN w:val="0"/>
+                    <w:adjustRightInd w:val="0"/>
+                    <w:spacing w:after="0" w:line="240" w:lineRule="auto"/>
+                    <w:rPr>
+                      <w:rFonts w:ascii="Ubuntu" w:hAnsi="Ubuntu" w:cs="Calibri"/>
+                      <w:color w:val="000000"/>
+                      <w:szCs w:val="18"/>
+                      <w:lang w:val="en-BE"/>
+                    </w:rPr>
+                  </w:pPr>
+                  <w:r>
+                    <w:rPr>
+                      <w:rFonts w:ascii="Ubuntu" w:hAnsi="Ubuntu" w:cs="Calibri"/>
+                      <w:color w:val="000000"/>
+                      <w:szCs w:val="18"/>
+                      <w:lang w:val="en-GB"/>
+                    </w:rPr>
+                    <w:t>Test working of pipelines, merge to Master Branch, and publish</w:t>
+                  </w:r>
+                </w:p>
+                <w:p>
+                  <w:pPr>
+                    <w:numPr>
+                      <w:ilvl w:val="0"/>
+                      <w:numId w:val="6"/>
+                    </w:numPr>
+                    <w:autoSpaceDE w:val="0"/>
+                    <w:autoSpaceDN w:val="0"/>
+                    <w:adjustRightInd w:val="0"/>
+                    <w:spacing w:after="0" w:line="240" w:lineRule="auto"/>
+                    <w:rPr>
+                      <w:rFonts w:ascii="Ubuntu" w:hAnsi="Ubuntu" w:cs="Calibri"/>
+                      <w:color w:val="000000"/>
+                      <w:szCs w:val="18"/>
+                      <w:lang w:val="en-BE"/>
+                    </w:rPr>
+                  </w:pPr>
+                  <w:r>
+                    <w:rPr>
+                      <w:rFonts w:ascii="Ubuntu" w:hAnsi="Ubuntu" w:cs="Calibri"/>
+                      <w:color w:val="000000"/>
+                      <w:szCs w:val="18"/>
+                      <w:lang w:val="en-GB"/>
+                    </w:rPr>
+                    <w:t>Create External Tables in Synapse using SQL serverless</w:t>
+                  </w:r>
+                </w:p>
+                <w:p>
+                  <w:pPr>
+                    <w:numPr>
+                      <w:ilvl w:val="0"/>
+                      <w:numId w:val="6"/>
+                    </w:numPr>
+                    <w:autoSpaceDE w:val="0"/>
+                    <w:autoSpaceDN w:val="0"/>
+                    <w:adjustRightInd w:val="0"/>
+                    <w:spacing w:after="0" w:line="240" w:lineRule="auto"/>
+                    <w:rPr>
+                      <w:rFonts w:ascii="Ubuntu" w:hAnsi="Ubuntu" w:cs="Calibri"/>
+                      <w:color w:val="000000"/>
+                      <w:szCs w:val="18"/>
+                      <w:lang w:val="en-BE"/>
+                    </w:rPr>
+                  </w:pPr>
+                  <w:r>
+                    <w:rPr>
+                      <w:rFonts w:ascii="Ubuntu" w:hAnsi="Ubuntu" w:cs="Calibri"/>
+                      <w:color w:val="000000"/>
+                      <w:szCs w:val="18"/>
+                      <w:lang w:val="en-GB"/>
+                    </w:rPr>
+                    <w:t xml:space="preserve">Use this dataset as source to update SSAS cube multi-Dim. </w:t>
+                  </w:r>
+                </w:p>
+                <w:p>
+                  <w:pPr>
+                    <w:numPr>
+                      <w:ilvl w:val="0"/>
+                      <w:numId w:val="6"/>
+                    </w:numPr>
+                    <w:autoSpaceDE w:val="0"/>
+                    <w:autoSpaceDN w:val="0"/>
+                    <w:adjustRightInd w:val="0"/>
+                    <w:spacing w:after="0" w:line="240" w:lineRule="auto"/>
+                    <w:rPr>
+                      <w:rFonts w:ascii="Ubuntu" w:hAnsi="Ubuntu" w:cs="Calibri"/>
+                      <w:color w:val="000000"/>
+                      <w:szCs w:val="18"/>
+                      <w:lang w:val="en-BE"/>
+                    </w:rPr>
+                  </w:pPr>
+                  <w:r>
+                    <w:rPr>
+                      <w:rFonts w:ascii="Ubuntu" w:hAnsi="Ubuntu" w:cs="Calibri"/>
+                      <w:color w:val="000000"/>
+                      <w:szCs w:val="18"/>
+                      <w:lang w:val="en-GB"/>
+                    </w:rPr>
+                    <w:t>Design Power BI reporting with the Cube as source</w:t>
+                  </w:r>
+                </w:p>
+                <w:p>
+                  <w:pPr>
+                    <w:numPr>
+                      <w:ilvl w:val="0"/>
+                      <w:numId w:val="6"/>
+                    </w:numPr>
+                    <w:autoSpaceDE w:val="0"/>
+                    <w:autoSpaceDN w:val="0"/>
+                    <w:adjustRightInd w:val="0"/>
+                    <w:spacing w:after="0" w:line="240" w:lineRule="auto"/>
+                    <w:rPr>
+                      <w:rFonts w:ascii="Ubuntu" w:hAnsi="Ubuntu" w:cs="Calibri"/>
+                      <w:color w:val="000000"/>
+                      <w:szCs w:val="18"/>
+                      <w:lang w:val="en-BE"/>
+                    </w:rPr>
+                  </w:pPr>
+                  <w:r>
+                    <w:rPr>
+                      <w:rFonts w:ascii="Ubuntu" w:hAnsi="Ubuntu" w:cs="Calibri"/>
+                      <w:color w:val="000000"/>
+                      <w:szCs w:val="18"/>
+                      <w:lang w:val="en-GB"/>
+                    </w:rPr>
+                    <w:t>ETL Databricks implementation:</w:t>
+                  </w:r>
+                </w:p>
+                <w:p>
+                  <w:pPr>
+                    <w:numPr>
+                      <w:ilvl w:val="0"/>
+                      <w:numId w:val="6"/>
+                    </w:numPr>
+                    <w:autoSpaceDE w:val="0"/>
+                    <w:autoSpaceDN w:val="0"/>
+                    <w:adjustRightInd w:val="0"/>
+                    <w:spacing w:after="0" w:line="240" w:lineRule="auto"/>
+                    <w:rPr>
+                      <w:rFonts w:ascii="Ubuntu" w:hAnsi="Ubuntu" w:cs="Calibri"/>
+                      <w:color w:val="000000"/>
+                      <w:szCs w:val="18"/>
+                      <w:lang w:val="en-BE"/>
+                    </w:rPr>
+                  </w:pPr>
+                  <w:r>
+                    <w:rPr>
+                      <w:rFonts w:ascii="Ubuntu" w:hAnsi="Ubuntu" w:cs="Calibri"/>
+                      <w:color w:val="000000"/>
+                      <w:szCs w:val="18"/>
+                      <w:lang w:val="en-GB"/>
+                    </w:rPr>
+                    <w:t>Create the Databricks workspace and create notebooks</w:t>
+                  </w:r>
+                </w:p>
+                <w:p>
+                  <w:pPr>
+                    <w:numPr>
+                      <w:ilvl w:val="0"/>
+                      <w:numId w:val="6"/>
+                    </w:numPr>
+                    <w:autoSpaceDE w:val="0"/>
+                    <w:autoSpaceDN w:val="0"/>
+                    <w:adjustRightInd w:val="0"/>
+                    <w:spacing w:after="0" w:line="240" w:lineRule="auto"/>
+                    <w:rPr>
+                      <w:rFonts w:ascii="Ubuntu" w:hAnsi="Ubuntu" w:cs="Calibri"/>
+                      <w:color w:val="000000"/>
+                      <w:szCs w:val="18"/>
+                      <w:lang w:val="en-BE"/>
+                    </w:rPr>
+                  </w:pPr>
+                  <w:r>
+                    <w:rPr>
+                      <w:rFonts w:ascii="Ubuntu" w:hAnsi="Ubuntu" w:cs="Calibri"/>
+                      <w:color w:val="000000"/>
+                      <w:szCs w:val="18"/>
+                      <w:lang w:val="en-GB"/>
+                    </w:rPr>
+                    <w:t>Unmount and mount data between ADL and Databricks using Scala</w:t>
+                  </w:r>
+                </w:p>
+                <w:p>
+                  <w:pPr>
+                    <w:numPr>
+                      <w:ilvl w:val="0"/>
+                      <w:numId w:val="6"/>
+                    </w:numPr>
+                    <w:autoSpaceDE w:val="0"/>
+                    <w:autoSpaceDN w:val="0"/>
+                    <w:adjustRightInd w:val="0"/>
+                    <w:spacing w:after="0" w:line="240" w:lineRule="auto"/>
+                    <w:rPr>
+                      <w:rFonts w:ascii="Ubuntu" w:hAnsi="Ubuntu" w:cs="Calibri"/>
+                      <w:color w:val="000000"/>
+                      <w:szCs w:val="18"/>
+                      <w:lang w:val="en-BE"/>
+                    </w:rPr>
+                  </w:pPr>
+                  <w:r>
+                    <w:rPr>
+                      <w:rFonts w:ascii="Ubuntu" w:hAnsi="Ubuntu" w:cs="Calibri"/>
+                      <w:color w:val="000000"/>
+                      <w:szCs w:val="18"/>
+                      <w:lang w:val="en-GB"/>
+                    </w:rPr>
+                    <w:t>Create Global tables that will store the data from ADL using Scala</w:t>
+                  </w:r>
+                </w:p>
+                <w:p>
+                  <w:pPr>
+                    <w:numPr>
+                      <w:ilvl w:val="0"/>
+                      <w:numId w:val="6"/>
+                    </w:numPr>
+                    <w:autoSpaceDE w:val="0"/>
+                    <w:autoSpaceDN w:val="0"/>
+                    <w:adjustRightInd w:val="0"/>
+                    <w:spacing w:after="0" w:line="240" w:lineRule="auto"/>
+                    <w:rPr>
+                      <w:rFonts w:ascii="Ubuntu" w:hAnsi="Ubuntu" w:cs="Calibri"/>
+                      <w:color w:val="000000"/>
+                      <w:szCs w:val="18"/>
+                      <w:lang w:val="en-BE"/>
+                    </w:rPr>
+                  </w:pPr>
+                  <w:r>
+                    <w:rPr>
+                      <w:rFonts w:ascii="Ubuntu" w:hAnsi="Ubuntu" w:cs="Calibri"/>
+                      <w:color w:val="000000"/>
+                      <w:szCs w:val="18"/>
+                      <w:lang w:val="en-GB"/>
+                    </w:rPr>
+                    <w:t>Perform transformations on global tables (conversion, removing some rows and fields…) using SQL</w:t>
+                  </w:r>
+                </w:p>
+                <w:p>
+                  <w:pPr>
+                    <w:numPr>
+                      <w:ilvl w:val="0"/>
+                      <w:numId w:val="6"/>
+                    </w:numPr>
+                    <w:autoSpaceDE w:val="0"/>
+                    <w:autoSpaceDN w:val="0"/>
+                    <w:adjustRightInd w:val="0"/>
+                    <w:spacing w:after="0" w:line="240" w:lineRule="auto"/>
+                    <w:rPr>
+                      <w:rFonts w:ascii="Ubuntu" w:hAnsi="Ubuntu" w:cs="Calibri"/>
+                      <w:color w:val="000000"/>
+                      <w:szCs w:val="18"/>
+                      <w:lang w:val="en-BE"/>
+                    </w:rPr>
+                  </w:pPr>
+                  <w:r>
+                    <w:rPr>
+                      <w:rFonts w:ascii="Ubuntu" w:hAnsi="Ubuntu" w:cs="Calibri"/>
+                      <w:color w:val="000000"/>
+                      <w:szCs w:val="18"/>
+                      <w:lang w:val="en-GB"/>
+                    </w:rPr>
+                    <w:t xml:space="preserve">Create connection with Target Database </w:t>
+                  </w:r>
+                </w:p>
+                <w:p>
+                  <w:pPr>
+                    <w:numPr>
+                      <w:ilvl w:val="0"/>
+                      <w:numId w:val="6"/>
+                    </w:numPr>
+                    <w:autoSpaceDE w:val="0"/>
+                    <w:autoSpaceDN w:val="0"/>
+                    <w:adjustRightInd w:val="0"/>
+                    <w:spacing w:after="0" w:line="240" w:lineRule="auto"/>
+                    <w:rPr>
+                      <w:rFonts w:ascii="Ubuntu" w:hAnsi="Ubuntu" w:cs="Calibri"/>
+                      <w:color w:val="000000"/>
+                      <w:szCs w:val="18"/>
+                      <w:lang w:val="en-BE"/>
+                    </w:rPr>
+                  </w:pPr>
+                  <w:r>
+                    <w:rPr>
+                      <w:rFonts w:ascii="Ubuntu" w:hAnsi="Ubuntu" w:cs="Calibri"/>
+                      <w:color w:val="000000"/>
+                      <w:szCs w:val="18"/>
+                      <w:lang w:val="en-GB"/>
+                    </w:rPr>
+                    <w:t xml:space="preserve">Build JDBC URL to help create </w:t>
+                  </w:r>
+                  <w:proofErr w:type="spellStart"/>
+                  <w:r>
+                    <w:rPr>
+                      <w:rFonts w:ascii="Ubuntu" w:hAnsi="Ubuntu" w:cs="Calibri"/>
+                      <w:color w:val="000000"/>
+                      <w:szCs w:val="18"/>
+                      <w:lang w:val="en-GB"/>
+                    </w:rPr>
+                    <w:t>DataFrames</w:t>
+                  </w:r>
+                  <w:proofErr w:type="spellEnd"/>
+                </w:p>
+                <w:p>
+                  <w:pPr>
+                    <w:numPr>
+                      <w:ilvl w:val="0"/>
+                      <w:numId w:val="6"/>
+                    </w:numPr>
+                    <w:autoSpaceDE w:val="0"/>
+                    <w:autoSpaceDN w:val="0"/>
+                    <w:adjustRightInd w:val="0"/>
+                    <w:spacing w:after="0" w:line="240" w:lineRule="auto"/>
+                    <w:rPr>
+                      <w:rFonts w:ascii="Ubuntu" w:hAnsi="Ubuntu" w:cs="Calibri"/>
+                      <w:color w:val="000000"/>
+                      <w:szCs w:val="18"/>
+                      <w:lang w:val="en-BE"/>
+                    </w:rPr>
+                  </w:pPr>
+                </w:p>
+                <w:p>
+                  <w:pPr>
+                    <w:autoSpaceDE w:val="0"/>
+                    <w:autoSpaceDN w:val="0"/>
+                    <w:adjustRightInd w:val="0"/>
+                    <w:spacing w:after="0" w:line="240" w:lineRule="auto"/>
+                    <w:ind w:left="720" w:firstLine="0"/>
+                    <w:rPr>
+                      <w:rFonts w:ascii="Ubuntu" w:hAnsi="Ubuntu" w:cs="Calibri"/>
+                      <w:color w:val="000000"/>
+                      <w:szCs w:val="18"/>
+                      <w:lang w:val="en-BE"/>
+                    </w:rPr>
+                  </w:pPr>
+                </w:p>
+                <w:p>
+                  <w:pPr>
+                    <w:autoSpaceDE w:val="0"/>
+                    <w:autoSpaceDN w:val="0"/>
+                    <w:adjustRightInd w:val="0"/>
+                    <w:spacing w:after="0" w:line="240" w:lineRule="auto"/>
+                    <w:ind w:left="0" w:firstLine="0"/>
+                    <w:rPr>
+                      <w:rFonts w:ascii="Ubuntu" w:hAnsi="Ubuntu" w:cs="Calibri"/>
+                      <w:b/>
+                      <w:bCs/>
+                      <w:color w:val="000000"/>
+                      <w:szCs w:val="18"/>
+                    </w:rPr>
+                  </w:pPr>
+                  <w:r>
+                    <w:rPr>
+                      <w:rFonts w:ascii="Ubuntu" w:hAnsi="Ubuntu" w:cs="Calibri"/>
+                      <w:b/>
+                      <w:bCs/>
+                      <w:color w:val="000000"/>
+                      <w:szCs w:val="18"/>
+                    </w:rPr>
+                    <w:t>Environment &amp; tools</w:t>
+                  </w:r>
+                </w:p>
+                <w:p>
+                  <w:pPr>
+                    <w:pStyle w:val="ListParagraph"/>
+                    <w:numPr>
+                      <w:ilvl w:val="0"/>
+                      <w:numId w:val="7"/>
+                    </w:numPr>
+                    <w:rPr>
+                      <w:rFonts w:cstheme="minorBidi"/>
+                      <w:color w:val="000000"/>
+                      <w:kern w:val="2"/>
+                      <w:szCs w:val="20"/>
+                      <w:lang w:val="en-GB"/>
+                      <w14:ligatures w14:val="standardContextual"/>
+                    </w:rPr>
+                  </w:pPr>
+                  <w:r>
+                    <w:rPr>
+                      <w:rFonts w:ascii="Ubuntu" w:hAnsi="Ubuntu" w:cstheme="minorBidi"/>
+                      <w:color w:val="000000"/>
+                      <w:lang w:val="en-US"/>
+                    </w:rPr>
+                    <w:t xml:space="preserve">Azure Databricks, </w:t>
+                  </w:r>
+                  <w:proofErr w:type="spellStart"/>
+                  <w:r>
+                    <w:rPr>
+                      <w:rFonts w:ascii="Ubuntu" w:hAnsi="Ubuntu" w:cstheme="minorBidi"/>
+                      <w:color w:val="000000"/>
+                      <w:lang w:val="en-US"/>
+                    </w:rPr>
+                    <w:t>PySpark</w:t>
+                  </w:r>
+                  <w:proofErr w:type="spellEnd"/>
+                  <w:r>
+                    <w:rPr>
+                      <w:rFonts w:ascii="Ubuntu" w:hAnsi="Ubuntu" w:cstheme="minorBidi"/>
+                      <w:color w:val="000000"/>
+                      <w:lang w:val="en-US"/>
+                    </w:rPr>
+                    <w:t>, Spark, Azure Analysis Services (AAS), SQL, Azure DevOps, Visual Studio Code, Tabular Editor, DAX Studio, Snowflake, PowerShell, data mart, Power Query, Power BI Desktop, Power BI Service (Premium capacity, (shared) dataset, semantic model, workspace, apps, deployment pipeline), Python, CI/CD, Data Management</w:t>
+                  </w:r>
+                </w:p>
+                <w:p>
+                  <w:pPr>
+                    <w:autoSpaceDE w:val="0"/>
+                    <w:autoSpaceDN w:val="0"/>
+                    <w:adjustRightInd w:val="0"/>
+                    <w:spacing w:after="0" w:line="240" w:lineRule="auto"/>
+                    <w:ind w:left="0" w:firstLine="0"/>
+                    <w:rPr>
+                      <w:rFonts w:ascii="Ubuntu" w:hAnsi="Ubuntu" w:cs="Calibri"/>
+                      <w:color w:val="000000"/>
+                      <w:szCs w:val="18"/>
+                      <w:lang w:val="en-US"/>
+                    </w:rPr>
+                  </w:pPr>
+                </w:p>
+                <w:p>
+                  <w:pPr>
+                    <w:autoSpaceDE w:val="0"/>
+                    <w:autoSpaceDN w:val="0"/>
+                    <w:adjustRightInd w:val="0"/>
+                    <w:spacing w:after="0" w:line="240" w:lineRule="auto"/>
+                    <w:rPr>
+                      <w:rFonts w:ascii="Ubuntu" w:hAnsi="Ubuntu" w:cs="Calibri"/>
+                      <w:color w:val="000000"/>
+                      <w:szCs w:val="18"/>
+                      <w:lang w:val="en-US"/>
+                    </w:rPr>
+                  </w:pPr>
+                </w:p>
+                <w:p>
+                  <w:pPr>
+                    <w:shd w:val="clear" w:color="auto" w:fill="5B9BD5" w:themeFill="accent1"/>
+                    <w:autoSpaceDE w:val="0"/>
+                    <w:autoSpaceDN w:val="0"/>
+                    <w:adjustRightInd w:val="0"/>
+                    <w:spacing w:after="0" w:line="240" w:lineRule="auto"/>
+                    <w:ind w:left="0" w:firstLine="0"/>
+                    <w:contextualSpacing/>
+                    <w:rPr>
+                      <w:rStyle w:val="A0"/>
+                      <w:rFonts w:ascii="Ubuntu" w:hAnsi="Ubuntu" w:cstheme="minorHAnsi"/>
+                      <w:color w:val="FFFFFF" w:themeColor="background1"/>
+                      <w:sz w:val="20"/>
+                      <w:szCs w:val="20"/>
+                      <w:lang w:val="en-GB"/>
+                    </w:rPr>
+                  </w:pPr>
+                  <w:r>
+                    <w:rPr>
+                      <w:rStyle w:val="A0"/>
+                      <w:rFonts w:ascii="Ubuntu" w:hAnsi="Ubuntu" w:cstheme="minorHAnsi"/>
+                      <w:color w:val="FFFFFF" w:themeColor="background1"/>
+                      <w:sz w:val="20"/>
+                      <w:szCs w:val="20"/>
+                      <w:lang w:val="en-GB"/>
+                    </w:rPr>
+                    <w:t>BI Consultant | Baloise / Isabel / ENECO</w:t>
+                  </w:r>
+                </w:p>
+                <w:p>
+                  <w:pPr>
+                    <w:shd w:val="clear" w:color="auto" w:fill="5B9BD5" w:themeFill="accent1"/>
+                    <w:autoSpaceDE w:val="0"/>
+                    <w:autoSpaceDN w:val="0"/>
+                    <w:adjustRightInd w:val="0"/>
+                    <w:spacing w:after="0" w:line="240" w:lineRule="auto"/>
+                    <w:ind w:left="0" w:firstLine="0"/>
+                    <w:contextualSpacing/>
+                    <w:rPr>
+                      <w:rStyle w:val="A0"/>
+                      <w:rFonts w:ascii="Ubuntu" w:hAnsi="Ubuntu" w:cstheme="minorHAnsi"/>
+                      <w:i/>
+                      <w:iCs/>
+                      <w:color w:val="FFFFFF" w:themeColor="background1"/>
+                      <w:sz w:val="20"/>
+                      <w:szCs w:val="20"/>
+                      <w:lang w:val="en-GB"/>
+                    </w:rPr>
+                  </w:pPr>
                   <w:r>
                     <w:rPr>
                       <w:rStyle w:val="A0"/>
@@ -5021,34 +6617,22 @@
                       <w:szCs w:val="20"/>
                       <w:lang w:val="en-US"/>
                     </w:rPr>
-                    <w:t>0</w:t>
-                  </w:r>
-                  <w:r>
-                    <w:rPr>
-                      <w:rStyle w:val="A0"/>
-                      <w:rFonts w:ascii="Ubuntu" w:hAnsi="Ubuntu" w:cstheme="minorHAnsi"/>
-                      <w:i/>
-                      <w:iCs/>
-                      <w:color w:val="FFFFFF" w:themeColor="background1"/>
-                      <w:sz w:val="20"/>
-                      <w:szCs w:val="20"/>
+                    <w:t>Aug 2018– Dec 2020</w:t>
+                  </w:r>
+                </w:p>
+                <w:p>
+                  <w:pPr>
+                    <w:autoSpaceDE w:val="0"/>
+                    <w:autoSpaceDN w:val="0"/>
+                    <w:adjustRightInd w:val="0"/>
+                    <w:spacing w:after="0" w:line="240" w:lineRule="auto"/>
+                    <w:rPr>
+                      <w:rFonts w:ascii="Ubuntu" w:hAnsi="Ubuntu" w:cs="Calibri"/>
+                      <w:color w:val="000000"/>
+                      <w:szCs w:val="18"/>
                       <w:lang w:val="en-US"/>
                     </w:rPr>
-                    <w:t xml:space="preserve"> – Dec 202</w:t>
-                  </w:r>
-                  <w:r>
-                    <w:rPr>
-                      <w:rStyle w:val="A0"/>
-                      <w:rFonts w:ascii="Ubuntu" w:hAnsi="Ubuntu" w:cstheme="minorHAnsi"/>
-                      <w:i/>
-                      <w:iCs/>
-                      <w:color w:val="FFFFFF" w:themeColor="background1"/>
-                      <w:sz w:val="20"/>
-                      <w:szCs w:val="20"/>
-                      <w:lang w:val="en-US"/>
-                    </w:rPr>
-                    <w:t>2</w:t>
-                  </w:r>
+                  </w:pPr>
                 </w:p>
                 <w:p>
                   <w:pPr>
@@ -5058,33 +6642,22 @@
                     <w:spacing w:after="0" w:line="240" w:lineRule="auto"/>
                     <w:ind w:left="0" w:firstLine="0"/>
                     <w:rPr>
-                      <w:rStyle w:val="WhozTemplate"/>
-                      <w:rFonts w:ascii="Ubuntu" w:hAnsi="Ubuntu" w:cstheme="minorHAnsi"/>
-                      <w:lang w:val="en-GB"/>
-                    </w:rPr>
-                  </w:pPr>
-                </w:p>
-                <w:p>
-                  <w:pPr>
-                    <w:rPr>
-                      <w:rFonts w:ascii="Ubuntu" w:hAnsi="Ubuntu" w:cstheme="minorHAnsi"/>
+                      <w:rFonts w:ascii="Ubuntu" w:hAnsi="Ubuntu" w:cs="Calibri"/>
+                      <w:color w:val="000000"/>
+                      <w:szCs w:val="18"/>
+                      <w:lang w:val="en-BE"/>
+                    </w:rPr>
+                  </w:pPr>
+                  <w:r>
+                    <w:rPr>
+                      <w:rFonts w:ascii="Ubuntu" w:hAnsi="Ubuntu" w:cs="Calibri"/>
                       <w:b/>
                       <w:bCs/>
-                      <w:i/>
-                      <w:iCs/>
-                      <w:color w:val="A6A6A6" w:themeColor="background1" w:themeShade="A6"/>
-                      <w:szCs w:val="20"/>
-                      <w:lang w:val="en-BE"/>
-                    </w:rPr>
-                  </w:pPr>
-                  <w:r>
-                    <w:rPr>
-                      <w:rFonts w:ascii="Ubuntu" w:hAnsi="Ubuntu"/>
-                      <w:b/>
-                      <w:bCs/>
-                      <w:lang w:val="en-GB"/>
-                    </w:rPr>
-                    <w:t>Project</w:t>
+                      <w:color w:val="000000"/>
+                      <w:szCs w:val="18"/>
+                      <w:lang w:val="en-GB"/>
+                    </w:rPr>
+                    <w:t xml:space="preserve">Project </w:t>
                   </w:r>
                 </w:p>
                 <w:p>
@@ -5098,26 +6671,97 @@
                       <w:rFonts w:ascii="Ubuntu" w:hAnsi="Ubuntu" w:cs="Calibri"/>
                       <w:color w:val="000000"/>
                       <w:szCs w:val="18"/>
-                      <w:lang w:val="en-US"/>
-                    </w:rPr>
-                  </w:pPr>
-                  <w:r>
-                    <w:rPr>
-                      <w:rFonts w:ascii="Ubuntu" w:hAnsi="Ubuntu" w:cs="Calibri"/>
-                      <w:color w:val="000000"/>
-                      <w:szCs w:val="18"/>
-                      <w:lang w:val="en-GB"/>
-                    </w:rPr>
-                    <w:t>Worked on several Data Integration projects for Risk Division, Security Division, Employee Benefit, Life, Finance, Daily Operational Support</w:t>
-                  </w:r>
-                  <w:r>
-                    <w:rPr>
-                      <w:rFonts w:ascii="Ubuntu" w:hAnsi="Ubuntu" w:cs="Calibri"/>
-                      <w:color w:val="000000"/>
-                      <w:szCs w:val="18"/>
-                      <w:lang w:val="en-US"/>
-                    </w:rPr>
-                    <w:t>.</w:t>
+                      <w:lang w:val="en-GB"/>
+                    </w:rPr>
+                  </w:pPr>
+                  <w:r>
+                    <w:rPr>
+                      <w:rFonts w:ascii="Ubuntu" w:hAnsi="Ubuntu" w:cs="Calibri"/>
+                      <w:color w:val="000000"/>
+                      <w:szCs w:val="18"/>
+                      <w:lang w:val="en-GB"/>
+                    </w:rPr>
+                    <w:t>SQL server development for</w:t>
+                  </w:r>
+                  <w:r>
+                    <w:rPr>
+                      <w:rFonts w:ascii="Ubuntu" w:hAnsi="Ubuntu" w:cs="Calibri"/>
+                      <w:b/>
+                      <w:bCs/>
+                      <w:color w:val="000000"/>
+                      <w:szCs w:val="18"/>
+                      <w:lang w:val="en-GB"/>
+                    </w:rPr>
+                    <w:t xml:space="preserve"> </w:t>
+                  </w:r>
+                  <w:r>
+                    <w:rPr>
+                      <w:rFonts w:ascii="Ubuntu" w:hAnsi="Ubuntu" w:cs="Calibri"/>
+                      <w:color w:val="000000"/>
+                      <w:szCs w:val="18"/>
+                      <w:lang w:val="en-GB"/>
+                    </w:rPr>
+                    <w:t>IFRS Project (Baloise)</w:t>
+                  </w:r>
+                </w:p>
+                <w:p>
+                  <w:pPr>
+                    <w:spacing w:after="0" w:line="240" w:lineRule="auto"/>
+                    <w:ind w:left="0"/>
+                    <w:rPr>
+                      <w:kern w:val="2"/>
+                      <w:szCs w:val="20"/>
+                      <w:lang w:val="en-BE" w:eastAsia="en-BE"/>
+                      <w14:ligatures w14:val="standardContextual"/>
+                    </w:rPr>
+                  </w:pPr>
+                  <w:r>
+                    <w:rPr>
+                      <w:rFonts w:ascii="Ubuntu" w:hAnsi="Ubuntu"/>
+                      <w:color w:val="000000"/>
+                      <w:lang w:val="en-GB"/>
+                    </w:rPr>
+                    <w:t>Developed new data flows and enhanced existing pipelines from source systems to the enterprise DWH, supporting data marts and reporting (Isabel).</w:t>
+                  </w:r>
+                </w:p>
+                <w:p>
+                  <w:pPr>
+                    <w:spacing w:after="0" w:line="240" w:lineRule="auto"/>
+                    <w:ind w:left="0"/>
+                    <w:rPr>
+                      <w:kern w:val="2"/>
+                      <w:szCs w:val="20"/>
+                      <w:lang w:val="en-BE" w:eastAsia="en-BE"/>
+                      <w14:ligatures w14:val="standardContextual"/>
+                    </w:rPr>
+                  </w:pPr>
+                  <w:r>
+                    <w:rPr>
+                      <w:rFonts w:ascii="Ubuntu" w:hAnsi="Ubuntu"/>
+                      <w:color w:val="000000"/>
+                      <w:lang w:val="en-GB"/>
+                    </w:rPr>
+                    <w:t>Supported the Eneco BI team in resolving daily business issues raised by customers.</w:t>
+                  </w:r>
+                </w:p>
+                <w:p>
+                  <w:pPr>
+                    <w:spacing w:after="0" w:line="240" w:lineRule="auto"/>
+                    <w:ind w:left="0"/>
+                    <w:rPr>
+                      <w:kern w:val="2"/>
+                      <w:szCs w:val="20"/>
+                      <w:lang w:val="en-BE" w:eastAsia="en-BE"/>
+                      <w14:ligatures w14:val="standardContextual"/>
+                    </w:rPr>
+                  </w:pPr>
+                  <w:r>
+                    <w:rPr>
+                      <w:rFonts w:ascii="Ubuntu" w:hAnsi="Ubuntu"/>
+                      <w:color w:val="000000"/>
+                      <w:lang w:val="en-GB"/>
+                    </w:rPr>
+                    <w:t>Ensured continuity and stability of the service.</w:t>
                   </w:r>
                 </w:p>
                 <w:p>
@@ -5131,7 +6775,7 @@
                       <w:rFonts w:ascii="Ubuntu" w:hAnsi="Ubuntu" w:cs="Calibri"/>
                       <w:color w:val="000000"/>
                       <w:szCs w:val="18"/>
-                      <w:lang w:val="en-US"/>
+                      <w:lang w:val="en-BE"/>
                     </w:rPr>
                   </w:pPr>
                 </w:p>
@@ -5144,96 +6788,185 @@
                     <w:ind w:left="0" w:firstLine="0"/>
                     <w:rPr>
                       <w:rFonts w:ascii="Ubuntu" w:hAnsi="Ubuntu" w:cs="Calibri"/>
-                      <w:color w:val="000000"/>
-                      <w:szCs w:val="18"/>
-                      <w:lang w:val="en-BE"/>
-                    </w:rPr>
-                  </w:pPr>
-                  <w:r>
-                    <w:rPr>
-                      <w:rFonts w:ascii="Ubuntu" w:hAnsi="Ubuntu" w:cs="Calibri"/>
                       <w:b/>
                       <w:bCs/>
                       <w:color w:val="000000"/>
                       <w:szCs w:val="18"/>
                       <w:lang w:val="en-GB"/>
                     </w:rPr>
+                  </w:pPr>
+                  <w:r>
+                    <w:rPr>
+                      <w:rFonts w:ascii="Ubuntu" w:hAnsi="Ubuntu" w:cs="Calibri"/>
+                      <w:b/>
+                      <w:bCs/>
+                      <w:color w:val="000000"/>
+                      <w:szCs w:val="18"/>
+                      <w:lang w:val="en-GB"/>
+                    </w:rPr>
                     <w:t xml:space="preserve">Responsibilities </w:t>
                   </w:r>
                 </w:p>
                 <w:p>
                   <w:pPr>
-                    <w:pStyle w:val="ListParagraph"/>
                     <w:numPr>
                       <w:ilvl w:val="0"/>
-                      <w:numId w:val="6"/>
+                      <w:numId w:val="8"/>
                     </w:numPr>
-                    <w:rPr>
-                      <w:rFonts w:cstheme="minorBidi"/>
-                      <w:color w:val="000000"/>
-                      <w:kern w:val="2"/>
-                      <w:szCs w:val="20"/>
-                      <w:lang w:val="en-GB"/>
-                      <w14:ligatures w14:val="standardContextual"/>
-                    </w:rPr>
-                  </w:pPr>
-                  <w:r>
-                    <w:rPr>
-                      <w:rFonts w:ascii="Ubuntu" w:hAnsi="Ubuntu" w:cstheme="minorBidi"/>
-                      <w:color w:val="000000"/>
-                      <w:lang w:val="en-GB"/>
-                    </w:rPr>
-                    <w:t>Analyzed, adapted, tested, and deployed SSIS packages to meet new business requirements</w:t>
-                  </w:r>
-                </w:p>
-                <w:p>
-                  <w:pPr>
-                    <w:pStyle w:val="ListParagraph"/>
+                    <w:autoSpaceDE w:val="0"/>
+                    <w:autoSpaceDN w:val="0"/>
+                    <w:adjustRightInd w:val="0"/>
+                    <w:spacing w:after="0" w:line="240" w:lineRule="auto"/>
+                    <w:rPr>
+                      <w:rFonts w:ascii="Ubuntu" w:hAnsi="Ubuntu" w:cs="Calibri"/>
+                      <w:color w:val="000000"/>
+                      <w:szCs w:val="18"/>
+                      <w:lang w:val="en-BE"/>
+                    </w:rPr>
+                  </w:pPr>
+                  <w:r>
+                    <w:rPr>
+                      <w:rFonts w:ascii="Ubuntu" w:hAnsi="Ubuntu" w:cs="Calibri"/>
+                      <w:color w:val="000000"/>
+                      <w:szCs w:val="18"/>
+                      <w:lang w:val="en-GB"/>
+                    </w:rPr>
+                    <w:t>Create tables and map the source tables info target tables, using Microsoft SQL</w:t>
+                  </w:r>
+                </w:p>
+                <w:p>
+                  <w:pPr>
                     <w:numPr>
                       <w:ilvl w:val="0"/>
-                      <w:numId w:val="6"/>
+                      <w:numId w:val="8"/>
                     </w:numPr>
-                    <w:rPr>
-                      <w:rFonts w:cstheme="minorBidi"/>
-                      <w:color w:val="000000"/>
-                      <w:kern w:val="2"/>
-                      <w:szCs w:val="20"/>
-                      <w:lang w:val="en-GB"/>
-                      <w14:ligatures w14:val="standardContextual"/>
-                    </w:rPr>
-                  </w:pPr>
-                  <w:r>
-                    <w:rPr>
-                      <w:rFonts w:ascii="Ubuntu" w:hAnsi="Ubuntu" w:cstheme="minorBidi"/>
-                      <w:color w:val="000000"/>
-                      <w:lang w:val="en-GB"/>
-                    </w:rPr>
-                    <w:t>Consolidated large Excel and flat files to apply complex business logic and generate outputs consumed by the Tagetik application</w:t>
-                  </w:r>
-                </w:p>
-                <w:p>
-                  <w:pPr>
-                    <w:pStyle w:val="ListParagraph"/>
+                    <w:autoSpaceDE w:val="0"/>
+                    <w:autoSpaceDN w:val="0"/>
+                    <w:adjustRightInd w:val="0"/>
+                    <w:spacing w:after="0" w:line="240" w:lineRule="auto"/>
+                    <w:rPr>
+                      <w:rFonts w:ascii="Ubuntu" w:hAnsi="Ubuntu" w:cs="Calibri"/>
+                      <w:color w:val="000000"/>
+                      <w:szCs w:val="18"/>
+                      <w:lang w:val="en-BE"/>
+                    </w:rPr>
+                  </w:pPr>
+                  <w:r>
+                    <w:rPr>
+                      <w:rFonts w:ascii="Ubuntu" w:hAnsi="Ubuntu" w:cs="Calibri"/>
+                      <w:color w:val="000000"/>
+                      <w:szCs w:val="18"/>
+                      <w:lang w:val="en-GB"/>
+                    </w:rPr>
+                    <w:t>Close collaboration with the application architect to realize the best solution in every context</w:t>
+                  </w:r>
+                </w:p>
+                <w:p>
+                  <w:pPr>
                     <w:numPr>
                       <w:ilvl w:val="0"/>
-                      <w:numId w:val="6"/>
+                      <w:numId w:val="8"/>
                     </w:numPr>
-                    <w:rPr>
-                      <w:rFonts w:cstheme="minorBidi"/>
-                      <w:color w:val="000000"/>
-                      <w:kern w:val="2"/>
-                      <w:szCs w:val="20"/>
-                      <w:lang w:val="en-GB"/>
-                      <w14:ligatures w14:val="standardContextual"/>
-                    </w:rPr>
-                  </w:pPr>
-                  <w:r>
-                    <w:rPr>
-                      <w:rFonts w:ascii="Ubuntu" w:hAnsi="Ubuntu" w:cstheme="minorBidi"/>
-                      <w:color w:val="000000"/>
-                      <w:lang w:val="en-GB"/>
-                    </w:rPr>
-                    <w:t>Analyzed data from the security database (loaded from security checkpoints)</w:t>
+                    <w:autoSpaceDE w:val="0"/>
+                    <w:autoSpaceDN w:val="0"/>
+                    <w:adjustRightInd w:val="0"/>
+                    <w:spacing w:after="0" w:line="240" w:lineRule="auto"/>
+                    <w:rPr>
+                      <w:rFonts w:ascii="Ubuntu" w:hAnsi="Ubuntu" w:cs="Calibri"/>
+                      <w:color w:val="000000"/>
+                      <w:szCs w:val="18"/>
+                      <w:lang w:val="en-BE"/>
+                    </w:rPr>
+                  </w:pPr>
+                  <w:r>
+                    <w:rPr>
+                      <w:rFonts w:ascii="Ubuntu" w:hAnsi="Ubuntu" w:cs="Calibri"/>
+                      <w:color w:val="000000"/>
+                      <w:szCs w:val="18"/>
+                      <w:lang w:val="en-GB"/>
+                    </w:rPr>
+                    <w:t>Respect the quality guidelines, best practices, budget and scope</w:t>
+                  </w:r>
+                </w:p>
+                <w:p>
+                  <w:pPr>
+                    <w:numPr>
+                      <w:ilvl w:val="0"/>
+                      <w:numId w:val="8"/>
+                    </w:numPr>
+                    <w:autoSpaceDE w:val="0"/>
+                    <w:autoSpaceDN w:val="0"/>
+                    <w:adjustRightInd w:val="0"/>
+                    <w:spacing w:after="0" w:line="240" w:lineRule="auto"/>
+                    <w:rPr>
+                      <w:rFonts w:ascii="Ubuntu" w:hAnsi="Ubuntu" w:cs="Calibri"/>
+                      <w:color w:val="000000"/>
+                      <w:szCs w:val="18"/>
+                      <w:lang w:val="en-BE"/>
+                    </w:rPr>
+                  </w:pPr>
+                  <w:r>
+                    <w:rPr>
+                      <w:rFonts w:ascii="Ubuntu" w:hAnsi="Ubuntu" w:cs="Calibri"/>
+                      <w:color w:val="000000"/>
+                      <w:szCs w:val="18"/>
+                      <w:lang w:val="en-GB"/>
+                    </w:rPr>
+                    <w:t>Respect and challenge the design and development guidelines</w:t>
+                  </w:r>
+                </w:p>
+                <w:p>
+                  <w:pPr>
+                    <w:numPr>
+                      <w:ilvl w:val="0"/>
+                      <w:numId w:val="8"/>
+                    </w:numPr>
+                    <w:autoSpaceDE w:val="0"/>
+                    <w:autoSpaceDN w:val="0"/>
+                    <w:adjustRightInd w:val="0"/>
+                    <w:spacing w:after="0" w:line="240" w:lineRule="auto"/>
+                    <w:rPr>
+                      <w:rFonts w:ascii="Ubuntu" w:hAnsi="Ubuntu" w:cs="Calibri"/>
+                      <w:color w:val="000000"/>
+                      <w:szCs w:val="18"/>
+                      <w:lang w:val="en-BE"/>
+                    </w:rPr>
+                  </w:pPr>
+                  <w:r>
+                    <w:rPr>
+                      <w:rFonts w:ascii="Ubuntu" w:hAnsi="Ubuntu" w:cs="Calibri"/>
+                      <w:color w:val="000000"/>
+                      <w:szCs w:val="18"/>
+                      <w:lang w:val="en-GB"/>
+                    </w:rPr>
+                    <w:t>Document the programs</w:t>
+                  </w:r>
+                </w:p>
+                <w:p>
+                  <w:pPr>
+                    <w:numPr>
+                      <w:ilvl w:val="0"/>
+                      <w:numId w:val="8"/>
+                    </w:numPr>
+                    <w:autoSpaceDE w:val="0"/>
+                    <w:autoSpaceDN w:val="0"/>
+                    <w:adjustRightInd w:val="0"/>
+                    <w:spacing w:after="0" w:line="240" w:lineRule="auto"/>
+                    <w:rPr>
+                      <w:rFonts w:ascii="Ubuntu" w:hAnsi="Ubuntu" w:cs="Calibri"/>
+                      <w:color w:val="000000"/>
+                      <w:szCs w:val="18"/>
+                      <w:lang w:val="en-BE"/>
+                    </w:rPr>
+                  </w:pPr>
+                  <w:r>
+                    <w:rPr>
+                      <w:rFonts w:ascii="Ubuntu" w:hAnsi="Ubuntu" w:cs="Calibri"/>
+                      <w:color w:val="000000"/>
+                      <w:szCs w:val="18"/>
+                      <w:lang w:val="en-GB"/>
+                    </w:rPr>
+                    <w:t>Develop Power BI reports</w:t>
                   </w:r>
                 </w:p>
                 <w:p>
@@ -5260,30 +6993,7 @@
                       <w:szCs w:val="18"/>
                       <w:lang w:val="en-GB"/>
                     </w:rPr>
-                    <w:t>Develop SSIS packages and create CSV reports about employees’ accesses (where, when, how, duration, ...)</w:t>
-                  </w:r>
-                </w:p>
-                <w:p>
-                  <w:pPr>
-                    <w:pStyle w:val="ListParagraph"/>
-                    <w:numPr>
-                      <w:ilvl w:val="0"/>
-                      <w:numId w:val="6"/>
-                    </w:numPr>
-                    <w:rPr>
-                      <w:rFonts w:ascii="Ubuntu" w:hAnsi="Ubuntu" w:cs="Calibri"/>
-                      <w:color w:val="000000"/>
-                      <w:szCs w:val="18"/>
-                      <w:lang w:val="en-BE"/>
-                    </w:rPr>
-                  </w:pPr>
-                  <w:r>
-                    <w:rPr>
-                      <w:rFonts w:ascii="Ubuntu" w:hAnsi="Ubuntu" w:cstheme="minorBidi"/>
-                      <w:color w:val="000000"/>
-                      <w:lang w:val="en-GB"/>
-                    </w:rPr>
-                    <w:t>Developed SSIS packages to load and update access rights in the security database (grant/remove access)</w:t>
+                    <w:t>Write SQL queries to support business needs</w:t>
                   </w:r>
                 </w:p>
                 <w:p>
@@ -5310,7 +7020,7 @@
                       <w:szCs w:val="18"/>
                       <w:lang w:val="en-GB"/>
                     </w:rPr>
-                    <w:t>Read data from the CRM application (Microsoft Dynamics) and load into the staging and target tables using Delta checks: add new fields, new tables, adapt data types, load, test, deploy</w:t>
+                    <w:t>Develop, adjust and test SSRS-Rapports</w:t>
                   </w:r>
                 </w:p>
                 <w:p>
@@ -5337,7 +7047,7 @@
                       <w:szCs w:val="18"/>
                       <w:lang w:val="en-GB"/>
                     </w:rPr>
-                    <w:t>Create Power BI reports</w:t>
+                    <w:t>Test and adjust SSIS-Packages</w:t>
                   </w:r>
                 </w:p>
                 <w:p>
@@ -5364,7 +7074,7 @@
                       <w:szCs w:val="18"/>
                       <w:lang w:val="en-GB"/>
                     </w:rPr>
-                    <w:t>Develop an SSIS package, generating an excel, for the follow-up of the customers’ digital signatures</w:t>
+                    <w:t>Combine big Excel Files and Big Flat files as input for complex business logics to generate excel reports and flat files</w:t>
                   </w:r>
                 </w:p>
                 <w:p>
@@ -5391,1733 +7101,7 @@
                       <w:szCs w:val="18"/>
                       <w:lang w:val="en-GB"/>
                     </w:rPr>
-                    <w:t>Daily operational support, follow-up, analyze and solve issues (query errors, connection issues, wrong data type, data quality issues, missing data, …)</w:t>
-                  </w:r>
-                </w:p>
-                <w:p>
-                  <w:pPr>
-                    <w:numPr>
-                      <w:ilvl w:val="0"/>
-                      <w:numId w:val="6"/>
-                    </w:numPr>
-                    <w:autoSpaceDE w:val="0"/>
-                    <w:autoSpaceDN w:val="0"/>
-                    <w:adjustRightInd w:val="0"/>
-                    <w:spacing w:after="0" w:line="240" w:lineRule="auto"/>
-                    <w:rPr>
-                      <w:rFonts w:ascii="Ubuntu" w:hAnsi="Ubuntu" w:cs="Calibri"/>
-                      <w:color w:val="000000"/>
-                      <w:szCs w:val="18"/>
-                      <w:lang w:val="en-BE"/>
-                    </w:rPr>
-                  </w:pPr>
-                  <w:r>
-                    <w:rPr>
-                      <w:rFonts w:ascii="Ubuntu" w:hAnsi="Ubuntu" w:cs="Calibri"/>
-                      <w:color w:val="000000"/>
-                      <w:szCs w:val="18"/>
-                      <w:lang w:val="en-GB"/>
-                    </w:rPr>
-                    <w:t>Back-end</w:t>
-                  </w:r>
-                </w:p>
-                <w:p>
-                  <w:pPr>
-                    <w:numPr>
-                      <w:ilvl w:val="0"/>
-                      <w:numId w:val="6"/>
-                    </w:numPr>
-                    <w:autoSpaceDE w:val="0"/>
-                    <w:autoSpaceDN w:val="0"/>
-                    <w:adjustRightInd w:val="0"/>
-                    <w:spacing w:after="0" w:line="240" w:lineRule="auto"/>
-                    <w:rPr>
-                      <w:rFonts w:ascii="Ubuntu" w:hAnsi="Ubuntu" w:cs="Calibri"/>
-                      <w:color w:val="000000"/>
-                      <w:szCs w:val="18"/>
-                      <w:lang w:val="en-BE"/>
-                    </w:rPr>
-                  </w:pPr>
-                  <w:r>
-                    <w:rPr>
-                      <w:rFonts w:ascii="Ubuntu" w:hAnsi="Ubuntu" w:cs="Calibri"/>
-                      <w:color w:val="000000"/>
-                      <w:szCs w:val="18"/>
-                      <w:lang w:val="en-GB"/>
-                    </w:rPr>
-                    <w:t>Support the BI team with solving their customers' daily business issues</w:t>
-                  </w:r>
-                </w:p>
-                <w:p>
-                  <w:pPr>
-                    <w:numPr>
-                      <w:ilvl w:val="0"/>
-                      <w:numId w:val="6"/>
-                    </w:numPr>
-                    <w:autoSpaceDE w:val="0"/>
-                    <w:autoSpaceDN w:val="0"/>
-                    <w:adjustRightInd w:val="0"/>
-                    <w:spacing w:after="0" w:line="240" w:lineRule="auto"/>
-                    <w:rPr>
-                      <w:rFonts w:ascii="Ubuntu" w:hAnsi="Ubuntu" w:cs="Calibri"/>
-                      <w:color w:val="000000"/>
-                      <w:szCs w:val="18"/>
-                      <w:lang w:val="en-BE"/>
-                    </w:rPr>
-                  </w:pPr>
-                  <w:r>
-                    <w:rPr>
-                      <w:rFonts w:ascii="Ubuntu" w:hAnsi="Ubuntu" w:cs="Calibri"/>
-                      <w:color w:val="000000"/>
-                      <w:szCs w:val="18"/>
-                      <w:lang w:val="en-GB"/>
-                    </w:rPr>
-                    <w:t>Ensure the continuity and the stability of the Service</w:t>
-                  </w:r>
-                </w:p>
-                <w:p>
-                  <w:pPr>
-                    <w:numPr>
-                      <w:ilvl w:val="0"/>
-                      <w:numId w:val="6"/>
-                    </w:numPr>
-                    <w:autoSpaceDE w:val="0"/>
-                    <w:autoSpaceDN w:val="0"/>
-                    <w:adjustRightInd w:val="0"/>
-                    <w:spacing w:after="0" w:line="240" w:lineRule="auto"/>
-                    <w:rPr>
-                      <w:rFonts w:ascii="Ubuntu" w:hAnsi="Ubuntu" w:cs="Calibri"/>
-                      <w:color w:val="000000"/>
-                      <w:szCs w:val="18"/>
-                      <w:lang w:val="en-BE"/>
-                    </w:rPr>
-                  </w:pPr>
-                  <w:r>
-                    <w:rPr>
-                      <w:rFonts w:ascii="Ubuntu" w:hAnsi="Ubuntu" w:cs="Calibri"/>
-                      <w:color w:val="000000"/>
-                      <w:szCs w:val="18"/>
-                      <w:lang w:val="en-GB"/>
-                    </w:rPr>
-                    <w:t xml:space="preserve">Enhance / maintain the different BI-layers (Staging, History, Datawarehouse) </w:t>
-                  </w:r>
-                </w:p>
-                <w:p>
-                  <w:pPr>
-                    <w:numPr>
-                      <w:ilvl w:val="0"/>
-                      <w:numId w:val="6"/>
-                    </w:numPr>
-                    <w:autoSpaceDE w:val="0"/>
-                    <w:autoSpaceDN w:val="0"/>
-                    <w:adjustRightInd w:val="0"/>
-                    <w:spacing w:after="0" w:line="240" w:lineRule="auto"/>
-                    <w:rPr>
-                      <w:rFonts w:ascii="Ubuntu" w:hAnsi="Ubuntu" w:cs="Calibri"/>
-                      <w:color w:val="000000"/>
-                      <w:szCs w:val="18"/>
-                      <w:lang w:val="en-BE"/>
-                    </w:rPr>
-                  </w:pPr>
-                  <w:r>
-                    <w:rPr>
-                      <w:rFonts w:ascii="Ubuntu" w:hAnsi="Ubuntu" w:cs="Calibri"/>
-                      <w:color w:val="000000"/>
-                      <w:szCs w:val="18"/>
-                      <w:lang w:val="en-GB"/>
-                    </w:rPr>
-                    <w:t xml:space="preserve">Daily load check and solving eventually load failed (Ex: conversion problems, missing objects, network problem...)  </w:t>
-                  </w:r>
-                </w:p>
-                <w:p>
-                  <w:pPr>
-                    <w:numPr>
-                      <w:ilvl w:val="0"/>
-                      <w:numId w:val="6"/>
-                    </w:numPr>
-                    <w:autoSpaceDE w:val="0"/>
-                    <w:autoSpaceDN w:val="0"/>
-                    <w:adjustRightInd w:val="0"/>
-                    <w:spacing w:after="0" w:line="240" w:lineRule="auto"/>
-                    <w:rPr>
-                      <w:rFonts w:ascii="Ubuntu" w:hAnsi="Ubuntu" w:cs="Calibri"/>
-                      <w:color w:val="000000"/>
-                      <w:szCs w:val="18"/>
-                      <w:lang w:val="en-BE"/>
-                    </w:rPr>
-                  </w:pPr>
-                  <w:r>
-                    <w:rPr>
-                      <w:rFonts w:ascii="Ubuntu" w:hAnsi="Ubuntu" w:cs="Calibri"/>
-                      <w:color w:val="000000"/>
-                      <w:szCs w:val="18"/>
-                      <w:lang w:val="en-GB"/>
-                    </w:rPr>
-                    <w:t>Using BIML to create multiples tables from the application source and propagate them on the different layers (automatization table creation)</w:t>
-                  </w:r>
-                </w:p>
-                <w:p>
-                  <w:pPr>
-                    <w:numPr>
-                      <w:ilvl w:val="0"/>
-                      <w:numId w:val="6"/>
-                    </w:numPr>
-                    <w:autoSpaceDE w:val="0"/>
-                    <w:autoSpaceDN w:val="0"/>
-                    <w:adjustRightInd w:val="0"/>
-                    <w:spacing w:after="0" w:line="240" w:lineRule="auto"/>
-                    <w:rPr>
-                      <w:rFonts w:ascii="Ubuntu" w:hAnsi="Ubuntu" w:cs="Calibri"/>
-                      <w:color w:val="000000"/>
-                      <w:szCs w:val="18"/>
-                      <w:lang w:val="en-BE"/>
-                    </w:rPr>
-                  </w:pPr>
-                  <w:r>
-                    <w:rPr>
-                      <w:rFonts w:ascii="Ubuntu" w:hAnsi="Ubuntu" w:cs="Calibri"/>
-                      <w:color w:val="000000"/>
-                      <w:szCs w:val="18"/>
-                      <w:lang w:val="en-GB"/>
-                    </w:rPr>
-                    <w:t xml:space="preserve">Packages and cubes creation considering the existing method </w:t>
-                  </w:r>
-                </w:p>
-                <w:p>
-                  <w:pPr>
-                    <w:pStyle w:val="ListParagraph"/>
-                    <w:numPr>
-                      <w:ilvl w:val="0"/>
-                      <w:numId w:val="6"/>
-                    </w:numPr>
-                    <w:rPr>
-                      <w:rFonts w:ascii="Ubuntu" w:hAnsi="Ubuntu" w:cs="Calibri"/>
-                      <w:color w:val="000000"/>
-                      <w:szCs w:val="18"/>
-                      <w:lang w:val="en-BE"/>
-                    </w:rPr>
-                  </w:pPr>
-                  <w:r>
-                    <w:rPr>
-                      <w:rFonts w:ascii="Ubuntu" w:hAnsi="Ubuntu" w:cstheme="minorBidi"/>
-                      <w:color w:val="000000"/>
-                      <w:lang w:val="en-GB"/>
-                    </w:rPr>
-                    <w:t>Deployed newly created or adapted solutions according to established procedures</w:t>
-                  </w:r>
-                </w:p>
-                <w:p>
-                  <w:pPr>
-                    <w:numPr>
-                      <w:ilvl w:val="0"/>
-                      <w:numId w:val="6"/>
-                    </w:numPr>
-                    <w:autoSpaceDE w:val="0"/>
-                    <w:autoSpaceDN w:val="0"/>
-                    <w:adjustRightInd w:val="0"/>
-                    <w:spacing w:after="0" w:line="240" w:lineRule="auto"/>
-                    <w:rPr>
-                      <w:rFonts w:ascii="Ubuntu" w:hAnsi="Ubuntu" w:cs="Calibri"/>
-                      <w:color w:val="000000"/>
-                      <w:szCs w:val="18"/>
-                      <w:lang w:val="en-BE"/>
-                    </w:rPr>
-                  </w:pPr>
-                  <w:r>
-                    <w:rPr>
-                      <w:rFonts w:ascii="Ubuntu" w:hAnsi="Ubuntu" w:cs="Calibri"/>
-                      <w:color w:val="000000"/>
-                      <w:szCs w:val="18"/>
-                      <w:lang w:val="en-GB"/>
-                    </w:rPr>
-                    <w:t>Front-end</w:t>
-                  </w:r>
-                </w:p>
-                <w:p>
-                  <w:pPr>
-                    <w:numPr>
-                      <w:ilvl w:val="0"/>
-                      <w:numId w:val="6"/>
-                    </w:numPr>
-                    <w:autoSpaceDE w:val="0"/>
-                    <w:autoSpaceDN w:val="0"/>
-                    <w:adjustRightInd w:val="0"/>
-                    <w:spacing w:after="0" w:line="240" w:lineRule="auto"/>
-                    <w:rPr>
-                      <w:rFonts w:ascii="Ubuntu" w:hAnsi="Ubuntu" w:cs="Calibri"/>
-                      <w:color w:val="000000"/>
-                      <w:szCs w:val="18"/>
-                      <w:lang w:val="en-BE"/>
-                    </w:rPr>
-                  </w:pPr>
-                  <w:r>
-                    <w:rPr>
-                      <w:rFonts w:ascii="Ubuntu" w:hAnsi="Ubuntu" w:cs="Calibri"/>
-                      <w:color w:val="000000"/>
-                      <w:szCs w:val="18"/>
-                      <w:lang w:val="en-GB"/>
-                    </w:rPr>
-                    <w:t>SSRS report creation based on DWH tables</w:t>
-                  </w:r>
-                </w:p>
-                <w:p>
-                  <w:pPr>
-                    <w:numPr>
-                      <w:ilvl w:val="0"/>
-                      <w:numId w:val="6"/>
-                    </w:numPr>
-                    <w:autoSpaceDE w:val="0"/>
-                    <w:autoSpaceDN w:val="0"/>
-                    <w:adjustRightInd w:val="0"/>
-                    <w:spacing w:after="0" w:line="240" w:lineRule="auto"/>
-                    <w:rPr>
-                      <w:rFonts w:ascii="Ubuntu" w:hAnsi="Ubuntu" w:cs="Calibri"/>
-                      <w:color w:val="000000"/>
-                      <w:szCs w:val="18"/>
-                      <w:lang w:val="en-BE"/>
-                    </w:rPr>
-                  </w:pPr>
-                  <w:r>
-                    <w:rPr>
-                      <w:rFonts w:ascii="Ubuntu" w:hAnsi="Ubuntu" w:cs="Calibri"/>
-                      <w:color w:val="000000"/>
-                      <w:szCs w:val="18"/>
-                      <w:lang w:val="en-GB"/>
-                    </w:rPr>
-                    <w:t>Impact analyses to check the dependencies (in the complete Bi-Solution) of a given database object before a project starts</w:t>
-                  </w:r>
-                </w:p>
-                <w:p>
-                  <w:pPr>
-                    <w:numPr>
-                      <w:ilvl w:val="0"/>
-                      <w:numId w:val="6"/>
-                    </w:numPr>
-                    <w:autoSpaceDE w:val="0"/>
-                    <w:autoSpaceDN w:val="0"/>
-                    <w:adjustRightInd w:val="0"/>
-                    <w:spacing w:after="0" w:line="240" w:lineRule="auto"/>
-                    <w:rPr>
-                      <w:rFonts w:ascii="Ubuntu" w:hAnsi="Ubuntu" w:cs="Calibri"/>
-                      <w:color w:val="000000"/>
-                      <w:szCs w:val="18"/>
-                      <w:lang w:val="en-BE"/>
-                    </w:rPr>
-                  </w:pPr>
-                  <w:r>
-                    <w:rPr>
-                      <w:rFonts w:ascii="Ubuntu" w:hAnsi="Ubuntu" w:cs="Calibri"/>
-                      <w:color w:val="000000"/>
-                      <w:szCs w:val="18"/>
-                      <w:lang w:val="en-GB"/>
-                    </w:rPr>
-                    <w:t>Documentations about all changes or newly added solutions</w:t>
-                  </w:r>
-                </w:p>
-                <w:p>
-                  <w:pPr>
-                    <w:pStyle w:val="ListParagraph"/>
-                    <w:numPr>
-                      <w:ilvl w:val="0"/>
-                      <w:numId w:val="6"/>
-                    </w:numPr>
-                    <w:rPr>
-                      <w:rFonts w:ascii="Ubuntu" w:hAnsi="Ubuntu" w:cs="Calibri"/>
-                      <w:color w:val="000000"/>
-                      <w:szCs w:val="18"/>
-                      <w:lang w:val="en-BE"/>
-                    </w:rPr>
-                  </w:pPr>
-                  <w:r>
-                    <w:rPr>
-                      <w:rFonts w:ascii="Ubuntu" w:hAnsi="Ubuntu" w:cstheme="minorBidi"/>
-                      <w:color w:val="000000"/>
-                      <w:lang w:val="en-GB"/>
-                    </w:rPr>
-                    <w:t>Set up CI/CD for Azure Data Factory and data migration</w:t>
-                  </w:r>
-                </w:p>
-                <w:p>
-                  <w:pPr>
-                    <w:pStyle w:val="ListParagraph"/>
-                    <w:numPr>
-                      <w:ilvl w:val="0"/>
-                      <w:numId w:val="6"/>
-                    </w:numPr>
-                    <w:rPr>
-                      <w:rFonts w:ascii="Ubuntu" w:hAnsi="Ubuntu" w:cs="Calibri"/>
-                      <w:color w:val="000000"/>
-                      <w:szCs w:val="18"/>
-                      <w:lang w:val="en-BE"/>
-                    </w:rPr>
-                  </w:pPr>
-                  <w:r>
-                    <w:rPr>
-                      <w:rFonts w:ascii="Ubuntu" w:hAnsi="Ubuntu" w:cstheme="minorBidi"/>
-                      <w:color w:val="000000"/>
-                      <w:lang w:val="fr-BE"/>
-                    </w:rPr>
-                    <w:t>Managed Azure DevOps/GitHub CI/CD environments</w:t>
-                  </w:r>
-                </w:p>
-                <w:p>
-                  <w:pPr>
-                    <w:pStyle w:val="ListParagraph"/>
-                    <w:numPr>
-                      <w:ilvl w:val="0"/>
-                      <w:numId w:val="6"/>
-                    </w:numPr>
-                    <w:rPr>
-                      <w:rFonts w:ascii="Ubuntu" w:hAnsi="Ubuntu" w:cs="Calibri"/>
-                      <w:color w:val="000000"/>
-                      <w:szCs w:val="18"/>
-                      <w:lang w:val="en-BE"/>
-                    </w:rPr>
-                  </w:pPr>
-                  <w:r>
-                    <w:rPr>
-                      <w:rFonts w:ascii="Ubuntu" w:hAnsi="Ubuntu" w:cstheme="minorBidi"/>
-                      <w:color w:val="000000"/>
-                      <w:lang w:val="en-GB"/>
-                    </w:rPr>
-                    <w:t>Created an Azure DevOps account</w:t>
-                  </w:r>
-                </w:p>
-                <w:p>
-                  <w:pPr>
-                    <w:pStyle w:val="ListParagraph"/>
-                    <w:numPr>
-                      <w:ilvl w:val="0"/>
-                      <w:numId w:val="6"/>
-                    </w:numPr>
-                    <w:rPr>
-                      <w:rFonts w:ascii="Ubuntu" w:hAnsi="Ubuntu" w:cs="Calibri"/>
-                      <w:color w:val="000000"/>
-                      <w:szCs w:val="18"/>
-                      <w:lang w:val="en-BE"/>
-                    </w:rPr>
-                  </w:pPr>
-                  <w:r>
-                    <w:rPr>
-                      <w:rFonts w:ascii="Ubuntu" w:hAnsi="Ubuntu" w:cstheme="minorBidi"/>
-                      <w:color w:val="000000"/>
-                      <w:lang w:val="en-GB"/>
-                    </w:rPr>
-                    <w:t>Created projects and repositories</w:t>
-                  </w:r>
-                </w:p>
-                <w:p>
-                  <w:pPr>
-                    <w:pStyle w:val="ListParagraph"/>
-                    <w:numPr>
-                      <w:ilvl w:val="0"/>
-                      <w:numId w:val="6"/>
-                    </w:numPr>
-                    <w:rPr>
-                      <w:rFonts w:ascii="Ubuntu" w:hAnsi="Ubuntu" w:cs="Calibri"/>
-                      <w:color w:val="000000"/>
-                      <w:szCs w:val="18"/>
-                      <w:lang w:val="en-BE"/>
-                    </w:rPr>
-                  </w:pPr>
-                  <w:r>
-                    <w:rPr>
-                      <w:rFonts w:ascii="Ubuntu" w:hAnsi="Ubuntu" w:cstheme="minorBidi"/>
-                      <w:color w:val="000000"/>
-                      <w:lang w:val="en-GB"/>
-                    </w:rPr>
-                    <w:t>Created developer branches</w:t>
-                  </w:r>
-                </w:p>
-                <w:p>
-                  <w:pPr>
-                    <w:pStyle w:val="ListParagraph"/>
-                    <w:numPr>
-                      <w:ilvl w:val="0"/>
-                      <w:numId w:val="6"/>
-                    </w:numPr>
-                    <w:rPr>
-                      <w:rFonts w:ascii="Ubuntu" w:hAnsi="Ubuntu" w:cs="Calibri"/>
-                      <w:color w:val="000000"/>
-                      <w:szCs w:val="18"/>
-                      <w:lang w:val="en-BE"/>
-                    </w:rPr>
-                  </w:pPr>
-                  <w:r>
-                    <w:rPr>
-                      <w:rFonts w:ascii="Ubuntu" w:hAnsi="Ubuntu" w:cstheme="minorBidi"/>
-                      <w:color w:val="000000"/>
-                      <w:lang w:val="en-GB"/>
-                    </w:rPr>
-                    <w:lastRenderedPageBreak/>
-                    <w:t>Created variable groups for test and production environments</w:t>
-                  </w:r>
-                </w:p>
-                <w:p>
-                  <w:pPr>
-                    <w:pStyle w:val="ListParagraph"/>
-                    <w:numPr>
-                      <w:ilvl w:val="0"/>
-                      <w:numId w:val="6"/>
-                    </w:numPr>
-                    <w:rPr>
-                      <w:rFonts w:ascii="Ubuntu" w:hAnsi="Ubuntu" w:cs="Calibri"/>
-                      <w:color w:val="000000"/>
-                      <w:szCs w:val="18"/>
-                      <w:lang w:val="en-BE"/>
-                    </w:rPr>
-                  </w:pPr>
-                  <w:r>
-                    <w:rPr>
-                      <w:rFonts w:ascii="Ubuntu" w:hAnsi="Ubuntu" w:cstheme="minorBidi"/>
-                      <w:color w:val="000000"/>
-                      <w:lang w:val="en-GB"/>
-                    </w:rPr>
-                    <w:t>Built CI/CD pipelines to automate build and release processes</w:t>
-                  </w:r>
-                </w:p>
-                <w:p>
-                  <w:pPr>
-                    <w:pStyle w:val="ListParagraph"/>
-                    <w:numPr>
-                      <w:ilvl w:val="0"/>
-                      <w:numId w:val="6"/>
-                    </w:numPr>
-                    <w:rPr>
-                      <w:rFonts w:ascii="Ubuntu" w:hAnsi="Ubuntu" w:cs="Calibri"/>
-                      <w:color w:val="000000"/>
-                      <w:szCs w:val="18"/>
-                      <w:lang w:val="en-BE"/>
-                    </w:rPr>
-                  </w:pPr>
-                  <w:r>
-                    <w:rPr>
-                      <w:rFonts w:ascii="Ubuntu" w:hAnsi="Ubuntu" w:cstheme="minorBidi"/>
-                      <w:color w:val="000000"/>
-                      <w:lang w:val="en-GB"/>
-                    </w:rPr>
-                    <w:t>Created three Azure Data Lake Storage accounts (Dev/Test/Prod)</w:t>
-                  </w:r>
-                </w:p>
-                <w:p>
-                  <w:pPr>
-                    <w:numPr>
-                      <w:ilvl w:val="0"/>
-                      <w:numId w:val="6"/>
-                    </w:numPr>
-                    <w:autoSpaceDE w:val="0"/>
-                    <w:autoSpaceDN w:val="0"/>
-                    <w:adjustRightInd w:val="0"/>
-                    <w:spacing w:after="0" w:line="240" w:lineRule="auto"/>
-                    <w:rPr>
-                      <w:rFonts w:ascii="Ubuntu" w:hAnsi="Ubuntu" w:cs="Calibri"/>
-                      <w:color w:val="000000"/>
-                      <w:szCs w:val="18"/>
-                      <w:lang w:val="en-BE"/>
-                    </w:rPr>
-                  </w:pPr>
-                  <w:r>
-                    <w:rPr>
-                      <w:rFonts w:ascii="Ubuntu" w:hAnsi="Ubuntu" w:cs="Calibri"/>
-                      <w:color w:val="000000"/>
-                      <w:szCs w:val="18"/>
-                      <w:lang w:val="en-GB"/>
-                    </w:rPr>
-                    <w:t xml:space="preserve">Migrate the Dynamics 365 tables to the Data Lake, </w:t>
-                  </w:r>
-                </w:p>
-                <w:p>
-                  <w:pPr>
-                    <w:pStyle w:val="ListParagraph"/>
-                    <w:numPr>
-                      <w:ilvl w:val="0"/>
-                      <w:numId w:val="6"/>
-                    </w:numPr>
-                    <w:rPr>
-                      <w:rFonts w:ascii="Ubuntu" w:hAnsi="Ubuntu" w:cs="Calibri"/>
-                      <w:color w:val="000000"/>
-                      <w:szCs w:val="18"/>
-                      <w:lang w:val="en-BE"/>
-                    </w:rPr>
-                  </w:pPr>
-                  <w:r>
-                    <w:rPr>
-                      <w:rFonts w:ascii="Ubuntu" w:hAnsi="Ubuntu" w:cstheme="minorBidi"/>
-                      <w:color w:val="000000"/>
-                      <w:lang w:val="en-GB"/>
-                    </w:rPr>
-                    <w:t>Created three Azure Key Vault instances</w:t>
-                  </w:r>
-                </w:p>
-                <w:p>
-                  <w:pPr>
-                    <w:pStyle w:val="ListParagraph"/>
-                    <w:numPr>
-                      <w:ilvl w:val="0"/>
-                      <w:numId w:val="6"/>
-                    </w:numPr>
-                    <w:rPr>
-                      <w:rFonts w:ascii="Ubuntu" w:hAnsi="Ubuntu" w:cs="Calibri"/>
-                      <w:color w:val="000000"/>
-                      <w:szCs w:val="18"/>
-                      <w:lang w:val="en-BE"/>
-                    </w:rPr>
-                  </w:pPr>
-                  <w:r>
-                    <w:rPr>
-                      <w:rFonts w:ascii="Ubuntu" w:hAnsi="Ubuntu" w:cstheme="minorBidi"/>
-                      <w:color w:val="000000"/>
-                      <w:lang w:val="en-GB"/>
-                    </w:rPr>
-                    <w:t>Created secrets in Key Vault to store storage-account connection strings</w:t>
-                  </w:r>
-                </w:p>
-                <w:p>
-                  <w:pPr>
-                    <w:numPr>
-                      <w:ilvl w:val="0"/>
-                      <w:numId w:val="6"/>
-                    </w:numPr>
-                    <w:autoSpaceDE w:val="0"/>
-                    <w:autoSpaceDN w:val="0"/>
-                    <w:adjustRightInd w:val="0"/>
-                    <w:spacing w:after="0" w:line="240" w:lineRule="auto"/>
-                    <w:rPr>
-                      <w:rFonts w:ascii="Ubuntu" w:hAnsi="Ubuntu" w:cs="Calibri"/>
-                      <w:color w:val="000000"/>
-                      <w:szCs w:val="18"/>
-                      <w:lang w:val="en-BE"/>
-                    </w:rPr>
-                  </w:pPr>
-                  <w:r>
-                    <w:rPr>
-                      <w:rFonts w:ascii="Ubuntu" w:hAnsi="Ubuntu" w:cs="Calibri"/>
-                      <w:color w:val="000000"/>
-                      <w:szCs w:val="18"/>
-                      <w:lang w:val="en-GB"/>
-                    </w:rPr>
-                    <w:t>Grant Synapse permissions to secret key and access to ADL for data transfer</w:t>
-                  </w:r>
-                </w:p>
-                <w:p>
-                  <w:pPr>
-                    <w:pStyle w:val="ListParagraph"/>
-                    <w:numPr>
-                      <w:ilvl w:val="0"/>
-                      <w:numId w:val="6"/>
-                    </w:numPr>
-                    <w:rPr>
-                      <w:rFonts w:ascii="Ubuntu" w:hAnsi="Ubuntu" w:cs="Calibri"/>
-                      <w:color w:val="000000"/>
-                      <w:szCs w:val="18"/>
-                      <w:lang w:val="en-BE"/>
-                    </w:rPr>
-                  </w:pPr>
-                  <w:r>
-                    <w:rPr>
-                      <w:rFonts w:ascii="Ubuntu" w:hAnsi="Ubuntu" w:cstheme="minorBidi"/>
-                      <w:color w:val="000000"/>
-                      <w:lang w:val="en-GB"/>
-                    </w:rPr>
-                    <w:t>Created three Synapse workspaces (Dev/Test/Prod)</w:t>
-                  </w:r>
-                </w:p>
-                <w:p>
-                  <w:pPr>
-                    <w:numPr>
-                      <w:ilvl w:val="0"/>
-                      <w:numId w:val="6"/>
-                    </w:numPr>
-                    <w:autoSpaceDE w:val="0"/>
-                    <w:autoSpaceDN w:val="0"/>
-                    <w:adjustRightInd w:val="0"/>
-                    <w:spacing w:after="0" w:line="240" w:lineRule="auto"/>
-                    <w:rPr>
-                      <w:rFonts w:ascii="Ubuntu" w:hAnsi="Ubuntu" w:cs="Calibri"/>
-                      <w:color w:val="000000"/>
-                      <w:szCs w:val="18"/>
-                      <w:lang w:val="en-BE"/>
-                    </w:rPr>
-                  </w:pPr>
-                  <w:r>
-                    <w:rPr>
-                      <w:rFonts w:ascii="Ubuntu" w:hAnsi="Ubuntu" w:cs="Calibri"/>
-                      <w:color w:val="000000"/>
-                      <w:szCs w:val="18"/>
-                      <w:lang w:val="en-GB"/>
-                    </w:rPr>
-                    <w:t>Integrate DevOps with Azure using Git configuration</w:t>
-                  </w:r>
-                </w:p>
-                <w:p>
-                  <w:pPr>
-                    <w:pStyle w:val="ListParagraph"/>
-                    <w:numPr>
-                      <w:ilvl w:val="0"/>
-                      <w:numId w:val="6"/>
-                    </w:numPr>
-                    <w:rPr>
-                      <w:rFonts w:ascii="Ubuntu" w:hAnsi="Ubuntu" w:cs="Calibri"/>
-                      <w:color w:val="000000"/>
-                      <w:szCs w:val="18"/>
-                      <w:lang w:val="en-BE"/>
-                    </w:rPr>
-                  </w:pPr>
-                  <w:r>
-                    <w:rPr>
-                      <w:rFonts w:ascii="Ubuntu" w:hAnsi="Ubuntu" w:cstheme="minorBidi"/>
-                      <w:color w:val="000000"/>
-                      <w:lang w:val="en-GB"/>
-                    </w:rPr>
-                    <w:t>Developed in a dedicated branch, merged changes to the main branch, and published to Synapse</w:t>
-                  </w:r>
-                </w:p>
-                <w:p>
-                  <w:pPr>
-                    <w:numPr>
-                      <w:ilvl w:val="0"/>
-                      <w:numId w:val="6"/>
-                    </w:numPr>
-                    <w:autoSpaceDE w:val="0"/>
-                    <w:autoSpaceDN w:val="0"/>
-                    <w:adjustRightInd w:val="0"/>
-                    <w:spacing w:after="0" w:line="240" w:lineRule="auto"/>
-                    <w:rPr>
-                      <w:rFonts w:ascii="Ubuntu" w:hAnsi="Ubuntu" w:cs="Calibri"/>
-                      <w:color w:val="000000"/>
-                      <w:szCs w:val="18"/>
-                      <w:lang w:val="en-BE"/>
-                    </w:rPr>
-                  </w:pPr>
-                  <w:r>
-                    <w:rPr>
-                      <w:rFonts w:ascii="Ubuntu" w:hAnsi="Ubuntu" w:cs="Calibri"/>
-                      <w:color w:val="000000"/>
-                      <w:szCs w:val="18"/>
-                      <w:lang w:val="en-GB"/>
-                    </w:rPr>
-                    <w:t>Create 2 Linked Services with Key Vault and with ADL</w:t>
-                  </w:r>
-                </w:p>
-                <w:p>
-                  <w:pPr>
-                    <w:numPr>
-                      <w:ilvl w:val="0"/>
-                      <w:numId w:val="6"/>
-                    </w:numPr>
-                    <w:autoSpaceDE w:val="0"/>
-                    <w:autoSpaceDN w:val="0"/>
-                    <w:adjustRightInd w:val="0"/>
-                    <w:spacing w:after="0" w:line="240" w:lineRule="auto"/>
-                    <w:rPr>
-                      <w:rFonts w:ascii="Ubuntu" w:hAnsi="Ubuntu" w:cs="Calibri"/>
-                      <w:color w:val="000000"/>
-                      <w:szCs w:val="18"/>
-                      <w:lang w:val="en-BE"/>
-                    </w:rPr>
-                  </w:pPr>
-                  <w:r>
-                    <w:rPr>
-                      <w:rFonts w:ascii="Ubuntu" w:hAnsi="Ubuntu" w:cs="Calibri"/>
-                      <w:color w:val="000000"/>
-                      <w:szCs w:val="18"/>
-                      <w:lang w:val="en-GB"/>
-                    </w:rPr>
-                    <w:t xml:space="preserve">Copy data from ADL Storage account to Azure SQL Database using pipelines </w:t>
-                  </w:r>
-                </w:p>
-                <w:p>
-                  <w:pPr>
-                    <w:numPr>
-                      <w:ilvl w:val="0"/>
-                      <w:numId w:val="6"/>
-                    </w:numPr>
-                    <w:autoSpaceDE w:val="0"/>
-                    <w:autoSpaceDN w:val="0"/>
-                    <w:adjustRightInd w:val="0"/>
-                    <w:spacing w:after="0" w:line="240" w:lineRule="auto"/>
-                    <w:rPr>
-                      <w:rFonts w:ascii="Ubuntu" w:hAnsi="Ubuntu" w:cs="Calibri"/>
-                      <w:color w:val="000000"/>
-                      <w:szCs w:val="18"/>
-                      <w:lang w:val="en-BE"/>
-                    </w:rPr>
-                  </w:pPr>
-                  <w:r>
-                    <w:rPr>
-                      <w:rFonts w:ascii="Ubuntu" w:hAnsi="Ubuntu" w:cs="Calibri"/>
-                      <w:color w:val="000000"/>
-                      <w:szCs w:val="18"/>
-                      <w:lang w:val="en-GB"/>
-                    </w:rPr>
-                    <w:t>Test working of pipelines, merge to Master Branch, and publish</w:t>
-                  </w:r>
-                </w:p>
-                <w:p>
-                  <w:pPr>
-                    <w:numPr>
-                      <w:ilvl w:val="0"/>
-                      <w:numId w:val="6"/>
-                    </w:numPr>
-                    <w:autoSpaceDE w:val="0"/>
-                    <w:autoSpaceDN w:val="0"/>
-                    <w:adjustRightInd w:val="0"/>
-                    <w:spacing w:after="0" w:line="240" w:lineRule="auto"/>
-                    <w:rPr>
-                      <w:rFonts w:ascii="Ubuntu" w:hAnsi="Ubuntu" w:cs="Calibri"/>
-                      <w:color w:val="000000"/>
-                      <w:szCs w:val="18"/>
-                      <w:lang w:val="en-BE"/>
-                    </w:rPr>
-                  </w:pPr>
-                  <w:r>
-                    <w:rPr>
-                      <w:rFonts w:ascii="Ubuntu" w:hAnsi="Ubuntu" w:cs="Calibri"/>
-                      <w:color w:val="000000"/>
-                      <w:szCs w:val="18"/>
-                      <w:lang w:val="en-GB"/>
-                    </w:rPr>
-                    <w:t>Create External Tables in Synapse using SQL serverless</w:t>
-                  </w:r>
-                </w:p>
-                <w:p>
-                  <w:pPr>
-                    <w:numPr>
-                      <w:ilvl w:val="0"/>
-                      <w:numId w:val="6"/>
-                    </w:numPr>
-                    <w:autoSpaceDE w:val="0"/>
-                    <w:autoSpaceDN w:val="0"/>
-                    <w:adjustRightInd w:val="0"/>
-                    <w:spacing w:after="0" w:line="240" w:lineRule="auto"/>
-                    <w:rPr>
-                      <w:rFonts w:ascii="Ubuntu" w:hAnsi="Ubuntu" w:cs="Calibri"/>
-                      <w:color w:val="000000"/>
-                      <w:szCs w:val="18"/>
-                      <w:lang w:val="en-BE"/>
-                    </w:rPr>
-                  </w:pPr>
-                  <w:r>
-                    <w:rPr>
-                      <w:rFonts w:ascii="Ubuntu" w:hAnsi="Ubuntu" w:cs="Calibri"/>
-                      <w:color w:val="000000"/>
-                      <w:szCs w:val="18"/>
-                      <w:lang w:val="en-GB"/>
-                    </w:rPr>
-                    <w:t xml:space="preserve">Use this dataset as source to update SSAS cube multi-Dim. </w:t>
-                  </w:r>
-                </w:p>
-                <w:p>
-                  <w:pPr>
-                    <w:numPr>
-                      <w:ilvl w:val="0"/>
-                      <w:numId w:val="6"/>
-                    </w:numPr>
-                    <w:autoSpaceDE w:val="0"/>
-                    <w:autoSpaceDN w:val="0"/>
-                    <w:adjustRightInd w:val="0"/>
-                    <w:spacing w:after="0" w:line="240" w:lineRule="auto"/>
-                    <w:rPr>
-                      <w:rFonts w:ascii="Ubuntu" w:hAnsi="Ubuntu" w:cs="Calibri"/>
-                      <w:color w:val="000000"/>
-                      <w:szCs w:val="18"/>
-                      <w:lang w:val="en-BE"/>
-                    </w:rPr>
-                  </w:pPr>
-                  <w:r>
-                    <w:rPr>
-                      <w:rFonts w:ascii="Ubuntu" w:hAnsi="Ubuntu" w:cs="Calibri"/>
-                      <w:color w:val="000000"/>
-                      <w:szCs w:val="18"/>
-                      <w:lang w:val="en-GB"/>
-                    </w:rPr>
-                    <w:t>Design Power BI reporting with the Cube as source</w:t>
-                  </w:r>
-                </w:p>
-                <w:p>
-                  <w:pPr>
-                    <w:numPr>
-                      <w:ilvl w:val="0"/>
-                      <w:numId w:val="6"/>
-                    </w:numPr>
-                    <w:autoSpaceDE w:val="0"/>
-                    <w:autoSpaceDN w:val="0"/>
-                    <w:adjustRightInd w:val="0"/>
-                    <w:spacing w:after="0" w:line="240" w:lineRule="auto"/>
-                    <w:rPr>
-                      <w:rFonts w:ascii="Ubuntu" w:hAnsi="Ubuntu" w:cs="Calibri"/>
-                      <w:color w:val="000000"/>
-                      <w:szCs w:val="18"/>
-                      <w:lang w:val="en-BE"/>
-                    </w:rPr>
-                  </w:pPr>
-                  <w:r>
-                    <w:rPr>
-                      <w:rFonts w:ascii="Ubuntu" w:hAnsi="Ubuntu" w:cs="Calibri"/>
-                      <w:color w:val="000000"/>
-                      <w:szCs w:val="18"/>
-                      <w:lang w:val="en-GB"/>
-                    </w:rPr>
-                    <w:t>ETL Databricks implementation:</w:t>
-                  </w:r>
-                </w:p>
-                <w:p>
-                  <w:pPr>
-                    <w:numPr>
-                      <w:ilvl w:val="0"/>
-                      <w:numId w:val="6"/>
-                    </w:numPr>
-                    <w:autoSpaceDE w:val="0"/>
-                    <w:autoSpaceDN w:val="0"/>
-                    <w:adjustRightInd w:val="0"/>
-                    <w:spacing w:after="0" w:line="240" w:lineRule="auto"/>
-                    <w:rPr>
-                      <w:rFonts w:ascii="Ubuntu" w:hAnsi="Ubuntu" w:cs="Calibri"/>
-                      <w:color w:val="000000"/>
-                      <w:szCs w:val="18"/>
-                      <w:lang w:val="en-BE"/>
-                    </w:rPr>
-                  </w:pPr>
-                  <w:r>
-                    <w:rPr>
-                      <w:rFonts w:ascii="Ubuntu" w:hAnsi="Ubuntu" w:cs="Calibri"/>
-                      <w:color w:val="000000"/>
-                      <w:szCs w:val="18"/>
-                      <w:lang w:val="en-GB"/>
-                    </w:rPr>
-                    <w:t>Create the Databricks workspace and create notebooks</w:t>
-                  </w:r>
-                </w:p>
-                <w:p>
-                  <w:pPr>
-                    <w:numPr>
-                      <w:ilvl w:val="0"/>
-                      <w:numId w:val="6"/>
-                    </w:numPr>
-                    <w:autoSpaceDE w:val="0"/>
-                    <w:autoSpaceDN w:val="0"/>
-                    <w:adjustRightInd w:val="0"/>
-                    <w:spacing w:after="0" w:line="240" w:lineRule="auto"/>
-                    <w:rPr>
-                      <w:rFonts w:ascii="Ubuntu" w:hAnsi="Ubuntu" w:cs="Calibri"/>
-                      <w:color w:val="000000"/>
-                      <w:szCs w:val="18"/>
-                      <w:lang w:val="en-BE"/>
-                    </w:rPr>
-                  </w:pPr>
-                  <w:r>
-                    <w:rPr>
-                      <w:rFonts w:ascii="Ubuntu" w:hAnsi="Ubuntu" w:cs="Calibri"/>
-                      <w:color w:val="000000"/>
-                      <w:szCs w:val="18"/>
-                      <w:lang w:val="en-GB"/>
-                    </w:rPr>
-                    <w:t>Unmount and mount data between ADL and Databricks using Scala</w:t>
-                  </w:r>
-                </w:p>
-                <w:p>
-                  <w:pPr>
-                    <w:numPr>
-                      <w:ilvl w:val="0"/>
-                      <w:numId w:val="6"/>
-                    </w:numPr>
-                    <w:autoSpaceDE w:val="0"/>
-                    <w:autoSpaceDN w:val="0"/>
-                    <w:adjustRightInd w:val="0"/>
-                    <w:spacing w:after="0" w:line="240" w:lineRule="auto"/>
-                    <w:rPr>
-                      <w:rFonts w:ascii="Ubuntu" w:hAnsi="Ubuntu" w:cs="Calibri"/>
-                      <w:color w:val="000000"/>
-                      <w:szCs w:val="18"/>
-                      <w:lang w:val="en-BE"/>
-                    </w:rPr>
-                  </w:pPr>
-                  <w:r>
-                    <w:rPr>
-                      <w:rFonts w:ascii="Ubuntu" w:hAnsi="Ubuntu" w:cs="Calibri"/>
-                      <w:color w:val="000000"/>
-                      <w:szCs w:val="18"/>
-                      <w:lang w:val="en-GB"/>
-                    </w:rPr>
-                    <w:t>Create Global tables that will store the data from ADL using Scala</w:t>
-                  </w:r>
-                </w:p>
-                <w:p>
-                  <w:pPr>
-                    <w:numPr>
-                      <w:ilvl w:val="0"/>
-                      <w:numId w:val="6"/>
-                    </w:numPr>
-                    <w:autoSpaceDE w:val="0"/>
-                    <w:autoSpaceDN w:val="0"/>
-                    <w:adjustRightInd w:val="0"/>
-                    <w:spacing w:after="0" w:line="240" w:lineRule="auto"/>
-                    <w:rPr>
-                      <w:rFonts w:ascii="Ubuntu" w:hAnsi="Ubuntu" w:cs="Calibri"/>
-                      <w:color w:val="000000"/>
-                      <w:szCs w:val="18"/>
-                      <w:lang w:val="en-BE"/>
-                    </w:rPr>
-                  </w:pPr>
-                  <w:r>
-                    <w:rPr>
-                      <w:rFonts w:ascii="Ubuntu" w:hAnsi="Ubuntu" w:cs="Calibri"/>
-                      <w:color w:val="000000"/>
-                      <w:szCs w:val="18"/>
-                      <w:lang w:val="en-GB"/>
-                    </w:rPr>
-                    <w:t>Perform transformations on global tables (conversion, removing some rows and fields…) using SQL</w:t>
-                  </w:r>
-                </w:p>
-                <w:p>
-                  <w:pPr>
-                    <w:numPr>
-                      <w:ilvl w:val="0"/>
-                      <w:numId w:val="6"/>
-                    </w:numPr>
-                    <w:autoSpaceDE w:val="0"/>
-                    <w:autoSpaceDN w:val="0"/>
-                    <w:adjustRightInd w:val="0"/>
-                    <w:spacing w:after="0" w:line="240" w:lineRule="auto"/>
-                    <w:rPr>
-                      <w:rFonts w:ascii="Ubuntu" w:hAnsi="Ubuntu" w:cs="Calibri"/>
-                      <w:color w:val="000000"/>
-                      <w:szCs w:val="18"/>
-                      <w:lang w:val="en-BE"/>
-                    </w:rPr>
-                  </w:pPr>
-                  <w:r>
-                    <w:rPr>
-                      <w:rFonts w:ascii="Ubuntu" w:hAnsi="Ubuntu" w:cs="Calibri"/>
-                      <w:color w:val="000000"/>
-                      <w:szCs w:val="18"/>
-                      <w:lang w:val="en-GB"/>
-                    </w:rPr>
-                    <w:t xml:space="preserve">Create connection with Target Database </w:t>
-                  </w:r>
-                </w:p>
-                <w:p>
-                  <w:pPr>
-                    <w:numPr>
-                      <w:ilvl w:val="0"/>
-                      <w:numId w:val="6"/>
-                    </w:numPr>
-                    <w:autoSpaceDE w:val="0"/>
-                    <w:autoSpaceDN w:val="0"/>
-                    <w:adjustRightInd w:val="0"/>
-                    <w:spacing w:after="0" w:line="240" w:lineRule="auto"/>
-                    <w:rPr>
-                      <w:rFonts w:ascii="Ubuntu" w:hAnsi="Ubuntu" w:cs="Calibri"/>
-                      <w:color w:val="000000"/>
-                      <w:szCs w:val="18"/>
-                      <w:lang w:val="en-BE"/>
-                    </w:rPr>
-                  </w:pPr>
-                  <w:r>
-                    <w:rPr>
-                      <w:rFonts w:ascii="Ubuntu" w:hAnsi="Ubuntu" w:cs="Calibri"/>
-                      <w:color w:val="000000"/>
-                      <w:szCs w:val="18"/>
-                      <w:lang w:val="en-GB"/>
-                    </w:rPr>
-                    <w:t>Build JDBC URL to help create DataFrames</w:t>
-                  </w:r>
-                </w:p>
-                <w:p>
-                  <w:pPr>
-                    <w:numPr>
-                      <w:ilvl w:val="0"/>
-                      <w:numId w:val="6"/>
-                    </w:numPr>
-                    <w:autoSpaceDE w:val="0"/>
-                    <w:autoSpaceDN w:val="0"/>
-                    <w:adjustRightInd w:val="0"/>
-                    <w:spacing w:after="0" w:line="240" w:lineRule="auto"/>
-                    <w:rPr>
-                      <w:rFonts w:ascii="Ubuntu" w:hAnsi="Ubuntu" w:cs="Calibri"/>
-                      <w:color w:val="000000"/>
-                      <w:szCs w:val="18"/>
-                      <w:lang w:val="en-BE"/>
-                    </w:rPr>
-                  </w:pPr>
-                </w:p>
-                <w:p>
-                  <w:pPr>
-                    <w:autoSpaceDE w:val="0"/>
-                    <w:autoSpaceDN w:val="0"/>
-                    <w:adjustRightInd w:val="0"/>
-                    <w:spacing w:after="0" w:line="240" w:lineRule="auto"/>
-                    <w:ind w:left="720" w:firstLine="0"/>
-                    <w:rPr>
-                      <w:rFonts w:ascii="Ubuntu" w:hAnsi="Ubuntu" w:cs="Calibri"/>
-                      <w:color w:val="000000"/>
-                      <w:szCs w:val="18"/>
-                      <w:lang w:val="en-BE"/>
-                    </w:rPr>
-                  </w:pPr>
-                </w:p>
-                <w:p>
-                  <w:pPr>
-                    <w:autoSpaceDE w:val="0"/>
-                    <w:autoSpaceDN w:val="0"/>
-                    <w:adjustRightInd w:val="0"/>
-                    <w:spacing w:after="0" w:line="240" w:lineRule="auto"/>
-                    <w:ind w:left="0" w:firstLine="0"/>
-                    <w:rPr>
-                      <w:rFonts w:ascii="Ubuntu" w:hAnsi="Ubuntu" w:cs="Calibri"/>
-                      <w:b/>
-                      <w:bCs/>
-                      <w:color w:val="000000"/>
-                      <w:szCs w:val="18"/>
-                    </w:rPr>
-                  </w:pPr>
-                  <w:r>
-                    <w:rPr>
-                      <w:rFonts w:ascii="Ubuntu" w:hAnsi="Ubuntu" w:cs="Calibri"/>
-                      <w:b/>
-                      <w:bCs/>
-                      <w:color w:val="000000"/>
-                      <w:szCs w:val="18"/>
-                    </w:rPr>
-                    <w:t>Environment &amp; tools</w:t>
-                  </w:r>
-                </w:p>
-                <w:p>
-                  <w:pPr>
-                    <w:pStyle w:val="ListParagraph"/>
-                    <w:numPr>
-                      <w:ilvl w:val="0"/>
-                      <w:numId w:val="7"/>
-                    </w:numPr>
-                    <w:rPr>
-                      <w:rFonts w:cstheme="minorBidi"/>
-                      <w:color w:val="000000"/>
-                      <w:kern w:val="2"/>
-                      <w:szCs w:val="20"/>
-                      <w:lang w:val="en-GB"/>
-                      <w14:ligatures w14:val="standardContextual"/>
-                    </w:rPr>
-                  </w:pPr>
-                  <w:r>
-                    <w:rPr>
-                      <w:rFonts w:ascii="Ubuntu" w:hAnsi="Ubuntu" w:cstheme="minorBidi"/>
-                      <w:color w:val="000000"/>
-                      <w:lang w:val="en-US"/>
-                    </w:rPr>
-                    <w:t>Azure Databricks, PySpark, Spark, Azure Analysis Services (AAS), SQL, Azure DevOps, Visual Studio Code, Tabular Editor, DAX Studio, Snowflake, PowerShell, data mart, Power Query, Power BI Desktop, Power BI Service (Premium capacity, (shared) dataset, semantic model, workspace, apps, deployment pipeline), Python, CI/CD, Data Management</w:t>
-                  </w:r>
-                </w:p>
-                <w:p>
-                  <w:pPr>
-                    <w:autoSpaceDE w:val="0"/>
-                    <w:autoSpaceDN w:val="0"/>
-                    <w:adjustRightInd w:val="0"/>
-                    <w:spacing w:after="0" w:line="240" w:lineRule="auto"/>
-                    <w:ind w:left="0" w:firstLine="0"/>
-                    <w:rPr>
-                      <w:rFonts w:ascii="Ubuntu" w:hAnsi="Ubuntu" w:cs="Calibri"/>
-                      <w:color w:val="000000"/>
-                      <w:szCs w:val="18"/>
-                      <w:lang w:val="en-US"/>
-                    </w:rPr>
-                  </w:pPr>
-                </w:p>
-                <w:p>
-                  <w:pPr>
-                    <w:autoSpaceDE w:val="0"/>
-                    <w:autoSpaceDN w:val="0"/>
-                    <w:adjustRightInd w:val="0"/>
-                    <w:spacing w:after="0" w:line="240" w:lineRule="auto"/>
-                    <w:rPr>
-                      <w:rFonts w:ascii="Ubuntu" w:hAnsi="Ubuntu" w:cs="Calibri"/>
-                      <w:color w:val="000000"/>
-                      <w:szCs w:val="18"/>
-                      <w:lang w:val="en-US"/>
-                    </w:rPr>
-                  </w:pPr>
-                </w:p>
-                <w:p>
-                  <w:pPr>
-                    <w:shd w:val="clear" w:color="auto" w:fill="5B9BD5" w:themeFill="accent1"/>
-                    <w:autoSpaceDE w:val="0"/>
-                    <w:autoSpaceDN w:val="0"/>
-                    <w:adjustRightInd w:val="0"/>
-                    <w:spacing w:after="0" w:line="240" w:lineRule="auto"/>
-                    <w:ind w:left="0" w:firstLine="0"/>
-                    <w:contextualSpacing/>
-                    <w:rPr>
-                      <w:rStyle w:val="A0"/>
-                      <w:rFonts w:ascii="Ubuntu" w:hAnsi="Ubuntu" w:cstheme="minorHAnsi"/>
-                      <w:color w:val="FFFFFF" w:themeColor="background1"/>
-                      <w:sz w:val="20"/>
-                      <w:szCs w:val="20"/>
-                      <w:lang w:val="fr-BE"/>
-                    </w:rPr>
-                  </w:pPr>
-                  <w:r>
-                    <w:rPr>
-                      <w:rStyle w:val="A0"/>
-                      <w:rFonts w:ascii="Ubuntu" w:hAnsi="Ubuntu" w:cstheme="minorHAnsi"/>
-                      <w:color w:val="FFFFFF" w:themeColor="background1"/>
-                      <w:sz w:val="20"/>
-                      <w:szCs w:val="20"/>
-                      <w:lang w:val="fr-BE"/>
-                    </w:rPr>
-                    <w:t>BI Consultant | Baloise / Isabel / ENECO</w:t>
-                  </w:r>
-                </w:p>
-                <w:p>
-                  <w:pPr>
-                    <w:shd w:val="clear" w:color="auto" w:fill="5B9BD5" w:themeFill="accent1"/>
-                    <w:autoSpaceDE w:val="0"/>
-                    <w:autoSpaceDN w:val="0"/>
-                    <w:adjustRightInd w:val="0"/>
-                    <w:spacing w:after="0" w:line="240" w:lineRule="auto"/>
-                    <w:ind w:left="0" w:firstLine="0"/>
-                    <w:contextualSpacing/>
-                    <w:rPr>
-                      <w:rStyle w:val="A0"/>
-                      <w:rFonts w:ascii="Ubuntu" w:hAnsi="Ubuntu" w:cstheme="minorHAnsi"/>
-                      <w:i/>
-                      <w:iCs/>
-                      <w:color w:val="FFFFFF" w:themeColor="background1"/>
-                      <w:sz w:val="20"/>
-                      <w:szCs w:val="20"/>
-                      <w:lang w:val="en-GB"/>
-                    </w:rPr>
-                  </w:pPr>
-                  <w:r>
-                    <w:rPr>
-                      <w:rStyle w:val="A0"/>
-                      <w:rFonts w:ascii="Ubuntu" w:hAnsi="Ubuntu" w:cstheme="minorHAnsi"/>
-                      <w:i/>
-                      <w:iCs/>
-                      <w:color w:val="FFFFFF" w:themeColor="background1"/>
-                      <w:sz w:val="20"/>
-                      <w:szCs w:val="20"/>
-                      <w:lang w:val="en-US"/>
-                    </w:rPr>
-                    <w:t>Aug 2018– Dec 2020</w:t>
-                  </w:r>
-                </w:p>
-                <w:p>
-                  <w:pPr>
-                    <w:autoSpaceDE w:val="0"/>
-                    <w:autoSpaceDN w:val="0"/>
-                    <w:adjustRightInd w:val="0"/>
-                    <w:spacing w:after="0" w:line="240" w:lineRule="auto"/>
-                    <w:rPr>
-                      <w:rFonts w:ascii="Ubuntu" w:hAnsi="Ubuntu" w:cs="Calibri"/>
-                      <w:color w:val="000000"/>
-                      <w:szCs w:val="18"/>
-                      <w:lang w:val="en-US"/>
-                    </w:rPr>
-                  </w:pPr>
-                </w:p>
-                <w:p>
-                  <w:pPr>
-                    <w:autoSpaceDE w:val="0"/>
-                    <w:autoSpaceDN w:val="0"/>
-                    <w:adjustRightInd w:val="0"/>
-                    <w:spacing w:after="0" w:line="240" w:lineRule="auto"/>
-                    <w:ind w:left="0" w:firstLine="0"/>
-                    <w:rPr>
-                      <w:rFonts w:ascii="Ubuntu" w:hAnsi="Ubuntu" w:cs="Calibri"/>
-                      <w:color w:val="000000"/>
-                      <w:szCs w:val="18"/>
-                      <w:lang w:val="en-BE"/>
-                    </w:rPr>
-                  </w:pPr>
-                  <w:r>
-                    <w:rPr>
-                      <w:rFonts w:ascii="Ubuntu" w:hAnsi="Ubuntu" w:cs="Calibri"/>
-                      <w:b/>
-                      <w:bCs/>
-                      <w:color w:val="000000"/>
-                      <w:szCs w:val="18"/>
-                      <w:lang w:val="en-GB"/>
-                    </w:rPr>
-                    <w:t xml:space="preserve">Project </w:t>
-                  </w:r>
-                </w:p>
-                <w:p>
-                  <w:pPr>
-                    <w:autoSpaceDE w:val="0"/>
-                    <w:autoSpaceDN w:val="0"/>
-                    <w:adjustRightInd w:val="0"/>
-                    <w:spacing w:after="0" w:line="240" w:lineRule="auto"/>
-                    <w:ind w:left="0" w:firstLine="0"/>
-                    <w:rPr>
-                      <w:rFonts w:ascii="Ubuntu" w:hAnsi="Ubuntu" w:cs="Calibri"/>
-                      <w:color w:val="000000"/>
-                      <w:szCs w:val="18"/>
-                      <w:lang w:val="en-GB"/>
-                    </w:rPr>
-                  </w:pPr>
-                  <w:r>
-                    <w:rPr>
-                      <w:rFonts w:ascii="Ubuntu" w:hAnsi="Ubuntu" w:cs="Calibri"/>
-                      <w:color w:val="000000"/>
-                      <w:szCs w:val="18"/>
-                      <w:lang w:val="en-GB"/>
-                    </w:rPr>
-                    <w:t>SQL server development for</w:t>
-                  </w:r>
-                  <w:r>
-                    <w:rPr>
-                      <w:rFonts w:ascii="Ubuntu" w:hAnsi="Ubuntu" w:cs="Calibri"/>
-                      <w:b/>
-                      <w:bCs/>
-                      <w:color w:val="000000"/>
-                      <w:szCs w:val="18"/>
-                      <w:lang w:val="en-GB"/>
-                    </w:rPr>
-                    <w:t xml:space="preserve"> </w:t>
-                  </w:r>
-                  <w:r>
-                    <w:rPr>
-                      <w:rFonts w:ascii="Ubuntu" w:hAnsi="Ubuntu" w:cs="Calibri"/>
-                      <w:color w:val="000000"/>
-                      <w:szCs w:val="18"/>
-                      <w:lang w:val="en-GB"/>
-                    </w:rPr>
-                    <w:t>IFRS Project</w:t>
-                  </w:r>
-                  <w:r>
-                    <w:rPr>
-                      <w:rFonts w:ascii="Ubuntu" w:hAnsi="Ubuntu" w:cs="Calibri"/>
-                      <w:color w:val="000000"/>
-                      <w:szCs w:val="18"/>
-                      <w:lang w:val="en-GB"/>
-                    </w:rPr>
-                    <w:t xml:space="preserve"> (Baloise)</w:t>
-                  </w:r>
-                </w:p>
-                <w:p>
-                  <w:pPr>
-                    <w:spacing w:after="0" w:line="240" w:lineRule="auto"/>
-                    <w:ind w:left="0"/>
-                    <w:rPr>
-                      <w:kern w:val="2"/>
-                      <w:szCs w:val="20"/>
-                      <w:lang w:val="en-BE" w:eastAsia="en-BE"/>
-                      <w14:ligatures w14:val="standardContextual"/>
-                    </w:rPr>
-                  </w:pPr>
-                  <w:r>
-                    <w:rPr>
-                      <w:rFonts w:ascii="Ubuntu" w:hAnsi="Ubuntu"/>
-                      <w:color w:val="000000"/>
-                      <w:lang w:val="en-GB"/>
-                    </w:rPr>
-                    <w:t>Developed new data flows and enhanced existing pipelines from source systems to the enterprise DWH, supporting data marts and reporting (Isabel).</w:t>
-                  </w:r>
-                </w:p>
-                <w:p>
-                  <w:pPr>
-                    <w:spacing w:after="0" w:line="240" w:lineRule="auto"/>
-                    <w:ind w:left="0"/>
-                    <w:rPr>
-                      <w:kern w:val="2"/>
-                      <w:szCs w:val="20"/>
-                      <w:lang w:val="en-BE" w:eastAsia="en-BE"/>
-                      <w14:ligatures w14:val="standardContextual"/>
-                    </w:rPr>
-                  </w:pPr>
-                  <w:r>
-                    <w:rPr>
-                      <w:rFonts w:ascii="Ubuntu" w:hAnsi="Ubuntu"/>
-                      <w:color w:val="000000"/>
-                      <w:lang w:val="en-GB"/>
-                    </w:rPr>
-                    <w:t>Supported the Eneco BI team in resolving daily business issues raised by customers.</w:t>
-                  </w:r>
-                </w:p>
-                <w:p>
-                  <w:pPr>
-                    <w:spacing w:after="0" w:line="240" w:lineRule="auto"/>
-                    <w:ind w:left="0"/>
-                    <w:rPr>
-                      <w:kern w:val="2"/>
-                      <w:szCs w:val="20"/>
-                      <w:lang w:val="en-BE" w:eastAsia="en-BE"/>
-                      <w14:ligatures w14:val="standardContextual"/>
-                    </w:rPr>
-                  </w:pPr>
-                  <w:r>
-                    <w:rPr>
-                      <w:rFonts w:ascii="Ubuntu" w:hAnsi="Ubuntu"/>
-                      <w:color w:val="000000"/>
-                      <w:lang w:val="en-GB"/>
-                    </w:rPr>
-                    <w:t>Ensured continuity and stability of the service.</w:t>
-                  </w:r>
-                </w:p>
-                <w:p>
-                  <w:pPr>
-                    <w:autoSpaceDE w:val="0"/>
-                    <w:autoSpaceDN w:val="0"/>
-                    <w:adjustRightInd w:val="0"/>
-                    <w:spacing w:after="0" w:line="240" w:lineRule="auto"/>
-                    <w:ind w:left="0" w:firstLine="0"/>
-                    <w:rPr>
-                      <w:rFonts w:ascii="Ubuntu" w:hAnsi="Ubuntu" w:cs="Calibri"/>
-                      <w:color w:val="000000"/>
-                      <w:szCs w:val="18"/>
-                      <w:lang w:val="en-BE"/>
-                    </w:rPr>
-                  </w:pPr>
-                </w:p>
-                <w:p>
-                  <w:pPr>
-                    <w:autoSpaceDE w:val="0"/>
-                    <w:autoSpaceDN w:val="0"/>
-                    <w:adjustRightInd w:val="0"/>
-                    <w:spacing w:after="0" w:line="240" w:lineRule="auto"/>
-                    <w:ind w:left="0" w:firstLine="0"/>
-                    <w:rPr>
-                      <w:rFonts w:ascii="Ubuntu" w:hAnsi="Ubuntu" w:cs="Calibri"/>
-                      <w:b/>
-                      <w:bCs/>
-                      <w:color w:val="000000"/>
-                      <w:szCs w:val="18"/>
-                      <w:lang w:val="en-GB"/>
-                    </w:rPr>
-                  </w:pPr>
-                  <w:r>
-                    <w:rPr>
-                      <w:rFonts w:ascii="Ubuntu" w:hAnsi="Ubuntu" w:cs="Calibri"/>
-                      <w:b/>
-                      <w:bCs/>
-                      <w:color w:val="000000"/>
-                      <w:szCs w:val="18"/>
-                      <w:lang w:val="en-GB"/>
-                    </w:rPr>
-                    <w:t xml:space="preserve">Responsibilities </w:t>
-                  </w:r>
-                </w:p>
-                <w:p>
-                  <w:pPr>
-                    <w:numPr>
-                      <w:ilvl w:val="0"/>
-                      <w:numId w:val="8"/>
-                    </w:numPr>
-                    <w:autoSpaceDE w:val="0"/>
-                    <w:autoSpaceDN w:val="0"/>
-                    <w:adjustRightInd w:val="0"/>
-                    <w:spacing w:after="0" w:line="240" w:lineRule="auto"/>
-                    <w:rPr>
-                      <w:rFonts w:ascii="Ubuntu" w:hAnsi="Ubuntu" w:cs="Calibri"/>
-                      <w:color w:val="000000"/>
-                      <w:szCs w:val="18"/>
-                      <w:lang w:val="en-BE"/>
-                    </w:rPr>
-                  </w:pPr>
-                  <w:r>
-                    <w:rPr>
-                      <w:rFonts w:ascii="Ubuntu" w:hAnsi="Ubuntu" w:cs="Calibri"/>
-                      <w:color w:val="000000"/>
-                      <w:szCs w:val="18"/>
-                      <w:lang w:val="en-GB"/>
-                    </w:rPr>
-                    <w:t xml:space="preserve">Create tables and map the source tables info target </w:t>
-                  </w:r>
-                  <w:r>
-                    <w:rPr>
-                      <w:rFonts w:ascii="Ubuntu" w:hAnsi="Ubuntu" w:cs="Calibri"/>
-                      <w:color w:val="000000"/>
-                      <w:szCs w:val="18"/>
-                      <w:lang w:val="en-GB"/>
-                    </w:rPr>
-                    <w:t>tables,</w:t>
-                  </w:r>
-                  <w:r>
-                    <w:rPr>
-                      <w:rFonts w:ascii="Ubuntu" w:hAnsi="Ubuntu" w:cs="Calibri"/>
-                      <w:color w:val="000000"/>
-                      <w:szCs w:val="18"/>
-                      <w:lang w:val="en-GB"/>
-                    </w:rPr>
-                    <w:t xml:space="preserve"> using Microsoft SQL</w:t>
-                  </w:r>
-                </w:p>
-                <w:p>
-                  <w:pPr>
-                    <w:numPr>
-                      <w:ilvl w:val="0"/>
-                      <w:numId w:val="8"/>
-                    </w:numPr>
-                    <w:autoSpaceDE w:val="0"/>
-                    <w:autoSpaceDN w:val="0"/>
-                    <w:adjustRightInd w:val="0"/>
-                    <w:spacing w:after="0" w:line="240" w:lineRule="auto"/>
-                    <w:rPr>
-                      <w:rFonts w:ascii="Ubuntu" w:hAnsi="Ubuntu" w:cs="Calibri"/>
-                      <w:color w:val="000000"/>
-                      <w:szCs w:val="18"/>
-                      <w:lang w:val="en-BE"/>
-                    </w:rPr>
-                  </w:pPr>
-                  <w:r>
-                    <w:rPr>
-                      <w:rFonts w:ascii="Ubuntu" w:hAnsi="Ubuntu" w:cs="Calibri"/>
-                      <w:color w:val="000000"/>
-                      <w:szCs w:val="18"/>
-                      <w:lang w:val="en-GB"/>
-                    </w:rPr>
-                    <w:t>Close collaboration with the application architect to realize the best solution in every context</w:t>
-                  </w:r>
-                </w:p>
-                <w:p>
-                  <w:pPr>
-                    <w:numPr>
-                      <w:ilvl w:val="0"/>
-                      <w:numId w:val="8"/>
-                    </w:numPr>
-                    <w:autoSpaceDE w:val="0"/>
-                    <w:autoSpaceDN w:val="0"/>
-                    <w:adjustRightInd w:val="0"/>
-                    <w:spacing w:after="0" w:line="240" w:lineRule="auto"/>
-                    <w:rPr>
-                      <w:rFonts w:ascii="Ubuntu" w:hAnsi="Ubuntu" w:cs="Calibri"/>
-                      <w:color w:val="000000"/>
-                      <w:szCs w:val="18"/>
-                      <w:lang w:val="en-BE"/>
-                    </w:rPr>
-                  </w:pPr>
-                  <w:r>
-                    <w:rPr>
-                      <w:rFonts w:ascii="Ubuntu" w:hAnsi="Ubuntu" w:cs="Calibri"/>
-                      <w:color w:val="000000"/>
-                      <w:szCs w:val="18"/>
-                      <w:lang w:val="en-GB"/>
-                    </w:rPr>
-                    <w:t>Respect the quality guidelines, best practices, budget and scope</w:t>
-                  </w:r>
-                </w:p>
-                <w:p>
-                  <w:pPr>
-                    <w:numPr>
-                      <w:ilvl w:val="0"/>
-                      <w:numId w:val="8"/>
-                    </w:numPr>
-                    <w:autoSpaceDE w:val="0"/>
-                    <w:autoSpaceDN w:val="0"/>
-                    <w:adjustRightInd w:val="0"/>
-                    <w:spacing w:after="0" w:line="240" w:lineRule="auto"/>
-                    <w:rPr>
-                      <w:rFonts w:ascii="Ubuntu" w:hAnsi="Ubuntu" w:cs="Calibri"/>
-                      <w:color w:val="000000"/>
-                      <w:szCs w:val="18"/>
-                      <w:lang w:val="en-BE"/>
-                    </w:rPr>
-                  </w:pPr>
-                  <w:r>
-                    <w:rPr>
-                      <w:rFonts w:ascii="Ubuntu" w:hAnsi="Ubuntu" w:cs="Calibri"/>
-                      <w:color w:val="000000"/>
-                      <w:szCs w:val="18"/>
-                      <w:lang w:val="en-GB"/>
-                    </w:rPr>
-                    <w:t>Respect and challenge the design and development guidelines</w:t>
-                  </w:r>
-                </w:p>
-                <w:p>
-                  <w:pPr>
-                    <w:numPr>
-                      <w:ilvl w:val="0"/>
-                      <w:numId w:val="8"/>
-                    </w:numPr>
-                    <w:autoSpaceDE w:val="0"/>
-                    <w:autoSpaceDN w:val="0"/>
-                    <w:adjustRightInd w:val="0"/>
-                    <w:spacing w:after="0" w:line="240" w:lineRule="auto"/>
-                    <w:rPr>
-                      <w:rFonts w:ascii="Ubuntu" w:hAnsi="Ubuntu" w:cs="Calibri"/>
-                      <w:color w:val="000000"/>
-                      <w:szCs w:val="18"/>
-                      <w:lang w:val="en-BE"/>
-                    </w:rPr>
-                  </w:pPr>
-                  <w:r>
-                    <w:rPr>
-                      <w:rFonts w:ascii="Ubuntu" w:hAnsi="Ubuntu" w:cs="Calibri"/>
-                      <w:color w:val="000000"/>
-                      <w:szCs w:val="18"/>
-                      <w:lang w:val="en-GB"/>
-                    </w:rPr>
-                    <w:t>Document the programs</w:t>
-                  </w:r>
-                </w:p>
-                <w:p>
-                  <w:pPr>
-                    <w:numPr>
-                      <w:ilvl w:val="0"/>
-                      <w:numId w:val="8"/>
-                    </w:numPr>
-                    <w:autoSpaceDE w:val="0"/>
-                    <w:autoSpaceDN w:val="0"/>
-                    <w:adjustRightInd w:val="0"/>
-                    <w:spacing w:after="0" w:line="240" w:lineRule="auto"/>
-                    <w:rPr>
-                      <w:rFonts w:ascii="Ubuntu" w:hAnsi="Ubuntu" w:cs="Calibri"/>
-                      <w:color w:val="000000"/>
-                      <w:szCs w:val="18"/>
-                      <w:lang w:val="en-BE"/>
-                    </w:rPr>
-                  </w:pPr>
-                  <w:r>
-                    <w:rPr>
-                      <w:rFonts w:ascii="Ubuntu" w:hAnsi="Ubuntu" w:cs="Calibri"/>
-                      <w:color w:val="000000"/>
-                      <w:szCs w:val="18"/>
-                      <w:lang w:val="en-GB"/>
-                    </w:rPr>
-                    <w:t>Develop Power BI reports</w:t>
-                  </w:r>
-                </w:p>
-                <w:p>
-                  <w:pPr>
-                    <w:numPr>
-                      <w:ilvl w:val="0"/>
-                      <w:numId w:val="6"/>
-                    </w:numPr>
-                    <w:autoSpaceDE w:val="0"/>
-                    <w:autoSpaceDN w:val="0"/>
-                    <w:adjustRightInd w:val="0"/>
-                    <w:spacing w:after="0" w:line="240" w:lineRule="auto"/>
-                    <w:rPr>
-                      <w:rFonts w:ascii="Ubuntu" w:hAnsi="Ubuntu" w:cs="Calibri"/>
-                      <w:color w:val="000000"/>
-                      <w:szCs w:val="18"/>
-                      <w:lang w:val="en-BE"/>
-                    </w:rPr>
-                  </w:pPr>
-                  <w:r>
-                    <w:rPr>
-                      <w:rFonts w:ascii="Ubuntu" w:hAnsi="Ubuntu" w:cs="Calibri"/>
-                      <w:color w:val="000000"/>
-                      <w:szCs w:val="18"/>
-                      <w:lang w:val="en-GB"/>
-                    </w:rPr>
-                    <w:t>Write SQL queries to support business needs</w:t>
-                  </w:r>
-                </w:p>
-                <w:p>
-                  <w:pPr>
-                    <w:numPr>
-                      <w:ilvl w:val="0"/>
-                      <w:numId w:val="6"/>
-                    </w:numPr>
-                    <w:autoSpaceDE w:val="0"/>
-                    <w:autoSpaceDN w:val="0"/>
-                    <w:adjustRightInd w:val="0"/>
-                    <w:spacing w:after="0" w:line="240" w:lineRule="auto"/>
-                    <w:rPr>
-                      <w:rFonts w:ascii="Ubuntu" w:hAnsi="Ubuntu" w:cs="Calibri"/>
-                      <w:color w:val="000000"/>
-                      <w:szCs w:val="18"/>
-                      <w:lang w:val="en-BE"/>
-                    </w:rPr>
-                  </w:pPr>
-                  <w:r>
-                    <w:rPr>
-                      <w:rFonts w:ascii="Ubuntu" w:hAnsi="Ubuntu" w:cs="Calibri"/>
-                      <w:color w:val="000000"/>
-                      <w:szCs w:val="18"/>
-                      <w:lang w:val="en-GB"/>
-                    </w:rPr>
-                    <w:t>Develop, adjust and test SSRS-Rapports</w:t>
-                  </w:r>
-                </w:p>
-                <w:p>
-                  <w:pPr>
-                    <w:numPr>
-                      <w:ilvl w:val="0"/>
-                      <w:numId w:val="6"/>
-                    </w:numPr>
-                    <w:autoSpaceDE w:val="0"/>
-                    <w:autoSpaceDN w:val="0"/>
-                    <w:adjustRightInd w:val="0"/>
-                    <w:spacing w:after="0" w:line="240" w:lineRule="auto"/>
-                    <w:rPr>
-                      <w:rFonts w:ascii="Ubuntu" w:hAnsi="Ubuntu" w:cs="Calibri"/>
-                      <w:color w:val="000000"/>
-                      <w:szCs w:val="18"/>
-                      <w:lang w:val="en-BE"/>
-                    </w:rPr>
-                  </w:pPr>
-                  <w:r>
-                    <w:rPr>
-                      <w:rFonts w:ascii="Ubuntu" w:hAnsi="Ubuntu" w:cs="Calibri"/>
-                      <w:color w:val="000000"/>
-                      <w:szCs w:val="18"/>
-                      <w:lang w:val="en-GB"/>
-                    </w:rPr>
-                    <w:t>Test and adjust SSIS-Packages</w:t>
-                  </w:r>
-                </w:p>
-                <w:p>
-                  <w:pPr>
-                    <w:numPr>
-                      <w:ilvl w:val="0"/>
-                      <w:numId w:val="6"/>
-                    </w:numPr>
-                    <w:autoSpaceDE w:val="0"/>
-                    <w:autoSpaceDN w:val="0"/>
-                    <w:adjustRightInd w:val="0"/>
-                    <w:spacing w:after="0" w:line="240" w:lineRule="auto"/>
-                    <w:rPr>
-                      <w:rFonts w:ascii="Ubuntu" w:hAnsi="Ubuntu" w:cs="Calibri"/>
-                      <w:color w:val="000000"/>
-                      <w:szCs w:val="18"/>
-                      <w:lang w:val="en-BE"/>
-                    </w:rPr>
-                  </w:pPr>
-                  <w:r>
-                    <w:rPr>
-                      <w:rFonts w:ascii="Ubuntu" w:hAnsi="Ubuntu" w:cs="Calibri"/>
-                      <w:color w:val="000000"/>
-                      <w:szCs w:val="18"/>
-                      <w:lang w:val="en-GB"/>
-                    </w:rPr>
-                    <w:t>Combine big Excel Files and Big Flat files as input for complex business logics to generate excel reports and flat files</w:t>
-                  </w:r>
-                </w:p>
-                <w:p>
-                  <w:pPr>
-                    <w:numPr>
-                      <w:ilvl w:val="0"/>
-                      <w:numId w:val="6"/>
-                    </w:numPr>
-                    <w:autoSpaceDE w:val="0"/>
-                    <w:autoSpaceDN w:val="0"/>
-                    <w:adjustRightInd w:val="0"/>
-                    <w:spacing w:after="0" w:line="240" w:lineRule="auto"/>
-                    <w:rPr>
-                      <w:rFonts w:ascii="Ubuntu" w:hAnsi="Ubuntu" w:cs="Calibri"/>
-                      <w:color w:val="000000"/>
-                      <w:szCs w:val="18"/>
-                      <w:lang w:val="en-BE"/>
-                    </w:rPr>
-                  </w:pPr>
-                  <w:r>
-                    <w:rPr>
-                      <w:rFonts w:ascii="Ubuntu" w:hAnsi="Ubuntu" w:cs="Calibri"/>
-                      <w:color w:val="000000"/>
-                      <w:szCs w:val="18"/>
-                      <w:lang w:val="en-GB"/>
-                    </w:rPr>
-                    <w:t>Analyse</w:t>
-                  </w:r>
-                  <w:r>
-                    <w:rPr>
-                      <w:rFonts w:ascii="Ubuntu" w:hAnsi="Ubuntu" w:cs="Calibri"/>
-                      <w:color w:val="000000"/>
-                      <w:szCs w:val="18"/>
-                      <w:lang w:val="en-GB"/>
-                    </w:rPr>
-                    <w:t xml:space="preserve"> the data from the security Database (loaded from security check points)</w:t>
+                    <w:t>Analyse the data from the security Database (loaded from security check points)</w:t>
                   </w:r>
                 </w:p>
                 <w:p>
@@ -7567,7 +7551,10 @@
           <w:sdt>
             <w:sdtPr>
               <w:rPr>
-                <w:rFonts w:ascii="Ubuntu" w:hAnsi="Ubuntu"/>
+                <w:rFonts w:ascii="Ubuntu" w:eastAsia="Verdana" w:hAnsi="Ubuntu"/>
+                <w:color w:val="181717"/>
+                <w:sz w:val="20"/>
+                <w:szCs w:val="22"/>
                 <w:lang w:val="en-US"/>
               </w:rPr>
               <w:alias w:val="CertificationInfo"/>
@@ -7577,14 +7564,6 @@
                 <w:docPart w:val="D183E09EF96B4E68A570C7633CC0456E"/>
               </w:placeholder>
             </w:sdtPr>
-            <w:sdtEndPr>
-              <w:rPr>
-                <w:rFonts w:eastAsia="Verdana"/>
-                <w:color w:val="181717"/>
-                <w:sz w:val="20"/>
-                <w:szCs w:val="22"/>
-              </w:rPr>
-            </w:sdtEndPr>
             <w:sdtContent>
               <w:p>
                 <w:pPr>
@@ -7890,6 +7869,10 @@
               <w:sdt>
                 <w:sdtPr>
                   <w:rPr>
+                    <w:b/>
+                    <w:bCs/>
+                    <w:color w:val="000000"/>
+                    <w:sz w:val="22"/>
                     <w:lang w:val="en-US"/>
                   </w:rPr>
                   <w:alias w:val="TrainingInfo"/>
@@ -8368,6 +8351,7 @@
                     <w:rPr>
                       <w:rFonts w:cs="Tahoma"/>
                       <w:szCs w:val="18"/>
+                      <w:lang w:val="en-GB"/>
                     </w:rPr>
                     <w:t>2025</w:t>
                   </w:r>
@@ -13009,7 +12993,16 @@
               <w:color w:val="FFFEFD"/>
               <w:sz w:val="42"/>
             </w:rPr>
-            <w:t>Curriculum Vitae</w:t>
+            <w:t xml:space="preserve">Curriculum </w:t>
+          </w:r>
+          <w:r>
+            <w:rPr>
+              <w:rFonts w:ascii="Ubuntu" w:hAnsi="Ubuntu" w:cstheme="minorHAnsi"/>
+              <w:b/>
+              <w:color w:val="FFFEFD"/>
+              <w:sz w:val="42"/>
+            </w:rPr>
+            <w:t>Vitae</w:t>
           </w:r>
         </w:p>
       </w:tc>
@@ -15395,6 +15388,7 @@
   <w:style w:type="character" w:default="1" w:styleId="DefaultParagraphFont">
     <w:name w:val="Default Paragraph Font"/>
     <w:uiPriority w:val="1"/>
+    <w:semiHidden/>
     <w:unhideWhenUsed/>
   </w:style>
   <w:style w:type="table" w:default="1" w:styleId="TableNormal">
@@ -16645,8 +16639,10 @@
   <w:rsids>
     <w:rsidRoot w:val="00114AF3"/>
     <w:rsid w:val="00114AF3"/>
+    <w:rsid w:val="009B2C34"/>
     <w:rsid w:val="00AD3444"/>
     <w:rsid w:val="00D27549"/>
+    <w:rsid w:val="00F21204"/>
   </w:rsids>
   <m:mathPr>
     <m:mathFont m:val="Cambria Math"/>
@@ -17123,28 +17119,8 @@
     <w:name w:val="430C8ED61C85461480073BB51EC7A89C"/>
     <w:rsid w:val="00114AF3"/>
   </w:style>
-  <w:style w:type="paragraph" w:customStyle="1" w:styleId="1495B1AC36DD4F2FBCFCCA33B2BFB7D6">
-    <w:name w:val="1495B1AC36DD4F2FBCFCCA33B2BFB7D6"/>
-    <w:rsid w:val="00114AF3"/>
-  </w:style>
-  <w:style w:type="paragraph" w:customStyle="1" w:styleId="35E815792A204F31989450740BC823FB">
-    <w:name w:val="35E815792A204F31989450740BC823FB"/>
-    <w:rsid w:val="00114AF3"/>
-  </w:style>
-  <w:style w:type="paragraph" w:customStyle="1" w:styleId="42704157680A4B27A0C1216FD8E71488">
-    <w:name w:val="42704157680A4B27A0C1216FD8E71488"/>
-    <w:rsid w:val="00114AF3"/>
-  </w:style>
-  <w:style w:type="paragraph" w:customStyle="1" w:styleId="908223BEDE5D445EAF814EF8C327AF3D">
-    <w:name w:val="908223BEDE5D445EAF814EF8C327AF3D"/>
-    <w:rsid w:val="00114AF3"/>
-  </w:style>
   <w:style w:type="paragraph" w:customStyle="1" w:styleId="90712CDCD80947118B7EF6901E669839">
     <w:name w:val="90712CDCD80947118B7EF6901E669839"/>
-    <w:rsid w:val="00114AF3"/>
-  </w:style>
-  <w:style w:type="paragraph" w:customStyle="1" w:styleId="C812FE3B0AA14C16AD875A0520E0C35B">
-    <w:name w:val="C812FE3B0AA14C16AD875A0520E0C35B"/>
     <w:rsid w:val="00114AF3"/>
   </w:style>
   <w:style w:type="paragraph" w:customStyle="1" w:styleId="A8408B931B324F17A5CD5C7F2B7BFB1B">
@@ -17173,26 +17149,6 @@
   </w:style>
   <w:style w:type="paragraph" w:customStyle="1" w:styleId="1237A99251464A5D9CC716E242AB0662">
     <w:name w:val="1237A99251464A5D9CC716E242AB0662"/>
-    <w:rsid w:val="00114AF3"/>
-  </w:style>
-  <w:style w:type="paragraph" w:customStyle="1" w:styleId="DB150758A6824F2C8C20C0C31C132844">
-    <w:name w:val="DB150758A6824F2C8C20C0C31C132844"/>
-    <w:rsid w:val="00114AF3"/>
-  </w:style>
-  <w:style w:type="paragraph" w:customStyle="1" w:styleId="14109E2D009143DEA0D3A5F1FE3EE282">
-    <w:name w:val="14109E2D009143DEA0D3A5F1FE3EE282"/>
-    <w:rsid w:val="00114AF3"/>
-  </w:style>
-  <w:style w:type="paragraph" w:customStyle="1" w:styleId="0C53EF6BEE23450E8B955DC6EE8CED92">
-    <w:name w:val="0C53EF6BEE23450E8B955DC6EE8CED92"/>
-    <w:rsid w:val="00114AF3"/>
-  </w:style>
-  <w:style w:type="paragraph" w:customStyle="1" w:styleId="8D3EC34730B24F9292B906AAB8AFEF37">
-    <w:name w:val="8D3EC34730B24F9292B906AAB8AFEF37"/>
-    <w:rsid w:val="00114AF3"/>
-  </w:style>
-  <w:style w:type="paragraph" w:customStyle="1" w:styleId="8AFC7B919BC24955937750A104B3FE19">
-    <w:name w:val="8AFC7B919BC24955937750A104B3FE19"/>
     <w:rsid w:val="00114AF3"/>
   </w:style>
   <w:style w:type="paragraph" w:customStyle="1" w:styleId="772E69AB59EA4839B1816E2B7A013376">
@@ -17489,6 +17445,19 @@
 </file>
 
 <file path=customXml/item2.xml><?xml version="1.0" encoding="utf-8"?>
+<?mso-contentType ?>
+<FormTemplates xmlns="http://schemas.microsoft.com/sharepoint/v3/contenttype/forms">
+  <Display>DocumentLibraryForm</Display>
+  <Edit>DocumentLibraryForm</Edit>
+  <New>DocumentLibraryForm</New>
+</FormTemplates>
+</file>
+
+<file path=customXml/item3.xml><?xml version="1.0" encoding="utf-8"?>
+<b:Sources xmlns:b="http://schemas.openxmlformats.org/officeDocument/2006/bibliography" xmlns="http://schemas.openxmlformats.org/officeDocument/2006/bibliography" SelectedStyle="\APA.XSL" StyleName="APA"/>
+</file>
+
+<file path=customXml/item4.xml><?xml version="1.0" encoding="utf-8"?>
 <ct:contentTypeSchema xmlns:ct="http://schemas.microsoft.com/office/2006/metadata/contentType" xmlns:ma="http://schemas.microsoft.com/office/2006/metadata/properties/metaAttributes" ct:_="" ma:_="" ma:contentTypeName="Document" ma:contentTypeID="0x010100173B487EBEF0CE489666CC2AEAB0A063" ma:contentTypeVersion="8" ma:contentTypeDescription="Crée un document." ma:contentTypeScope="" ma:versionID="ffe7dab168df471bf6f38ab878f7e2ea">
   <xsd:schema xmlns:xsd="http://www.w3.org/2001/XMLSchema" xmlns:xs="http://www.w3.org/2001/XMLSchema" xmlns:p="http://schemas.microsoft.com/office/2006/metadata/properties" xmlns:ns2="5e3612c1-2783-4ad0-9061-5fb33465038b" xmlns:ns3="7adf87fc-fc86-4f31-aed0-798d7c561cbe" targetNamespace="http://schemas.microsoft.com/office/2006/metadata/properties" ma:root="true" ma:fieldsID="77be104a7ebd2ea43a8afb37b597442f" ns2:_="" ns3:_="">
     <xsd:import namespace="5e3612c1-2783-4ad0-9061-5fb33465038b"/>
@@ -17679,19 +17648,6 @@
 </ct:contentTypeSchema>
 </file>
 
-<file path=customXml/item3.xml><?xml version="1.0" encoding="utf-8"?>
-<b:Sources xmlns:b="http://schemas.openxmlformats.org/officeDocument/2006/bibliography" xmlns="http://schemas.openxmlformats.org/officeDocument/2006/bibliography" SelectedStyle="\APA.XSL" StyleName="APA"/>
-</file>
-
-<file path=customXml/item4.xml><?xml version="1.0" encoding="utf-8"?>
-<?mso-contentType ?>
-<FormTemplates xmlns="http://schemas.microsoft.com/sharepoint/v3/contenttype/forms">
-  <Display>DocumentLibraryForm</Display>
-  <Edit>DocumentLibraryForm</Edit>
-  <New>DocumentLibraryForm</New>
-</FormTemplates>
-</file>
-
 <file path=customXml/itemProps1.xml><?xml version="1.0" encoding="utf-8"?>
 <ds:datastoreItem xmlns:ds="http://schemas.openxmlformats.org/officeDocument/2006/customXml" ds:itemID="{6C77442A-354B-40AC-B9F0-5AC8F3573B49}">
   <ds:schemaRefs>
@@ -17702,6 +17658,22 @@
 </file>
 
 <file path=customXml/itemProps2.xml><?xml version="1.0" encoding="utf-8"?>
+<ds:datastoreItem xmlns:ds="http://schemas.openxmlformats.org/officeDocument/2006/customXml" ds:itemID="{835107E2-4A29-4CB2-A806-DED890EF8A6C}">
+  <ds:schemaRefs>
+    <ds:schemaRef ds:uri="http://schemas.microsoft.com/sharepoint/v3/contenttype/forms"/>
+  </ds:schemaRefs>
+</ds:datastoreItem>
+</file>
+
+<file path=customXml/itemProps3.xml><?xml version="1.0" encoding="utf-8"?>
+<ds:datastoreItem xmlns:ds="http://schemas.openxmlformats.org/officeDocument/2006/customXml" ds:itemID="{14C390A6-636E-4F47-8F44-DD520B40711F}">
+  <ds:schemaRefs>
+    <ds:schemaRef ds:uri="http://schemas.openxmlformats.org/officeDocument/2006/bibliography"/>
+  </ds:schemaRefs>
+</ds:datastoreItem>
+</file>
+
+<file path=customXml/itemProps4.xml><?xml version="1.0" encoding="utf-8"?>
 <ds:datastoreItem xmlns:ds="http://schemas.openxmlformats.org/officeDocument/2006/customXml" ds:itemID="{D1516A4E-5519-4126-A051-924FB5299FD3}">
   <ds:schemaRefs>
     <ds:schemaRef ds:uri="http://schemas.microsoft.com/office/2006/metadata/contentType"/>
@@ -17718,20 +17690,4 @@
     <ds:schemaRef ds:uri="http://schemas.microsoft.com/internal/obd"/>
   </ds:schemaRefs>
 </ds:datastoreItem>
-</file>
-
-<file path=customXml/itemProps3.xml><?xml version="1.0" encoding="utf-8"?>
-<ds:datastoreItem xmlns:ds="http://schemas.openxmlformats.org/officeDocument/2006/customXml" ds:itemID="{14C390A6-636E-4F47-8F44-DD520B40711F}">
-  <ds:schemaRefs>
-    <ds:schemaRef ds:uri="http://schemas.openxmlformats.org/officeDocument/2006/bibliography"/>
-  </ds:schemaRefs>
-</ds:datastoreItem>
-</file>
-
-<file path=customXml/itemProps4.xml><?xml version="1.0" encoding="utf-8"?>
-<ds:datastoreItem xmlns:ds="http://schemas.openxmlformats.org/officeDocument/2006/customXml" ds:itemID="{835107E2-4A29-4CB2-A806-DED890EF8A6C}">
-  <ds:schemaRefs>
-    <ds:schemaRef ds:uri="http://schemas.microsoft.com/sharepoint/v3/contenttype/forms"/>
-  </ds:schemaRefs>
-</ds:datastoreItem>
 </file>